--- a/05-数字电路/03-单片机及嵌入式接口/掉电检测电路/掉电检测电路.docx
+++ b/05-数字电路/03-单片机及嵌入式接口/掉电检测电路/掉电检测电路.docx
@@ -2854,6 +2854,20 @@
     </w:p>
     <w:bookmarkEnd w:id="26"/>
     <w:bookmarkEnd w:id="27"/>
+    <w:p>
+      <w:pPr>
+        <w:spacing w:before="360"/>
+        <w:jc w:val="center"/>
+      </w:pPr>
+      <w:r>
+        <w:rPr>
+          <w:rFonts w:ascii="Times New Roman" w:hAnsi="Times New Roman"/>
+          <w:color w:val="555555"/>
+          <w:sz w:val="21"/>
+        </w:rPr>
+        <w:t>材料收集者：杜文杰</w:t>
+      </w:r>
+    </w:p>
     <w:sectPr>
       <w:headerReference r:id="rId9" w:type="default"/>
       <w:footerReference r:id="rId10" w:type="default"/>

--- a/05-数字电路/03-单片机及嵌入式接口/掉电检测电路/掉电检测电路.docx
+++ b/05-数字电路/03-单片机及嵌入式接口/掉电检测电路/掉电检测电路.docx
@@ -1,6 +1,6 @@
 
 <file path=word/document.xml><?xml version="1.0" encoding="utf-8"?>
-<w:document xmlns:w="http://schemas.openxmlformats.org/wordprocessingml/2006/main" xmlns:m="http://schemas.openxmlformats.org/officeDocument/2006/math" xmlns:r="http://schemas.openxmlformats.org/officeDocument/2006/relationships" xmlns:o="urn:schemas-microsoft-com:office:office" xmlns:v="urn:schemas-microsoft-com:vml" xmlns:w10="urn:schemas-microsoft-com:office:word" xmlns:a="http://schemas.openxmlformats.org/drawingml/2006/main" xmlns:pic="http://schemas.openxmlformats.org/drawingml/2006/picture" xmlns:wp="http://schemas.openxmlformats.org/drawingml/2006/wordprocessingDrawing">
+<w:document xmlns:m="http://schemas.openxmlformats.org/officeDocument/2006/math" xmlns:r="http://schemas.openxmlformats.org/officeDocument/2006/relationships" xmlns:w="http://schemas.openxmlformats.org/wordprocessingml/2006/main" xmlns:o="urn:schemas-microsoft-com:office:office" xmlns:v="urn:schemas-microsoft-com:vml" xmlns:w10="urn:schemas-microsoft-com:office:word" xmlns:a="http://schemas.openxmlformats.org/drawingml/2006/main" xmlns:pic="http://schemas.openxmlformats.org/drawingml/2006/picture" xmlns:wp="http://schemas.openxmlformats.org/drawingml/2006/wordprocessingDrawing">
   <w:body>
     <w:bookmarkStart w:id="27" w:name="掉电检测电路"/>
     <w:p>
@@ -9,7 +9,7 @@
       </w:pPr>
       <w:r>
         <w:rPr>
-          <w:rFonts w:hint="eastAsia"/>
+          <w:rFonts w:hint="eastAsia" w:eastAsia="黑体"/>
         </w:rPr>
         <w:t xml:space="preserve">掉电检测电路</w:t>
       </w:r>
@@ -21,7 +21,7 @@
       </w:pPr>
       <w:r>
         <w:rPr>
-          <w:rFonts w:hint="eastAsia"/>
+          <w:rFonts w:hint="eastAsia" w:eastAsia="黑体"/>
         </w:rPr>
         <w:t xml:space="preserve">拓扑描述</w:t>
       </w:r>
@@ -32,16 +32,19 @@
       </w:pPr>
       <w:r>
         <w:rPr>
-          <w:rFonts w:hint="eastAsia"/>
+          <w:rFonts w:hint="eastAsia" w:eastAsia="黑体"/>
         </w:rPr>
         <w:t xml:space="preserve">由</w:t>
       </w:r>
       <w:r>
+        <w:rPr>
+          <w:rFonts w:eastAsia="黑体"/>
+        </w:rPr>
         <w:t xml:space="preserve"> </w:t>
       </w:r>
       <w:r>
         <w:rPr>
-          <w:rFonts w:hint="eastAsia"/>
+          <w:rFonts w:hint="eastAsia" w:eastAsia="黑体"/>
           <w:b/>
           <w:bCs/>
         </w:rPr>
@@ -49,6 +52,7 @@
       </w:r>
       <w:r>
         <w:rPr>
+          <w:rFonts w:eastAsia="黑体"/>
           <w:b/>
           <w:bCs/>
         </w:rPr>
@@ -56,7 +60,7 @@
       </w:r>
       <w:r>
         <w:rPr>
-          <w:rFonts w:hint="eastAsia"/>
+          <w:rFonts w:hint="eastAsia" w:eastAsia="黑体"/>
           <w:b/>
           <w:bCs/>
         </w:rPr>
@@ -64,6 +68,7 @@
       </w:r>
       <w:r>
         <w:rPr>
+          <w:rFonts w:eastAsia="黑体"/>
           <w:b/>
           <w:bCs/>
         </w:rPr>
@@ -71,7 +76,7 @@
       </w:r>
       <w:r>
         <w:rPr>
-          <w:rFonts w:hint="eastAsia"/>
+          <w:rFonts w:hint="eastAsia" w:eastAsia="黑体"/>
           <w:b/>
           <w:bCs/>
         </w:rPr>
@@ -79,16 +84,19 @@
       </w:r>
       <w:r>
         <w:rPr>
-          <w:rFonts w:hint="eastAsia"/>
+          <w:rFonts w:hint="eastAsia" w:eastAsia="黑体"/>
         </w:rPr>
         <w:t xml:space="preserve">、可选</w:t>
       </w:r>
       <w:r>
+        <w:rPr>
+          <w:rFonts w:eastAsia="黑体"/>
+        </w:rPr>
         <w:t xml:space="preserve"> </w:t>
       </w:r>
       <w:r>
         <w:rPr>
-          <w:rFonts w:hint="eastAsia"/>
+          <w:rFonts w:hint="eastAsia" w:eastAsia="黑体"/>
           <w:b/>
           <w:bCs/>
         </w:rPr>
@@ -96,24 +104,31 @@
       </w:r>
       <w:r>
         <w:rPr>
-          <w:rFonts w:hint="eastAsia"/>
+          <w:rFonts w:hint="eastAsia" w:eastAsia="黑体"/>
         </w:rPr>
         <w:t xml:space="preserve">（如</w:t>
       </w:r>
       <w:r>
+        <w:rPr>
+          <w:rFonts w:eastAsia="黑体"/>
+        </w:rPr>
         <w:t xml:space="preserve"> </w:t>
       </w:r>
       <w:r>
         <w:rPr>
-          <w:rFonts w:hint="eastAsia"/>
+          <w:rFonts w:hint="eastAsia" w:eastAsia="黑体"/>
         </w:rPr>
         <w:t xml:space="preserve">TL431、LM393）与</w:t>
       </w:r>
       <w:r>
+        <w:rPr>
+          <w:rFonts w:eastAsia="黑体"/>
+        </w:rPr>
         <w:t xml:space="preserve"> </w:t>
       </w:r>
       <w:r>
         <w:rPr>
+          <w:rFonts w:eastAsia="黑体"/>
           <w:b/>
           <w:bCs/>
         </w:rPr>
@@ -121,7 +136,7 @@
       </w:r>
       <w:r>
         <w:rPr>
-          <w:rFonts w:hint="eastAsia"/>
+          <w:rFonts w:hint="eastAsia" w:eastAsia="黑体"/>
           <w:b/>
           <w:bCs/>
         </w:rPr>
@@ -129,6 +144,7 @@
       </w:r>
       <w:r>
         <w:rPr>
+          <w:rFonts w:eastAsia="黑体"/>
           <w:b/>
           <w:bCs/>
         </w:rPr>
@@ -136,27 +152,33 @@
       </w:r>
       <w:r>
         <w:rPr>
-          <w:rFonts w:hint="eastAsia"/>
+          <w:rFonts w:hint="eastAsia" w:eastAsia="黑体"/>
           <w:b/>
           <w:bCs/>
         </w:rPr>
         <w:t xml:space="preserve">输入或比较器输入端</w:t>
       </w:r>
       <w:r>
+        <w:rPr>
+          <w:rFonts w:eastAsia="黑体"/>
+        </w:rPr>
         <w:t xml:space="preserve"> </w:t>
       </w:r>
       <w:r>
         <w:rPr>
-          <w:rFonts w:hint="eastAsia"/>
+          <w:rFonts w:hint="eastAsia" w:eastAsia="黑体"/>
         </w:rPr>
         <w:t xml:space="preserve">组成，电源上可并</w:t>
       </w:r>
       <w:r>
+        <w:rPr>
+          <w:rFonts w:eastAsia="黑体"/>
+        </w:rPr>
         <w:t xml:space="preserve"> </w:t>
       </w:r>
       <w:r>
         <w:rPr>
-          <w:rFonts w:hint="eastAsia"/>
+          <w:rFonts w:hint="eastAsia" w:eastAsia="黑体"/>
           <w:b/>
           <w:bCs/>
         </w:rPr>
@@ -164,32 +186,39 @@
       </w:r>
       <w:r>
         <w:rPr>
+          <w:rFonts w:eastAsia="黑体"/>
           <w:b/>
           <w:bCs/>
         </w:rPr>
         <w:t xml:space="preserve"> C</w:t>
       </w:r>
       <w:r>
+        <w:rPr>
+          <w:rFonts w:eastAsia="黑体"/>
+        </w:rPr>
         <w:t xml:space="preserve"> </w:t>
       </w:r>
       <w:r>
         <w:rPr>
-          <w:rFonts w:hint="eastAsia"/>
+          <w:rFonts w:hint="eastAsia" w:eastAsia="黑体"/>
         </w:rPr>
         <w:t xml:space="preserve">保证掉电后仍能执行保存操作。电路共有</w:t>
       </w:r>
       <w:r>
+        <w:rPr>
+          <w:rFonts w:eastAsia="黑体"/>
+        </w:rPr>
         <w:t xml:space="preserve"> 4 </w:t>
       </w:r>
       <w:r>
         <w:rPr>
-          <w:rFonts w:hint="eastAsia"/>
+          <w:rFonts w:hint="eastAsia" w:eastAsia="黑体"/>
         </w:rPr>
         <w:t xml:space="preserve">个关键节点：</w:t>
       </w:r>
       <w:r>
         <w:rPr>
-          <w:rFonts w:hint="eastAsia"/>
+          <w:rFonts w:hint="eastAsia" w:eastAsia="黑体"/>
           <w:b/>
           <w:bCs/>
         </w:rPr>
@@ -197,6 +226,7 @@
       </w:r>
       <w:r>
         <w:rPr>
+          <w:rFonts w:eastAsia="黑体"/>
           <w:b/>
           <w:bCs/>
         </w:rPr>
@@ -204,7 +234,7 @@
       </w:r>
       <w:r>
         <w:rPr>
-          <w:rFonts w:hint="eastAsia"/>
+          <w:rFonts w:hint="eastAsia" w:eastAsia="黑体"/>
           <w:b/>
           <w:bCs/>
         </w:rPr>
@@ -212,7 +242,7 @@
       </w:r>
       <w:r>
         <w:rPr>
-          <w:rFonts w:hint="eastAsia"/>
+          <w:rFonts w:hint="eastAsia" w:eastAsia="黑体"/>
         </w:rPr>
         <w:t xml:space="preserve">（</w:t>
       </w:r>
@@ -234,17 +264,20 @@
         </m:sSub>
       </m:oMath>
       <w:r>
+        <w:rPr>
+          <w:rFonts w:eastAsia="黑体"/>
+        </w:rPr>
         <w:t xml:space="preserve"> </w:t>
       </w:r>
       <w:r>
         <w:rPr>
-          <w:rFonts w:hint="eastAsia"/>
+          <w:rFonts w:hint="eastAsia" w:eastAsia="黑体"/>
         </w:rPr>
         <w:t xml:space="preserve">电源端）；</w:t>
       </w:r>
       <w:r>
         <w:rPr>
-          <w:rFonts w:hint="eastAsia"/>
+          <w:rFonts w:hint="eastAsia" w:eastAsia="黑体"/>
           <w:b/>
           <w:bCs/>
         </w:rPr>
@@ -252,6 +285,7 @@
       </w:r>
       <w:r>
         <w:rPr>
+          <w:rFonts w:eastAsia="黑体"/>
           <w:b/>
           <w:bCs/>
         </w:rPr>
@@ -259,7 +293,7 @@
       </w:r>
       <w:r>
         <w:rPr>
-          <w:rFonts w:hint="eastAsia"/>
+          <w:rFonts w:hint="eastAsia" w:eastAsia="黑体"/>
           <w:b/>
           <w:bCs/>
         </w:rPr>
@@ -267,49 +301,61 @@
       </w:r>
       <w:r>
         <w:rPr>
-          <w:rFonts w:hint="eastAsia"/>
+          <w:rFonts w:hint="eastAsia" w:eastAsia="黑体"/>
         </w:rPr>
         <w:t xml:space="preserve">（R1</w:t>
       </w:r>
       <w:r>
+        <w:rPr>
+          <w:rFonts w:eastAsia="黑体"/>
+        </w:rPr>
         <w:t xml:space="preserve"> </w:t>
       </w:r>
       <w:r>
         <w:rPr>
-          <w:rFonts w:hint="eastAsia"/>
+          <w:rFonts w:hint="eastAsia" w:eastAsia="黑体"/>
         </w:rPr>
         <w:t xml:space="preserve">下端、R2</w:t>
       </w:r>
       <w:r>
+        <w:rPr>
+          <w:rFonts w:eastAsia="黑体"/>
+        </w:rPr>
         <w:t xml:space="preserve"> </w:t>
       </w:r>
       <w:r>
         <w:rPr>
-          <w:rFonts w:hint="eastAsia"/>
+          <w:rFonts w:hint="eastAsia" w:eastAsia="黑体"/>
         </w:rPr>
         <w:t xml:space="preserve">上端与</w:t>
       </w:r>
       <w:r>
+        <w:rPr>
+          <w:rFonts w:eastAsia="黑体"/>
+        </w:rPr>
         <w:t xml:space="preserve"> MCU </w:t>
       </w:r>
       <w:r>
         <w:rPr>
-          <w:rFonts w:hint="eastAsia"/>
+          <w:rFonts w:hint="eastAsia" w:eastAsia="黑体"/>
         </w:rPr>
         <w:t xml:space="preserve">的</w:t>
       </w:r>
       <w:r>
+        <w:rPr>
+          <w:rFonts w:eastAsia="黑体"/>
+        </w:rPr>
         <w:t xml:space="preserve"> </w:t>
       </w:r>
       <w:r>
         <w:rPr>
-          <w:rFonts w:hint="eastAsia"/>
+          <w:rFonts w:hint="eastAsia" w:eastAsia="黑体"/>
         </w:rPr>
         <w:t xml:space="preserve">ADC/比较器输入相连）；</w:t>
       </w:r>
       <w:r>
         <w:rPr>
-          <w:rFonts w:hint="eastAsia"/>
+          <w:rFonts w:hint="eastAsia" w:eastAsia="黑体"/>
           <w:b/>
           <w:bCs/>
         </w:rPr>
@@ -317,6 +363,7 @@
       </w:r>
       <w:r>
         <w:rPr>
+          <w:rFonts w:eastAsia="黑体"/>
           <w:b/>
           <w:bCs/>
         </w:rPr>
@@ -324,7 +371,7 @@
       </w:r>
       <w:r>
         <w:rPr>
-          <w:rFonts w:hint="eastAsia"/>
+          <w:rFonts w:hint="eastAsia" w:eastAsia="黑体"/>
           <w:b/>
           <w:bCs/>
         </w:rPr>
@@ -332,6 +379,7 @@
       </w:r>
       <w:r>
         <w:rPr>
+          <w:rFonts w:eastAsia="黑体"/>
           <w:b/>
           <w:bCs/>
         </w:rPr>
@@ -339,31 +387,37 @@
       </w:r>
       <w:r>
         <w:rPr>
-          <w:rFonts w:hint="eastAsia"/>
+          <w:rFonts w:hint="eastAsia" w:eastAsia="黑体"/>
         </w:rPr>
         <w:t xml:space="preserve">（R2</w:t>
       </w:r>
       <w:r>
+        <w:rPr>
+          <w:rFonts w:eastAsia="黑体"/>
+        </w:rPr>
         <w:t xml:space="preserve"> </w:t>
       </w:r>
       <w:r>
         <w:rPr>
-          <w:rFonts w:hint="eastAsia"/>
+          <w:rFonts w:hint="eastAsia" w:eastAsia="黑体"/>
         </w:rPr>
         <w:t xml:space="preserve">下端与</w:t>
       </w:r>
       <w:r>
+        <w:rPr>
+          <w:rFonts w:eastAsia="黑体"/>
+        </w:rPr>
         <w:t xml:space="preserve"> MCU </w:t>
       </w:r>
       <w:r>
         <w:rPr>
-          <w:rFonts w:hint="eastAsia"/>
+          <w:rFonts w:hint="eastAsia" w:eastAsia="黑体"/>
         </w:rPr>
         <w:t xml:space="preserve">地）；</w:t>
       </w:r>
       <w:r>
         <w:rPr>
-          <w:rFonts w:hint="eastAsia"/>
+          <w:rFonts w:hint="eastAsia" w:eastAsia="黑体"/>
           <w:b/>
           <w:bCs/>
         </w:rPr>
@@ -371,6 +425,7 @@
       </w:r>
       <w:r>
         <w:rPr>
+          <w:rFonts w:eastAsia="黑体"/>
           <w:b/>
           <w:bCs/>
         </w:rPr>
@@ -378,7 +433,7 @@
       </w:r>
       <w:r>
         <w:rPr>
-          <w:rFonts w:hint="eastAsia"/>
+          <w:rFonts w:hint="eastAsia" w:eastAsia="黑体"/>
           <w:b/>
           <w:bCs/>
         </w:rPr>
@@ -386,20 +441,26 @@
       </w:r>
       <w:r>
         <w:rPr>
-          <w:rFonts w:hint="eastAsia"/>
+          <w:rFonts w:hint="eastAsia" w:eastAsia="黑体"/>
         </w:rPr>
         <w:t xml:space="preserve">（储能电容</w:t>
       </w:r>
       <w:r>
+        <w:rPr>
+          <w:rFonts w:eastAsia="黑体"/>
+        </w:rPr>
         <w:t xml:space="preserve"> C </w:t>
       </w:r>
       <w:r>
         <w:rPr>
-          <w:rFonts w:hint="eastAsia"/>
+          <w:rFonts w:hint="eastAsia" w:eastAsia="黑体"/>
         </w:rPr>
         <w:t xml:space="preserve">上端接</w:t>
       </w:r>
       <w:r>
+        <w:rPr>
+          <w:rFonts w:eastAsia="黑体"/>
+        </w:rPr>
         <w:t xml:space="preserve"> </w:t>
       </w:r>
       <m:oMath>
@@ -421,16 +482,19 @@
       </m:oMath>
       <w:r>
         <w:rPr>
-          <w:rFonts w:hint="eastAsia"/>
+          <w:rFonts w:hint="eastAsia" w:eastAsia="黑体"/>
         </w:rPr>
         <w:t xml:space="preserve">、下端接</w:t>
       </w:r>
       <w:r>
+        <w:rPr>
+          <w:rFonts w:eastAsia="黑体"/>
+        </w:rPr>
         <w:t xml:space="preserve"> </w:t>
       </w:r>
       <w:r>
         <w:rPr>
-          <w:rFonts w:hint="eastAsia"/>
+          <w:rFonts w:hint="eastAsia" w:eastAsia="黑体"/>
         </w:rPr>
         <w:t xml:space="preserve">GND）。</w:t>
       </w:r>
@@ -439,13 +503,13 @@
       <w:pPr/>
       <w:r>
         <w:rPr>
-          <w:rFonts w:hint="eastAsia"/>
+          <w:rFonts w:hint="eastAsia" w:eastAsia="黑体"/>
         </w:rPr>
         <w:t xml:space="preserve">各元件管脚连接：</w:t>
       </w:r>
       <w:r>
         <w:rPr>
-          <w:rFonts w:hint="eastAsia"/>
+          <w:rFonts w:hint="eastAsia" w:eastAsia="黑体"/>
           <w:b/>
           <w:bCs/>
         </w:rPr>
@@ -453,30 +517,40 @@
       </w:r>
       <w:r>
         <w:rPr>
+          <w:rFonts w:eastAsia="黑体"/>
           <w:b/>
           <w:bCs/>
         </w:rPr>
         <w:t xml:space="preserve"> R1</w:t>
       </w:r>
       <w:r>
+        <w:rPr>
+          <w:rFonts w:eastAsia="黑体"/>
+        </w:rPr>
         <w:t xml:space="preserve"> </w:t>
       </w:r>
       <w:r>
         <w:rPr>
-          <w:rFonts w:hint="eastAsia"/>
+          <w:rFonts w:hint="eastAsia" w:eastAsia="黑体"/>
         </w:rPr>
         <w:t xml:space="preserve">一端接节点①</w:t>
       </w:r>
       <w:r>
+        <w:rPr>
+          <w:rFonts w:eastAsia="黑体"/>
+        </w:rPr>
         <w:t xml:space="preserve"> </w:t>
       </w:r>
       <w:r>
         <w:rPr>
-          <w:rFonts w:hint="eastAsia"/>
+          <w:rFonts w:hint="eastAsia" w:eastAsia="黑体"/>
         </w:rPr>
         <w:t xml:space="preserve">的</w:t>
       </w:r>
       <w:r>
+        <w:rPr>
+          <w:rFonts w:eastAsia="黑体"/>
+        </w:rPr>
         <w:t xml:space="preserve"> </w:t>
       </w:r>
       <m:oMath>
@@ -498,13 +572,13 @@
       </m:oMath>
       <w:r>
         <w:rPr>
-          <w:rFonts w:hint="eastAsia"/>
+          <w:rFonts w:hint="eastAsia" w:eastAsia="黑体"/>
         </w:rPr>
         <w:t xml:space="preserve">、另一端接节点②；</w:t>
       </w:r>
       <w:r>
         <w:rPr>
-          <w:rFonts w:hint="eastAsia"/>
+          <w:rFonts w:hint="eastAsia" w:eastAsia="黑体"/>
           <w:b/>
           <w:bCs/>
         </w:rPr>
@@ -512,40 +586,51 @@
       </w:r>
       <w:r>
         <w:rPr>
+          <w:rFonts w:eastAsia="黑体"/>
           <w:b/>
           <w:bCs/>
         </w:rPr>
         <w:t xml:space="preserve"> R2</w:t>
       </w:r>
       <w:r>
+        <w:rPr>
+          <w:rFonts w:eastAsia="黑体"/>
+        </w:rPr>
         <w:t xml:space="preserve"> </w:t>
       </w:r>
       <w:r>
         <w:rPr>
-          <w:rFonts w:hint="eastAsia"/>
+          <w:rFonts w:hint="eastAsia" w:eastAsia="黑体"/>
         </w:rPr>
         <w:t xml:space="preserve">一端接节点②、另一端接节点③</w:t>
       </w:r>
       <w:r>
+        <w:rPr>
+          <w:rFonts w:eastAsia="黑体"/>
+        </w:rPr>
         <w:t xml:space="preserve"> </w:t>
       </w:r>
       <w:r>
         <w:rPr>
-          <w:rFonts w:hint="eastAsia"/>
+          <w:rFonts w:hint="eastAsia" w:eastAsia="黑体"/>
         </w:rPr>
         <w:t xml:space="preserve">的</w:t>
       </w:r>
       <w:r>
+        <w:rPr>
+          <w:rFonts w:eastAsia="黑体"/>
+        </w:rPr>
         <w:t xml:space="preserve"> </w:t>
       </w:r>
       <w:r>
         <w:rPr>
-          <w:rFonts w:hint="eastAsia"/>
+          <w:rFonts w:hint="eastAsia" w:eastAsia="黑体"/>
         </w:rPr>
         <w:t xml:space="preserve">GND；</w:t>
       </w:r>
       <w:r>
         <w:rPr>
+          <w:rFonts w:eastAsia="黑体"/>
           <w:b/>
           <w:bCs/>
         </w:rPr>
@@ -553,7 +638,7 @@
       </w:r>
       <w:r>
         <w:rPr>
-          <w:rFonts w:hint="eastAsia"/>
+          <w:rFonts w:hint="eastAsia" w:eastAsia="黑体"/>
           <w:b/>
           <w:bCs/>
         </w:rPr>
@@ -561,6 +646,7 @@
       </w:r>
       <w:r>
         <w:rPr>
+          <w:rFonts w:eastAsia="黑体"/>
           <w:b/>
           <w:bCs/>
         </w:rPr>
@@ -568,22 +654,28 @@
       </w:r>
       <w:r>
         <w:rPr>
-          <w:rFonts w:hint="eastAsia"/>
+          <w:rFonts w:hint="eastAsia" w:eastAsia="黑体"/>
           <w:b/>
           <w:bCs/>
         </w:rPr>
         <w:t xml:space="preserve">输入脚（或比较器输入脚）</w:t>
       </w:r>
       <w:r>
+        <w:rPr>
+          <w:rFonts w:eastAsia="黑体"/>
+        </w:rPr>
         <w:t xml:space="preserve"> </w:t>
       </w:r>
       <w:r>
         <w:rPr>
-          <w:rFonts w:hint="eastAsia"/>
+          <w:rFonts w:hint="eastAsia" w:eastAsia="黑体"/>
         </w:rPr>
         <w:t xml:space="preserve">接节点②，采样分压输出</w:t>
       </w:r>
       <w:r>
+        <w:rPr>
+          <w:rFonts w:eastAsia="黑体"/>
+        </w:rPr>
         <w:t xml:space="preserve"> </w:t>
       </w:r>
       <m:oMath>
@@ -686,39 +778,45 @@
       </m:oMath>
       <w:r>
         <w:rPr>
-          <w:rFonts w:hint="eastAsia"/>
+          <w:rFonts w:hint="eastAsia" w:eastAsia="黑体"/>
         </w:rPr>
         <w:t xml:space="preserve">；</w:t>
       </w:r>
       <w:r>
         <w:rPr>
-          <w:rFonts w:hint="eastAsia"/>
+          <w:rFonts w:hint="eastAsia" w:eastAsia="黑体"/>
           <w:b/>
           <w:bCs/>
         </w:rPr>
         <w:t xml:space="preserve">比较器/基准（LM393/TL431）</w:t>
       </w:r>
       <w:r>
+        <w:rPr>
+          <w:rFonts w:eastAsia="黑体"/>
+        </w:rPr>
         <w:t xml:space="preserve"> </w:t>
       </w:r>
       <w:r>
         <w:rPr>
-          <w:rFonts w:hint="eastAsia"/>
+          <w:rFonts w:hint="eastAsia" w:eastAsia="黑体"/>
         </w:rPr>
         <w:t xml:space="preserve">输入端接节点②、基准端接基准源、输出接</w:t>
       </w:r>
       <w:r>
+        <w:rPr>
+          <w:rFonts w:eastAsia="黑体"/>
+        </w:rPr>
         <w:t xml:space="preserve"> MCU </w:t>
       </w:r>
       <w:r>
         <w:rPr>
-          <w:rFonts w:hint="eastAsia"/>
+          <w:rFonts w:hint="eastAsia" w:eastAsia="黑体"/>
         </w:rPr>
         <w:t xml:space="preserve">的比较输入或中断脚；</w:t>
       </w:r>
       <w:r>
         <w:rPr>
-          <w:rFonts w:hint="eastAsia"/>
+          <w:rFonts w:hint="eastAsia" w:eastAsia="黑体"/>
           <w:b/>
           <w:bCs/>
         </w:rPr>
@@ -726,30 +824,40 @@
       </w:r>
       <w:r>
         <w:rPr>
+          <w:rFonts w:eastAsia="黑体"/>
           <w:b/>
           <w:bCs/>
         </w:rPr>
         <w:t xml:space="preserve"> C</w:t>
       </w:r>
       <w:r>
+        <w:rPr>
+          <w:rFonts w:eastAsia="黑体"/>
+        </w:rPr>
         <w:t xml:space="preserve"> </w:t>
       </w:r>
       <w:r>
         <w:rPr>
-          <w:rFonts w:hint="eastAsia"/>
+          <w:rFonts w:hint="eastAsia" w:eastAsia="黑体"/>
         </w:rPr>
         <w:t xml:space="preserve">一端接节点④</w:t>
       </w:r>
       <w:r>
+        <w:rPr>
+          <w:rFonts w:eastAsia="黑体"/>
+        </w:rPr>
         <w:t xml:space="preserve"> </w:t>
       </w:r>
       <w:r>
         <w:rPr>
-          <w:rFonts w:hint="eastAsia"/>
+          <w:rFonts w:hint="eastAsia" w:eastAsia="黑体"/>
         </w:rPr>
         <w:t xml:space="preserve">的</w:t>
       </w:r>
       <w:r>
+        <w:rPr>
+          <w:rFonts w:eastAsia="黑体"/>
+        </w:rPr>
         <w:t xml:space="preserve"> </w:t>
       </w:r>
       <m:oMath>
@@ -771,29 +879,38 @@
       </m:oMath>
       <w:r>
         <w:rPr>
-          <w:rFonts w:hint="eastAsia"/>
+          <w:rFonts w:hint="eastAsia" w:eastAsia="黑体"/>
         </w:rPr>
         <w:t xml:space="preserve">、另一端接节点③</w:t>
       </w:r>
       <w:r>
+        <w:rPr>
+          <w:rFonts w:eastAsia="黑体"/>
+        </w:rPr>
         <w:t xml:space="preserve"> </w:t>
       </w:r>
       <w:r>
         <w:rPr>
-          <w:rFonts w:hint="eastAsia"/>
+          <w:rFonts w:hint="eastAsia" w:eastAsia="黑体"/>
         </w:rPr>
         <w:t xml:space="preserve">的</w:t>
       </w:r>
       <w:r>
+        <w:rPr>
+          <w:rFonts w:eastAsia="黑体"/>
+        </w:rPr>
         <w:t xml:space="preserve"> </w:t>
       </w:r>
       <w:r>
         <w:rPr>
-          <w:rFonts w:hint="eastAsia"/>
+          <w:rFonts w:hint="eastAsia" w:eastAsia="黑体"/>
         </w:rPr>
         <w:t xml:space="preserve">GND，掉电时维持供电</w:t>
       </w:r>
       <w:r>
+        <w:rPr>
+          <w:rFonts w:eastAsia="黑体"/>
+        </w:rPr>
         <w:t xml:space="preserve"> </w:t>
       </w:r>
       <m:oMath>
@@ -889,6 +1006,9 @@
         </m:f>
       </m:oMath>
       <w:r>
+        <w:rPr>
+          <w:rFonts w:eastAsia="黑体"/>
+        </w:rPr>
         <w:t xml:space="preserve">。</w:t>
       </w:r>
     </w:p>
@@ -896,25 +1016,31 @@
       <w:pPr/>
       <w:r>
         <w:rPr>
-          <w:rFonts w:hint="eastAsia"/>
+          <w:rFonts w:hint="eastAsia" w:eastAsia="黑体"/>
         </w:rPr>
         <w:t xml:space="preserve">由此构成”分压网络把电源电压按比例缩小到</w:t>
       </w:r>
       <w:r>
+        <w:rPr>
+          <w:rFonts w:eastAsia="黑体"/>
+        </w:rPr>
         <w:t xml:space="preserve"> MCU </w:t>
       </w:r>
       <w:r>
         <w:rPr>
-          <w:rFonts w:hint="eastAsia"/>
+          <w:rFonts w:hint="eastAsia" w:eastAsia="黑体"/>
         </w:rPr>
         <w:t xml:space="preserve">可测范围、MCU</w:t>
       </w:r>
       <w:r>
+        <w:rPr>
+          <w:rFonts w:eastAsia="黑体"/>
+        </w:rPr>
         <w:t xml:space="preserve"> </w:t>
       </w:r>
       <w:r>
         <w:rPr>
-          <w:rFonts w:hint="eastAsia"/>
+          <w:rFonts w:hint="eastAsia" w:eastAsia="黑体"/>
         </w:rPr>
         <w:t xml:space="preserve">采样并在跌破阈值时靠储能电容维持供电执行保存”的掉电检测组态，用于断电前及时保存数据或发出告警。</w:t>
       </w:r>
@@ -927,7 +1053,7 @@
       </w:pPr>
       <w:r>
         <w:rPr>
-          <w:rFonts w:hint="eastAsia"/>
+          <w:rFonts w:hint="eastAsia" w:eastAsia="黑体"/>
         </w:rPr>
         <w:t xml:space="preserve">工作原理</w:t>
       </w:r>
@@ -938,34 +1064,43 @@
       </w:pPr>
       <w:r>
         <w:rPr>
-          <w:rFonts w:hint="eastAsia"/>
+          <w:rFonts w:hint="eastAsia" w:eastAsia="黑体"/>
         </w:rPr>
         <w:t xml:space="preserve">分压电阻把电源电压按比例缩小到</w:t>
       </w:r>
       <w:r>
+        <w:rPr>
+          <w:rFonts w:eastAsia="黑体"/>
+        </w:rPr>
         <w:t xml:space="preserve"> MCU </w:t>
       </w:r>
       <w:r>
         <w:rPr>
-          <w:rFonts w:hint="eastAsia"/>
+          <w:rFonts w:hint="eastAsia" w:eastAsia="黑体"/>
         </w:rPr>
         <w:t xml:space="preserve">可测范围，MCU</w:t>
       </w:r>
       <w:r>
+        <w:rPr>
+          <w:rFonts w:eastAsia="黑体"/>
+        </w:rPr>
         <w:t xml:space="preserve"> </w:t>
       </w:r>
       <w:r>
         <w:rPr>
-          <w:rFonts w:hint="eastAsia"/>
+          <w:rFonts w:hint="eastAsia" w:eastAsia="黑体"/>
         </w:rPr>
         <w:t xml:space="preserve">通过</w:t>
       </w:r>
       <w:r>
+        <w:rPr>
+          <w:rFonts w:eastAsia="黑体"/>
+        </w:rPr>
         <w:t xml:space="preserve"> ADC </w:t>
       </w:r>
       <w:r>
         <w:rPr>
-          <w:rFonts w:hint="eastAsia"/>
+          <w:rFonts w:hint="eastAsia" w:eastAsia="黑体"/>
         </w:rPr>
         <w:t xml:space="preserve">周期性采样该电压；当检测到电压跌破预设阈值时，利用储能电容维持的短暂供电执行掉电保存并安全停机。</w:t>
       </w:r>
@@ -978,7 +1113,7 @@
       </w:pPr>
       <w:r>
         <w:rPr>
-          <w:rFonts w:hint="eastAsia"/>
+          <w:rFonts w:hint="eastAsia" w:eastAsia="黑体"/>
         </w:rPr>
         <w:t xml:space="preserve">关键计算公式</w:t>
       </w:r>
@@ -992,7 +1127,7 @@
       </w:pPr>
       <w:r>
         <w:rPr>
-          <w:rFonts w:hint="eastAsia"/>
+          <w:rFonts w:hint="eastAsia" w:eastAsia="黑体"/>
         </w:rPr>
         <w:t xml:space="preserve">分压输出电压：</w:t>
       </w:r>
@@ -1115,7 +1250,7 @@
       </w:pPr>
       <w:r>
         <w:rPr>
-          <w:rFonts w:hint="eastAsia"/>
+          <w:rFonts w:hint="eastAsia" w:eastAsia="黑体"/>
         </w:rPr>
         <w:t xml:space="preserve">检测阈值对应的电源电压：</w:t>
       </w:r>
@@ -1238,7 +1373,7 @@
       </w:pPr>
       <w:r>
         <w:rPr>
-          <w:rFonts w:hint="eastAsia"/>
+          <w:rFonts w:hint="eastAsia" w:eastAsia="黑体"/>
         </w:rPr>
         <w:t xml:space="preserve">储能电容维持时间（</w:t>
       </w:r>
@@ -1248,11 +1383,14 @@
         </m:r>
       </m:oMath>
       <w:r>
+        <w:rPr>
+          <w:rFonts w:eastAsia="黑体"/>
+        </w:rPr>
         <w:t xml:space="preserve"> </w:t>
       </w:r>
       <w:r>
         <w:rPr>
-          <w:rFonts w:hint="eastAsia"/>
+          <w:rFonts w:hint="eastAsia" w:eastAsia="黑体"/>
         </w:rPr>
         <w:t xml:space="preserve">为掉电工作电流）：</w:t>
       </w:r>
@@ -1369,7 +1507,7 @@
       </w:pPr>
       <w:r>
         <w:rPr>
-          <w:rFonts w:hint="eastAsia"/>
+          <w:rFonts w:hint="eastAsia" w:eastAsia="黑体"/>
         </w:rPr>
         <w:t xml:space="preserve">分压支路静态电流：</w:t>
       </w:r>
@@ -1496,7 +1634,7 @@
             </w:pPr>
             <w:r>
               <w:rPr>
-                <w:rFonts w:hint="eastAsia"/>
+                <w:rFonts w:hint="eastAsia" w:eastAsia="黑体"/>
               </w:rPr>
               <w:t xml:space="preserve">符号</w:t>
             </w:r>
@@ -1510,7 +1648,7 @@
             </w:pPr>
             <w:r>
               <w:rPr>
-                <w:rFonts w:hint="eastAsia"/>
+                <w:rFonts w:hint="eastAsia" w:eastAsia="黑体"/>
               </w:rPr>
               <w:t xml:space="preserve">含义</w:t>
             </w:r>
@@ -1524,7 +1662,7 @@
             </w:pPr>
             <w:r>
               <w:rPr>
-                <w:rFonts w:hint="eastAsia"/>
+                <w:rFonts w:hint="eastAsia" w:eastAsia="黑体"/>
               </w:rPr>
               <w:t xml:space="preserve">单位</w:t>
             </w:r>
@@ -1556,6 +1694,9 @@
               </m:sSub>
             </m:oMath>
             <w:r>
+              <w:rPr>
+                <w:rFonts w:eastAsia="黑体"/>
+              </w:rPr>
               <w:t xml:space="preserve">​</w:t>
             </w:r>
           </w:p>
@@ -1568,7 +1709,7 @@
             </w:pPr>
             <w:r>
               <w:rPr>
-                <w:rFonts w:hint="eastAsia"/>
+                <w:rFonts w:hint="eastAsia" w:eastAsia="黑体"/>
               </w:rPr>
               <w:t xml:space="preserve">电源电压</w:t>
             </w:r>
@@ -1581,6 +1722,9 @@
               <w:pStyle w:val="Compact"/>
             </w:pPr>
             <w:r>
+              <w:rPr>
+                <w:rFonts w:eastAsia="黑体"/>
+              </w:rPr>
               <w:t xml:space="preserve">V</w:t>
             </w:r>
           </w:p>
@@ -1614,6 +1758,9 @@
               </m:sSub>
             </m:oMath>
             <w:r>
+              <w:rPr>
+                <w:rFonts w:eastAsia="黑体"/>
+              </w:rPr>
               <w:t xml:space="preserve">​</w:t>
             </w:r>
           </w:p>
@@ -1626,7 +1773,7 @@
             </w:pPr>
             <w:r>
               <w:rPr>
-                <w:rFonts w:hint="eastAsia"/>
+                <w:rFonts w:hint="eastAsia" w:eastAsia="黑体"/>
               </w:rPr>
               <w:t xml:space="preserve">分压输出</w:t>
             </w:r>
@@ -1639,6 +1786,9 @@
               <w:pStyle w:val="Compact"/>
             </w:pPr>
             <w:r>
+              <w:rPr>
+                <w:rFonts w:eastAsia="黑体"/>
+              </w:rPr>
               <w:t xml:space="preserve">V</w:t>
             </w:r>
           </w:p>
@@ -1666,6 +1816,9 @@
               </m:sSub>
             </m:oMath>
             <w:r>
+              <w:rPr>
+                <w:rFonts w:eastAsia="黑体"/>
+              </w:rPr>
               <w:t xml:space="preserve">​</w:t>
             </w:r>
           </w:p>
@@ -1678,7 +1831,7 @@
             </w:pPr>
             <w:r>
               <w:rPr>
-                <w:rFonts w:hint="eastAsia"/>
+                <w:rFonts w:hint="eastAsia" w:eastAsia="黑体"/>
               </w:rPr>
               <w:t xml:space="preserve">上分压电阻</w:t>
             </w:r>
@@ -1691,6 +1844,9 @@
               <w:pStyle w:val="Compact"/>
             </w:pPr>
             <w:r>
+              <w:rPr>
+                <w:rFonts w:eastAsia="黑体"/>
+              </w:rPr>
               <w:t xml:space="preserve">Ω</w:t>
             </w:r>
           </w:p>
@@ -1718,6 +1874,9 @@
               </m:sSub>
             </m:oMath>
             <w:r>
+              <w:rPr>
+                <w:rFonts w:eastAsia="黑体"/>
+              </w:rPr>
               <w:t xml:space="preserve">​</w:t>
             </w:r>
           </w:p>
@@ -1730,7 +1889,7 @@
             </w:pPr>
             <w:r>
               <w:rPr>
-                <w:rFonts w:hint="eastAsia"/>
+                <w:rFonts w:hint="eastAsia" w:eastAsia="黑体"/>
               </w:rPr>
               <w:t xml:space="preserve">下分压电阻</w:t>
             </w:r>
@@ -1743,6 +1902,9 @@
               <w:pStyle w:val="Compact"/>
             </w:pPr>
             <w:r>
+              <w:rPr>
+                <w:rFonts w:eastAsia="黑体"/>
+              </w:rPr>
               <w:t xml:space="preserve">Ω</w:t>
             </w:r>
           </w:p>
@@ -1773,6 +1935,9 @@
               </m:sSub>
             </m:oMath>
             <w:r>
+              <w:rPr>
+                <w:rFonts w:eastAsia="黑体"/>
+              </w:rPr>
               <w:t xml:space="preserve">​</w:t>
             </w:r>
           </w:p>
@@ -1785,7 +1950,7 @@
             </w:pPr>
             <w:r>
               <w:rPr>
-                <w:rFonts w:hint="eastAsia"/>
+                <w:rFonts w:hint="eastAsia" w:eastAsia="黑体"/>
               </w:rPr>
               <w:t xml:space="preserve">检测阈值电压</w:t>
             </w:r>
@@ -1798,6 +1963,9 @@
               <w:pStyle w:val="Compact"/>
             </w:pPr>
             <w:r>
+              <w:rPr>
+                <w:rFonts w:eastAsia="黑体"/>
+              </w:rPr>
               <w:t xml:space="preserve">V</w:t>
             </w:r>
           </w:p>
@@ -1816,6 +1984,9 @@
               </m:r>
             </m:oMath>
             <w:r>
+              <w:rPr>
+                <w:rFonts w:eastAsia="黑体"/>
+              </w:rPr>
               <w:t xml:space="preserve">​</w:t>
             </w:r>
           </w:p>
@@ -1828,7 +1999,7 @@
             </w:pPr>
             <w:r>
               <w:rPr>
-                <w:rFonts w:hint="eastAsia"/>
+                <w:rFonts w:hint="eastAsia" w:eastAsia="黑体"/>
               </w:rPr>
               <w:t xml:space="preserve">储能电容</w:t>
             </w:r>
@@ -1841,6 +2012,9 @@
               <w:pStyle w:val="Compact"/>
             </w:pPr>
             <w:r>
+              <w:rPr>
+                <w:rFonts w:eastAsia="黑体"/>
+              </w:rPr>
               <w:t xml:space="preserve">F</w:t>
             </w:r>
           </w:p>
@@ -1859,6 +2033,9 @@
               </m:r>
             </m:oMath>
             <w:r>
+              <w:rPr>
+                <w:rFonts w:eastAsia="黑体"/>
+              </w:rPr>
               <w:t xml:space="preserve">​</w:t>
             </w:r>
           </w:p>
@@ -1871,7 +2048,7 @@
             </w:pPr>
             <w:r>
               <w:rPr>
-                <w:rFonts w:hint="eastAsia"/>
+                <w:rFonts w:hint="eastAsia" w:eastAsia="黑体"/>
               </w:rPr>
               <w:t xml:space="preserve">掉电工作电流</w:t>
             </w:r>
@@ -1884,6 +2061,9 @@
               <w:pStyle w:val="Compact"/>
             </w:pPr>
             <w:r>
+              <w:rPr>
+                <w:rFonts w:eastAsia="黑体"/>
+              </w:rPr>
               <w:t xml:space="preserve">A</w:t>
             </w:r>
           </w:p>
@@ -1920,6 +2100,9 @@
               </m:sSub>
             </m:oMath>
             <w:r>
+              <w:rPr>
+                <w:rFonts w:eastAsia="黑体"/>
+              </w:rPr>
               <w:t xml:space="preserve">​</w:t>
             </w:r>
           </w:p>
@@ -1932,7 +2115,7 @@
             </w:pPr>
             <w:r>
               <w:rPr>
-                <w:rFonts w:hint="eastAsia"/>
+                <w:rFonts w:hint="eastAsia" w:eastAsia="黑体"/>
               </w:rPr>
               <w:t xml:space="preserve">维持时间</w:t>
             </w:r>
@@ -1945,6 +2128,9 @@
               <w:pStyle w:val="Compact"/>
             </w:pPr>
             <w:r>
+              <w:rPr>
+                <w:rFonts w:eastAsia="黑体"/>
+              </w:rPr>
               <w:t xml:space="preserve">s</w:t>
             </w:r>
           </w:p>
@@ -1959,7 +2145,7 @@
       </w:pPr>
       <w:r>
         <w:rPr>
-          <w:rFonts w:hint="eastAsia"/>
+          <w:rFonts w:hint="eastAsia" w:eastAsia="黑体"/>
         </w:rPr>
         <w:t xml:space="preserve">元件调整影响</w:t>
       </w:r>
@@ -1988,6 +2174,7 @@
       </m:oMath>
       <w:r>
         <w:rPr>
+          <w:rFonts w:eastAsia="黑体"/>
           <w:b/>
           <w:bCs/>
         </w:rPr>
@@ -1995,6 +2182,7 @@
       </w:r>
       <w:r>
         <w:rPr>
+          <w:rFonts w:eastAsia="黑体"/>
           <w:b/>
           <w:bCs/>
         </w:rPr>
@@ -2016,6 +2204,7 @@
       </m:oMath>
       <w:r>
         <w:rPr>
+          <w:rFonts w:eastAsia="黑体"/>
           <w:b/>
           <w:bCs/>
         </w:rPr>
@@ -2023,21 +2212,27 @@
       </w:r>
       <w:r>
         <w:rPr>
-          <w:rFonts w:hint="eastAsia"/>
+          <w:rFonts w:hint="eastAsia" w:eastAsia="黑体"/>
           <w:b/>
           <w:bCs/>
         </w:rPr>
         <w:t xml:space="preserve">比例改变</w:t>
       </w:r>
       <w:r>
+        <w:rPr>
+          <w:rFonts w:eastAsia="黑体"/>
+        </w:rPr>
         <w:t xml:space="preserve"> </w:t>
       </w:r>
       <w:r>
+        <w:rPr>
+          <w:rFonts w:eastAsia="黑体"/>
+        </w:rPr>
         <w:t xml:space="preserve">→ </w:t>
       </w:r>
       <w:r>
         <w:rPr>
-          <w:rFonts w:hint="eastAsia"/>
+          <w:rFonts w:hint="eastAsia" w:eastAsia="黑体"/>
         </w:rPr>
         <w:t xml:space="preserve">分压比例变化，直接影响检测阈值点。</w:t>
       </w:r>
@@ -2052,7 +2247,7 @@
       </w:pPr>
       <w:r>
         <w:rPr>
-          <w:rFonts w:hint="eastAsia"/>
+          <w:rFonts w:hint="eastAsia" w:eastAsia="黑体"/>
           <w:b/>
           <w:bCs/>
         </w:rPr>
@@ -2060,20 +2255,27 @@
       </w:r>
       <w:r>
         <w:rPr>
+          <w:rFonts w:eastAsia="黑体"/>
           <w:b/>
           <w:bCs/>
         </w:rPr>
         <w:t xml:space="preserve"> R↓</w:t>
       </w:r>
       <w:r>
+        <w:rPr>
+          <w:rFonts w:eastAsia="黑体"/>
+        </w:rPr>
         <w:t xml:space="preserve"> </w:t>
       </w:r>
       <w:r>
+        <w:rPr>
+          <w:rFonts w:eastAsia="黑体"/>
+        </w:rPr>
         <w:t xml:space="preserve">→ </w:t>
       </w:r>
       <w:r>
         <w:rPr>
-          <w:rFonts w:hint="eastAsia"/>
+          <w:rFonts w:hint="eastAsia" w:eastAsia="黑体"/>
         </w:rPr>
         <w:t xml:space="preserve">采样更稳、抗干扰好，但静态电流增大、耗电。</w:t>
       </w:r>
@@ -2088,7 +2290,7 @@
       </w:pPr>
       <w:r>
         <w:rPr>
-          <w:rFonts w:hint="eastAsia"/>
+          <w:rFonts w:hint="eastAsia" w:eastAsia="黑体"/>
           <w:b/>
           <w:bCs/>
         </w:rPr>
@@ -2096,20 +2298,27 @@
       </w:r>
       <w:r>
         <w:rPr>
+          <w:rFonts w:eastAsia="黑体"/>
           <w:b/>
           <w:bCs/>
         </w:rPr>
         <w:t xml:space="preserve"> C↑</w:t>
       </w:r>
       <w:r>
+        <w:rPr>
+          <w:rFonts w:eastAsia="黑体"/>
+        </w:rPr>
         <w:t xml:space="preserve"> </w:t>
       </w:r>
       <w:r>
+        <w:rPr>
+          <w:rFonts w:eastAsia="黑体"/>
+        </w:rPr>
         <w:t xml:space="preserve">→ </w:t>
       </w:r>
       <w:r>
         <w:rPr>
-          <w:rFonts w:hint="eastAsia"/>
+          <w:rFonts w:hint="eastAsia" w:eastAsia="黑体"/>
         </w:rPr>
         <w:t xml:space="preserve">掉电后可维持更长时间，但体积与成本上升。</w:t>
       </w:r>
@@ -2124,30 +2333,39 @@
       </w:pPr>
       <w:r>
         <w:rPr>
-          <w:rFonts w:hint="eastAsia"/>
+          <w:rFonts w:hint="eastAsia" w:eastAsia="黑体"/>
           <w:b/>
           <w:bCs/>
         </w:rPr>
         <w:t xml:space="preserve">采样间隔缩短</w:t>
       </w:r>
       <w:r>
+        <w:rPr>
+          <w:rFonts w:eastAsia="黑体"/>
+        </w:rPr>
         <w:t xml:space="preserve"> </w:t>
       </w:r>
       <w:r>
+        <w:rPr>
+          <w:rFonts w:eastAsia="黑体"/>
+        </w:rPr>
         <w:t xml:space="preserve">→ </w:t>
       </w:r>
       <w:r>
         <w:rPr>
-          <w:rFonts w:hint="eastAsia"/>
+          <w:rFonts w:hint="eastAsia" w:eastAsia="黑体"/>
         </w:rPr>
         <w:t xml:space="preserve">检测更及时，但</w:t>
       </w:r>
       <w:r>
+        <w:rPr>
+          <w:rFonts w:eastAsia="黑体"/>
+        </w:rPr>
         <w:t xml:space="preserve"> MCU </w:t>
       </w:r>
       <w:r>
         <w:rPr>
-          <w:rFonts w:hint="eastAsia"/>
+          <w:rFonts w:hint="eastAsia" w:eastAsia="黑体"/>
         </w:rPr>
         <w:t xml:space="preserve">开销增大。</w:t>
       </w:r>
@@ -2160,7 +2378,7 @@
       </w:pPr>
       <w:r>
         <w:rPr>
-          <w:rFonts w:hint="eastAsia"/>
+          <w:rFonts w:hint="eastAsia" w:eastAsia="黑体"/>
         </w:rPr>
         <w:t xml:space="preserve">典型参数示例</w:t>
       </w:r>
@@ -2175,11 +2393,14 @@
       </w:pPr>
       <w:r>
         <w:rPr>
-          <w:rFonts w:hint="eastAsia"/>
+          <w:rFonts w:hint="eastAsia" w:eastAsia="黑体"/>
         </w:rPr>
         <w:t xml:space="preserve">取</w:t>
       </w:r>
       <w:r>
+        <w:rPr>
+          <w:rFonts w:eastAsia="黑体"/>
+        </w:rPr>
         <w:t xml:space="preserve"> </w:t>
       </w:r>
       <m:oMath>
@@ -2219,6 +2440,9 @@
         </m:r>
       </m:oMath>
       <w:r>
+        <w:rPr>
+          <w:rFonts w:eastAsia="黑体"/>
+        </w:rPr>
         <w:t xml:space="preserve">、</w:t>
       </w:r>
       <m:oMath>
@@ -2255,6 +2479,9 @@
         </m:r>
       </m:oMath>
       <w:r>
+        <w:rPr>
+          <w:rFonts w:eastAsia="黑体"/>
+        </w:rPr>
         <w:t xml:space="preserve">、</w:t>
       </w:r>
       <m:oMath>
@@ -2292,7 +2519,7 @@
       </m:oMath>
       <w:r>
         <w:rPr>
-          <w:rFonts w:hint="eastAsia"/>
+          <w:rFonts w:hint="eastAsia" w:eastAsia="黑体"/>
         </w:rPr>
         <w:t xml:space="preserve">：</w:t>
       </w:r>
@@ -2366,6 +2593,9 @@
         </m:r>
       </m:oMath>
       <w:r>
+        <w:rPr>
+          <w:rFonts w:eastAsia="黑体"/>
+        </w:rPr>
         <w:t xml:space="preserve">。</w:t>
       </w:r>
     </w:p>
@@ -2379,11 +2609,14 @@
       </w:pPr>
       <w:r>
         <w:rPr>
-          <w:rFonts w:hint="eastAsia"/>
+          <w:rFonts w:hint="eastAsia" w:eastAsia="黑体"/>
         </w:rPr>
         <w:t xml:space="preserve">掉电电流</w:t>
       </w:r>
       <w:r>
+        <w:rPr>
+          <w:rFonts w:eastAsia="黑体"/>
+        </w:rPr>
         <w:t xml:space="preserve"> </w:t>
       </w:r>
       <m:oMath>
@@ -2411,6 +2644,9 @@
         </m:r>
       </m:oMath>
       <w:r>
+        <w:rPr>
+          <w:rFonts w:eastAsia="黑体"/>
+        </w:rPr>
         <w:t xml:space="preserve">、</w:t>
       </w:r>
       <m:oMath>
@@ -2441,6 +2677,9 @@
         </m:r>
       </m:oMath>
       <w:r>
+        <w:rPr>
+          <w:rFonts w:eastAsia="黑体"/>
+        </w:rPr>
         <w:t xml:space="preserve">、</w:t>
       </w:r>
       <m:oMath>
@@ -2477,6 +2716,9 @@
         </m:r>
       </m:oMath>
       <w:r>
+        <w:rPr>
+          <w:rFonts w:eastAsia="黑体"/>
+        </w:rPr>
         <w:t xml:space="preserve">、</w:t>
       </w:r>
       <m:oMath>
@@ -2520,7 +2762,7 @@
       </m:oMath>
       <w:r>
         <w:rPr>
-          <w:rFonts w:hint="eastAsia"/>
+          <w:rFonts w:hint="eastAsia" w:eastAsia="黑体"/>
         </w:rPr>
         <w:t xml:space="preserve">：</w:t>
       </w:r>
@@ -2633,6 +2875,9 @@
         </m:r>
       </m:oMath>
       <w:r>
+        <w:rPr>
+          <w:rFonts w:eastAsia="黑体"/>
+        </w:rPr>
         <w:t xml:space="preserve">。</w:t>
       </w:r>
     </w:p>
@@ -2644,7 +2889,7 @@
       </w:pPr>
       <w:r>
         <w:rPr>
-          <w:rFonts w:hint="eastAsia"/>
+          <w:rFonts w:hint="eastAsia" w:eastAsia="黑体"/>
         </w:rPr>
         <w:t xml:space="preserve">常见器件型号</w:t>
       </w:r>
@@ -2659,7 +2904,7 @@
       </w:pPr>
       <w:r>
         <w:rPr>
-          <w:rFonts w:hint="eastAsia"/>
+          <w:rFonts w:hint="eastAsia" w:eastAsia="黑体"/>
         </w:rPr>
         <w:t xml:space="preserve">基准/比较器：TL431、LM393。</w:t>
       </w:r>
@@ -2674,7 +2919,7 @@
       </w:pPr>
       <w:r>
         <w:rPr>
-          <w:rFonts w:hint="eastAsia"/>
+          <w:rFonts w:hint="eastAsia" w:eastAsia="黑体"/>
         </w:rPr>
         <w:t xml:space="preserve">电源监控芯片：MAX809、MAX708、DS1813。</w:t>
       </w:r>
@@ -2689,16 +2934,19 @@
       </w:pPr>
       <w:r>
         <w:rPr>
-          <w:rFonts w:hint="eastAsia"/>
+          <w:rFonts w:hint="eastAsia" w:eastAsia="黑体"/>
         </w:rPr>
         <w:t xml:space="preserve">阻容：精密电阻、1000</w:t>
       </w:r>
       <w:r>
+        <w:rPr>
+          <w:rFonts w:eastAsia="黑体"/>
+        </w:rPr>
         <w:t xml:space="preserve"> μF </w:t>
       </w:r>
       <w:r>
         <w:rPr>
-          <w:rFonts w:hint="eastAsia"/>
+          <w:rFonts w:hint="eastAsia" w:eastAsia="黑体"/>
         </w:rPr>
         <w:t xml:space="preserve">电解电容。</w:t>
       </w:r>
@@ -2711,7 +2959,7 @@
       </w:pPr>
       <w:r>
         <w:rPr>
-          <w:rFonts w:hint="eastAsia"/>
+          <w:rFonts w:hint="eastAsia" w:eastAsia="黑体"/>
         </w:rPr>
         <w:t xml:space="preserve">注意事项</w:t>
       </w:r>
@@ -2726,7 +2974,7 @@
       </w:pPr>
       <w:r>
         <w:rPr>
-          <w:rFonts w:hint="eastAsia"/>
+          <w:rFonts w:hint="eastAsia" w:eastAsia="黑体"/>
         </w:rPr>
         <w:t xml:space="preserve">分压电阻阻值取值需平衡采样精度与静态功耗。</w:t>
       </w:r>
@@ -2741,7 +2989,7 @@
       </w:pPr>
       <w:r>
         <w:rPr>
-          <w:rFonts w:hint="eastAsia"/>
+          <w:rFonts w:hint="eastAsia" w:eastAsia="黑体"/>
         </w:rPr>
         <w:t xml:space="preserve">掉电保存必须依赖储能电容或后备电池，确保供电跌落前存够时间。</w:t>
       </w:r>
@@ -2756,25 +3004,31 @@
       </w:pPr>
       <w:r>
         <w:rPr>
-          <w:rFonts w:hint="eastAsia"/>
+          <w:rFonts w:hint="eastAsia" w:eastAsia="黑体"/>
         </w:rPr>
         <w:t xml:space="preserve">若用</w:t>
       </w:r>
       <w:r>
+        <w:rPr>
+          <w:rFonts w:eastAsia="黑体"/>
+        </w:rPr>
         <w:t xml:space="preserve"> </w:t>
       </w:r>
       <w:r>
         <w:rPr>
-          <w:rFonts w:hint="eastAsia"/>
+          <w:rFonts w:hint="eastAsia" w:eastAsia="黑体"/>
         </w:rPr>
         <w:t xml:space="preserve">ADC，需保证分压后不超出</w:t>
       </w:r>
       <w:r>
+        <w:rPr>
+          <w:rFonts w:eastAsia="黑体"/>
+        </w:rPr>
         <w:t xml:space="preserve"> ADC </w:t>
       </w:r>
       <w:r>
         <w:rPr>
-          <w:rFonts w:hint="eastAsia"/>
+          <w:rFonts w:hint="eastAsia" w:eastAsia="黑体"/>
         </w:rPr>
         <w:t xml:space="preserve">参考电压。</w:t>
       </w:r>
@@ -2789,7 +3043,7 @@
       </w:pPr>
       <w:r>
         <w:rPr>
-          <w:rFonts w:hint="eastAsia"/>
+          <w:rFonts w:hint="eastAsia" w:eastAsia="黑体"/>
         </w:rPr>
         <w:t xml:space="preserve">阈值设定要留有余量，避免临界电压反复误触发。</w:t>
       </w:r>
@@ -2802,7 +3056,7 @@
       </w:pPr>
       <w:r>
         <w:rPr>
-          <w:rFonts w:hint="eastAsia"/>
+          <w:rFonts w:hint="eastAsia" w:eastAsia="黑体"/>
         </w:rPr>
         <w:t xml:space="preserve">参考资料</w:t>
       </w:r>
@@ -2816,6 +3070,9 @@
         </w:numPr>
       </w:pPr>
       <w:r>
+        <w:rPr>
+          <w:rFonts w:eastAsia="黑体"/>
+        </w:rPr>
         <w:t xml:space="preserve">Wikipedia: Brownout detector。</w:t>
       </w:r>
     </w:p>
@@ -2828,11 +3085,14 @@
         </w:numPr>
       </w:pPr>
       <w:r>
+        <w:rPr>
+          <w:rFonts w:eastAsia="黑体"/>
+        </w:rPr>
         <w:t xml:space="preserve">MAX809 </w:t>
       </w:r>
       <w:r>
         <w:rPr>
-          <w:rFonts w:hint="eastAsia"/>
+          <w:rFonts w:hint="eastAsia" w:eastAsia="黑体"/>
         </w:rPr>
         <w:t xml:space="preserve">数据手册（Maxim/onsemi）。</w:t>
       </w:r>
@@ -2847,7 +3107,7 @@
       </w:pPr>
       <w:r>
         <w:rPr>
-          <w:rFonts w:hint="eastAsia"/>
+          <w:rFonts w:hint="eastAsia" w:eastAsia="黑体"/>
         </w:rPr>
         <w:t xml:space="preserve">《模拟电子技术基础》分压电路章节。</w:t>
       </w:r>
@@ -2861,11 +3121,11 @@
       </w:pPr>
       <w:r>
         <w:rPr>
-          <w:rFonts w:ascii="Times New Roman" w:hAnsi="Times New Roman"/>
+          <w:rFonts w:ascii="Times New Roman" w:hAnsi="Times New Roman" w:eastAsia="黑体"/>
           <w:color w:val="555555"/>
           <w:sz w:val="21"/>
         </w:rPr>
-        <w:t>材料收集者：杜文杰</w:t>
+        <w:t>材料收集者：杜文杰，WX手机：19519196569，QQ:3478827729</w:t>
       </w:r>
     </w:p>
     <w:sectPr>
@@ -2885,7 +3145,7 @@
 </file>
 
 <file path=word/footer1.xml><?xml version="1.0" encoding="utf-8"?>
-<w:ftr xmlns:m="http://schemas.openxmlformats.org/officeDocument/2006/math" xmlns:mc="http://schemas.openxmlformats.org/markup-compatibility/2006" xmlns:mo="http://schemas.microsoft.com/office/mac/office/2008/main" xmlns:mv="urn:schemas-microsoft-com:mac:vml" xmlns:o="urn:schemas-microsoft-com:office:office" xmlns:r="http://schemas.openxmlformats.org/officeDocument/2006/relationships" xmlns:v="urn:schemas-microsoft-com:vml" xmlns:w10="urn:schemas-microsoft-com:office:word" xmlns:w14="http://schemas.microsoft.com/office/word/2010/wordml" xmlns:w="http://schemas.openxmlformats.org/wordprocessingml/2006/main" xmlns:wne="http://schemas.microsoft.com/office/word/2006/wordml" xmlns:wp14="http://schemas.microsoft.com/office/word/2010/wordprocessingDrawing" xmlns:wp="http://schemas.openxmlformats.org/drawingml/2006/wordprocessingDrawing" xmlns:wpc="http://schemas.microsoft.com/office/word/2010/wordprocessingCanvas" xmlns:wpg="http://schemas.microsoft.com/office/word/2010/wordprocessingGroup" xmlns:wpi="http://schemas.microsoft.com/office/word/2010/wordprocessingInk" xmlns:wps="http://schemas.microsoft.com/office/word/2010/wordprocessingShape" mc:Ignorable="w14 wp14">
+<w:ftr xmlns:mc="http://schemas.openxmlformats.org/markup-compatibility/2006" xmlns:w="http://schemas.openxmlformats.org/wordprocessingml/2006/main" xmlns:m="http://schemas.openxmlformats.org/officeDocument/2006/math" xmlns:mo="http://schemas.microsoft.com/office/mac/office/2008/main" xmlns:mv="urn:schemas-microsoft-com:mac:vml" xmlns:o="urn:schemas-microsoft-com:office:office" xmlns:r="http://schemas.openxmlformats.org/officeDocument/2006/relationships" xmlns:v="urn:schemas-microsoft-com:vml" xmlns:w10="urn:schemas-microsoft-com:office:word" xmlns:w14="http://schemas.microsoft.com/office/word/2010/wordml" xmlns:wne="http://schemas.microsoft.com/office/word/2006/wordml" xmlns:wp14="http://schemas.microsoft.com/office/word/2010/wordprocessingDrawing" xmlns:wp="http://schemas.openxmlformats.org/drawingml/2006/wordprocessingDrawing" xmlns:wpc="http://schemas.microsoft.com/office/word/2010/wordprocessingCanvas" xmlns:wpg="http://schemas.microsoft.com/office/word/2010/wordprocessingGroup" xmlns:wpi="http://schemas.microsoft.com/office/word/2010/wordprocessingInk" xmlns:wps="http://schemas.microsoft.com/office/word/2010/wordprocessingShape" mc:Ignorable="w14 wp14">
   <w:p>
     <w:pPr>
       <w:pStyle w:val="Footer"/>
@@ -2893,12 +3153,14 @@
     </w:pPr>
     <w:r>
       <w:rPr>
+        <w:rFonts w:eastAsia="黑体"/>
         <w:sz w:val="18"/>
       </w:rPr>
       <w:t xml:space="preserve">第 </w:t>
     </w:r>
     <w:r>
       <w:rPr>
+        <w:rFonts w:eastAsia="黑体"/>
         <w:sz w:val="18"/>
       </w:rPr>
       <w:fldChar w:fldCharType="begin"/>
@@ -2907,6 +3169,7 @@
     </w:r>
     <w:r>
       <w:rPr>
+        <w:rFonts w:eastAsia="黑体"/>
         <w:sz w:val="18"/>
       </w:rPr>
       <w:t xml:space="preserve"> 页</w:t>
@@ -2920,6 +3183,9 @@
   <w:footnote w:type="continuationSeparator" w:id="0">
     <w:p>
       <w:r>
+        <w:rPr>
+          <w:rFonts w:eastAsia="黑体"/>
+        </w:rPr>
         <w:continuationSeparator/>
       </w:r>
     </w:p>
@@ -2927,6 +3193,9 @@
   <w:footnote w:type="separator" w:id="-1">
     <w:p>
       <w:r>
+        <w:rPr>
+          <w:rFonts w:eastAsia="黑体"/>
+        </w:rPr>
         <w:separator/>
       </w:r>
     </w:p>
@@ -2935,7 +3204,7 @@
 </file>
 
 <file path=word/header1.xml><?xml version="1.0" encoding="utf-8"?>
-<w:hdr xmlns:m="http://schemas.openxmlformats.org/officeDocument/2006/math" xmlns:mc="http://schemas.openxmlformats.org/markup-compatibility/2006" xmlns:mo="http://schemas.microsoft.com/office/mac/office/2008/main" xmlns:mv="urn:schemas-microsoft-com:mac:vml" xmlns:o="urn:schemas-microsoft-com:office:office" xmlns:r="http://schemas.openxmlformats.org/officeDocument/2006/relationships" xmlns:v="urn:schemas-microsoft-com:vml" xmlns:w10="urn:schemas-microsoft-com:office:word" xmlns:w14="http://schemas.microsoft.com/office/word/2010/wordml" xmlns:w="http://schemas.openxmlformats.org/wordprocessingml/2006/main" xmlns:wne="http://schemas.microsoft.com/office/word/2006/wordml" xmlns:wp14="http://schemas.microsoft.com/office/word/2010/wordprocessingDrawing" xmlns:wp="http://schemas.openxmlformats.org/drawingml/2006/wordprocessingDrawing" xmlns:wpc="http://schemas.microsoft.com/office/word/2010/wordprocessingCanvas" xmlns:wpg="http://schemas.microsoft.com/office/word/2010/wordprocessingGroup" xmlns:wpi="http://schemas.microsoft.com/office/word/2010/wordprocessingInk" xmlns:wps="http://schemas.microsoft.com/office/word/2010/wordprocessingShape" mc:Ignorable="w14 wp14">
+<w:hdr xmlns:mc="http://schemas.openxmlformats.org/markup-compatibility/2006" xmlns:w="http://schemas.openxmlformats.org/wordprocessingml/2006/main" xmlns:m="http://schemas.openxmlformats.org/officeDocument/2006/math" xmlns:mo="http://schemas.microsoft.com/office/mac/office/2008/main" xmlns:mv="urn:schemas-microsoft-com:mac:vml" xmlns:o="urn:schemas-microsoft-com:office:office" xmlns:r="http://schemas.openxmlformats.org/officeDocument/2006/relationships" xmlns:v="urn:schemas-microsoft-com:vml" xmlns:w10="urn:schemas-microsoft-com:office:word" xmlns:w14="http://schemas.microsoft.com/office/word/2010/wordml" xmlns:wne="http://schemas.microsoft.com/office/word/2006/wordml" xmlns:wp14="http://schemas.microsoft.com/office/word/2010/wordprocessingDrawing" xmlns:wp="http://schemas.openxmlformats.org/drawingml/2006/wordprocessingDrawing" xmlns:wpc="http://schemas.microsoft.com/office/word/2010/wordprocessingCanvas" xmlns:wpg="http://schemas.microsoft.com/office/word/2010/wordprocessingGroup" xmlns:wpi="http://schemas.microsoft.com/office/word/2010/wordprocessingInk" xmlns:wps="http://schemas.microsoft.com/office/word/2010/wordprocessingShape" mc:Ignorable="w14 wp14">
   <w:p>
     <w:pPr>
       <w:pStyle w:val="Header"/>
@@ -2943,7 +3212,7 @@
     </w:pPr>
     <w:r>
       <w:rPr>
-        <w:rFonts w:ascii="Times New Roman" w:hAnsi="Times New Roman"/>
+        <w:rFonts w:ascii="Times New Roman" w:hAnsi="Times New Roman" w:eastAsia="黑体"/>
         <w:sz w:val="18"/>
         <w:rFonts w:eastAsia="黑体"/>
         <w:rFonts w:eastAsia="黑体"/>
@@ -2955,7 +3224,7 @@
 </file>
 
 <file path=word/numbering.xml><?xml version="1.0" encoding="utf-8"?>
-<w:numbering xmlns:m="http://schemas.openxmlformats.org/officeDocument/2006/math" xmlns:mc="http://schemas.openxmlformats.org/markup-compatibility/2006" xmlns:mo="http://schemas.microsoft.com/office/mac/office/2008/main" xmlns:mv="urn:schemas-microsoft-com:mac:vml" xmlns:o="urn:schemas-microsoft-com:office:office" xmlns:r="http://schemas.openxmlformats.org/officeDocument/2006/relationships" xmlns:v="urn:schemas-microsoft-com:vml" xmlns:w="http://schemas.openxmlformats.org/wordprocessingml/2006/main" xmlns:w10="urn:schemas-microsoft-com:office:word" xmlns:w14="http://schemas.microsoft.com/office/word/2010/wordml" xmlns:wne="http://schemas.microsoft.com/office/word/2006/wordml" xmlns:wp="http://schemas.openxmlformats.org/drawingml/2006/wordprocessingDrawing" xmlns:wp14="http://schemas.microsoft.com/office/word/2010/wordprocessingDrawing" xmlns:wpc="http://schemas.microsoft.com/office/word/2010/wordprocessingCanvas" xmlns:wpg="http://schemas.microsoft.com/office/word/2010/wordprocessingGroup" xmlns:wpi="http://schemas.microsoft.com/office/word/2010/wordprocessingInk" xmlns:wps="http://schemas.microsoft.com/office/word/2010/wordprocessingShape" mc:Ignorable="w14 wp14">
+<w:numbering xmlns:mc="http://schemas.openxmlformats.org/markup-compatibility/2006" xmlns:w="http://schemas.openxmlformats.org/wordprocessingml/2006/main" xmlns:m="http://schemas.openxmlformats.org/officeDocument/2006/math" xmlns:mo="http://schemas.microsoft.com/office/mac/office/2008/main" xmlns:mv="urn:schemas-microsoft-com:mac:vml" xmlns:o="urn:schemas-microsoft-com:office:office" xmlns:r="http://schemas.openxmlformats.org/officeDocument/2006/relationships" xmlns:v="urn:schemas-microsoft-com:vml" xmlns:w10="urn:schemas-microsoft-com:office:word" xmlns:w14="http://schemas.microsoft.com/office/word/2010/wordml" xmlns:wne="http://schemas.microsoft.com/office/word/2006/wordml" xmlns:wp="http://schemas.openxmlformats.org/drawingml/2006/wordprocessingDrawing" xmlns:wp14="http://schemas.microsoft.com/office/word/2010/wordprocessingDrawing" xmlns:wpc="http://schemas.microsoft.com/office/word/2010/wordprocessingCanvas" xmlns:wpg="http://schemas.microsoft.com/office/word/2010/wordprocessingGroup" xmlns:wpi="http://schemas.microsoft.com/office/word/2010/wordprocessingInk" xmlns:wps="http://schemas.microsoft.com/office/word/2010/wordprocessingShape" mc:Ignorable="w14 wp14">
   <w:abstractNum w:abstractNumId="0">
     <w:nsid w:val="FFFFFF7C"/>
     <w:multiLevelType w:val="singleLevel"/>
@@ -3042,7 +3311,7 @@
         <w:ind w:hanging="360" w:left="1440"/>
       </w:pPr>
       <w:rPr>
-        <w:rFonts w:ascii="Symbol" w:hAnsi="Symbol" w:hint="default"/>
+        <w:rFonts w:ascii="Symbol" w:hAnsi="Symbol" w:hint="default" w:eastAsia="黑体"/>
       </w:rPr>
     </w:lvl>
   </w:abstractNum>
@@ -3063,7 +3332,7 @@
         <w:ind w:hanging="360" w:left="1080"/>
       </w:pPr>
       <w:rPr>
-        <w:rFonts w:ascii="Symbol" w:hAnsi="Symbol" w:hint="default"/>
+        <w:rFonts w:ascii="Symbol" w:hAnsi="Symbol" w:hint="default" w:eastAsia="黑体"/>
       </w:rPr>
     </w:lvl>
   </w:abstractNum>
@@ -3084,7 +3353,7 @@
         <w:ind w:hanging="360" w:left="720"/>
       </w:pPr>
       <w:rPr>
-        <w:rFonts w:ascii="Symbol" w:hAnsi="Symbol" w:hint="default"/>
+        <w:rFonts w:ascii="Symbol" w:hAnsi="Symbol" w:hint="default" w:eastAsia="黑体"/>
       </w:rPr>
     </w:lvl>
   </w:abstractNum>
@@ -3123,7 +3392,7 @@
         <w:ind w:hanging="360" w:left="360"/>
       </w:pPr>
       <w:rPr>
-        <w:rFonts w:ascii="Symbol" w:hAnsi="Symbol" w:hint="default"/>
+        <w:rFonts w:ascii="Symbol" w:hAnsi="Symbol" w:hint="default" w:eastAsia="黑体"/>
       </w:rPr>
     </w:lvl>
   </w:abstractNum>
@@ -3214,7 +3483,7 @@
         <w:ind w:left="720" w:hanging="360"/>
       </w:pPr>
       <w:rPr>
-        <w:rFonts w:ascii="Symbol" w:hAnsi="Symbol" w:cs="Symbol" w:hint="default"/>
+        <w:rFonts w:ascii="Symbol" w:hAnsi="Symbol" w:cs="Symbol" w:hint="default" w:eastAsia="黑体"/>
       </w:rPr>
     </w:lvl>
     <w:lvl w:ilvl="1">
@@ -3225,7 +3494,7 @@
         <w:ind w:left="1440" w:hanging="360"/>
       </w:pPr>
       <w:rPr>
-        <w:rFonts w:ascii="Courier New" w:hAnsi="Courier New" w:cs="Courier New" w:hint="default"/>
+        <w:rFonts w:ascii="Courier New" w:hAnsi="Courier New" w:cs="Courier New" w:hint="default" w:eastAsia="黑体"/>
       </w:rPr>
     </w:lvl>
     <w:lvl w:ilvl="2">
@@ -3236,7 +3505,7 @@
         <w:ind w:left="2160" w:hanging="360"/>
       </w:pPr>
       <w:rPr>
-        <w:rFonts w:ascii="Wingdings" w:hAnsi="Wingdings" w:cs="Wingdings" w:hint="default"/>
+        <w:rFonts w:ascii="Wingdings" w:hAnsi="Wingdings" w:cs="Wingdings" w:hint="default" w:eastAsia="黑体"/>
       </w:rPr>
     </w:lvl>
     <w:lvl w:ilvl="3">
@@ -3247,7 +3516,7 @@
         <w:ind w:left="2880" w:hanging="360"/>
       </w:pPr>
       <w:rPr>
-        <w:rFonts w:ascii="Symbol" w:hAnsi="Symbol" w:cs="Symbol" w:hint="default"/>
+        <w:rFonts w:ascii="Symbol" w:hAnsi="Symbol" w:cs="Symbol" w:hint="default" w:eastAsia="黑体"/>
       </w:rPr>
     </w:lvl>
     <w:lvl w:ilvl="4">
@@ -3258,7 +3527,7 @@
         <w:ind w:left="3600" w:hanging="360"/>
       </w:pPr>
       <w:rPr>
-        <w:rFonts w:ascii="Courier New" w:hAnsi="Courier New" w:cs="Courier New" w:hint="default"/>
+        <w:rFonts w:ascii="Courier New" w:hAnsi="Courier New" w:cs="Courier New" w:hint="default" w:eastAsia="黑体"/>
       </w:rPr>
     </w:lvl>
     <w:lvl w:ilvl="5">
@@ -3269,7 +3538,7 @@
         <w:ind w:left="4320" w:hanging="360"/>
       </w:pPr>
       <w:rPr>
-        <w:rFonts w:ascii="Wingdings" w:hAnsi="Wingdings" w:cs="Wingdings" w:hint="default"/>
+        <w:rFonts w:ascii="Wingdings" w:hAnsi="Wingdings" w:cs="Wingdings" w:hint="default" w:eastAsia="黑体"/>
       </w:rPr>
     </w:lvl>
     <w:lvl w:ilvl="6">
@@ -3280,7 +3549,7 @@
         <w:ind w:left="5040" w:hanging="360"/>
       </w:pPr>
       <w:rPr>
-        <w:rFonts w:ascii="Symbol" w:hAnsi="Symbol" w:cs="Symbol" w:hint="default"/>
+        <w:rFonts w:ascii="Symbol" w:hAnsi="Symbol" w:cs="Symbol" w:hint="default" w:eastAsia="黑体"/>
       </w:rPr>
     </w:lvl>
     <w:lvl w:ilvl="7">
@@ -3291,7 +3560,7 @@
         <w:ind w:left="5760" w:hanging="360"/>
       </w:pPr>
       <w:rPr>
-        <w:rFonts w:ascii="Courier New" w:hAnsi="Courier New" w:cs="Courier New" w:hint="default"/>
+        <w:rFonts w:ascii="Courier New" w:hAnsi="Courier New" w:cs="Courier New" w:hint="default" w:eastAsia="黑体"/>
       </w:rPr>
     </w:lvl>
     <w:lvl w:ilvl="8">
@@ -3302,7 +3571,7 @@
         <w:ind w:left="6480" w:hanging="360"/>
       </w:pPr>
       <w:rPr>
-        <w:rFonts w:ascii="Wingdings" w:hAnsi="Wingdings" w:cs="Wingdings" w:hint="default"/>
+        <w:rFonts w:ascii="Wingdings" w:hAnsi="Wingdings" w:cs="Wingdings" w:hint="default" w:eastAsia="黑体"/>
       </w:rPr>
     </w:lvl>
   </w:abstractNum>
@@ -3358,11 +3627,11 @@
 </file>
 
 <file path=word/styles.xml><?xml version="1.0" encoding="utf-8"?>
-<w:styles xmlns:mc="http://schemas.openxmlformats.org/markup-compatibility/2006" xmlns:r="http://schemas.openxmlformats.org/officeDocument/2006/relationships" xmlns:w="http://schemas.openxmlformats.org/wordprocessingml/2006/main" xmlns:w14="http://schemas.microsoft.com/office/word/2010/wordml" mc:Ignorable="w14">
+<w:styles xmlns:mc="http://schemas.openxmlformats.org/markup-compatibility/2006" xmlns:w="http://schemas.openxmlformats.org/wordprocessingml/2006/main" xmlns:r="http://schemas.openxmlformats.org/officeDocument/2006/relationships" xmlns:w14="http://schemas.microsoft.com/office/word/2010/wordml" mc:Ignorable="w14">
   <w:docDefaults>
     <w:rPrDefault>
       <w:rPr>
-        <w:rFonts w:asciiTheme="minorHAnsi" w:cstheme="minorBidi" w:eastAsiaTheme="minorEastAsia" w:hAnsiTheme="minorHAnsi"/>
+        <w:rFonts w:asciiTheme="minorHAnsi" w:cstheme="minorBidi" w:hAnsiTheme="minorHAnsi" w:eastAsia="黑体"/>
         <w:sz w:val="22"/>
         <w:szCs w:val="22"/>
         <w:lang w:bidi="ar-SA" w:eastAsia="en-US" w:val="en-US"/>
@@ -3584,7 +3853,7 @@
       <w:outlineLvl w:val="0"/>
     </w:pPr>
     <w:rPr>
-      <w:rFonts w:ascii="Times New Roman" w:asciiTheme="majorHAnsi" w:cstheme="majorBidi" w:eastAsia="黑体" w:eastAsiaTheme="majorEastAsia" w:hAnsi="Times New Roman" w:hAnsiTheme="majorHAnsi"/>
+      <w:rFonts w:ascii="Times New Roman" w:asciiTheme="majorHAnsi" w:cstheme="majorBidi" w:eastAsia="黑体" w:hAnsi="Times New Roman" w:hAnsiTheme="majorHAnsi"/>
       <w:b/>
       <w:bCs/>
       <w:color w:val="1F3864"/>
@@ -3608,7 +3877,7 @@
       <w:outlineLvl w:val="1"/>
     </w:pPr>
     <w:rPr>
-      <w:rFonts w:ascii="Times New Roman" w:asciiTheme="majorHAnsi" w:cstheme="majorBidi" w:eastAsia="黑体" w:eastAsiaTheme="majorEastAsia" w:hAnsi="Times New Roman" w:hAnsiTheme="majorHAnsi"/>
+      <w:rFonts w:ascii="Times New Roman" w:asciiTheme="majorHAnsi" w:cstheme="majorBidi" w:eastAsia="黑体" w:hAnsi="Times New Roman" w:hAnsiTheme="majorHAnsi"/>
       <w:b/>
       <w:bCs/>
       <w:color w:val="2E4E7E"/>
@@ -3632,7 +3901,7 @@
       <w:outlineLvl w:val="2"/>
     </w:pPr>
     <w:rPr>
-      <w:rFonts w:ascii="Times New Roman" w:asciiTheme="majorHAnsi" w:cstheme="majorBidi" w:eastAsia="黑体" w:eastAsiaTheme="majorEastAsia" w:hAnsi="Times New Roman" w:hAnsiTheme="majorHAnsi"/>
+      <w:rFonts w:ascii="Times New Roman" w:asciiTheme="majorHAnsi" w:cstheme="majorBidi" w:eastAsia="黑体" w:hAnsi="Times New Roman" w:hAnsiTheme="majorHAnsi"/>
       <w:b/>
       <w:bCs/>
       <w:color w:val="2E4E7E"/>
@@ -3656,7 +3925,7 @@
       <w:outlineLvl w:val="3"/>
     </w:pPr>
     <w:rPr>
-      <w:rFonts w:ascii="Times New Roman" w:asciiTheme="majorHAnsi" w:cstheme="majorBidi" w:eastAsia="黑体" w:eastAsiaTheme="majorEastAsia" w:hAnsi="Times New Roman" w:hAnsiTheme="majorHAnsi"/>
+      <w:rFonts w:ascii="Times New Roman" w:asciiTheme="majorHAnsi" w:cstheme="majorBidi" w:eastAsia="黑体" w:hAnsi="Times New Roman" w:hAnsiTheme="majorHAnsi"/>
       <w:b/>
       <w:bCs/>
       <w:i/>
@@ -3682,7 +3951,7 @@
       <w:outlineLvl w:val="4"/>
     </w:pPr>
     <w:rPr>
-      <w:rFonts w:ascii="Times New Roman" w:asciiTheme="majorHAnsi" w:cstheme="majorBidi" w:eastAsia="黑体" w:eastAsiaTheme="majorEastAsia" w:hAnsi="Times New Roman" w:hAnsiTheme="majorHAnsi"/>
+      <w:rFonts w:ascii="Times New Roman" w:asciiTheme="majorHAnsi" w:cstheme="majorBidi" w:eastAsia="黑体" w:hAnsi="Times New Roman" w:hAnsiTheme="majorHAnsi"/>
       <w:b/>
       <w:color w:val="333333"/>
       <w:sz w:val="22"/>
@@ -3705,7 +3974,7 @@
       <w:outlineLvl w:val="5"/>
     </w:pPr>
     <w:rPr>
-      <w:rFonts w:asciiTheme="majorHAnsi" w:cstheme="majorBidi" w:eastAsiaTheme="majorEastAsia" w:hAnsiTheme="majorHAnsi"/>
+      <w:rFonts w:asciiTheme="majorHAnsi" w:cstheme="majorBidi" w:hAnsiTheme="majorHAnsi" w:eastAsia="黑体"/>
       <w:i/>
       <w:iCs/>
       <w:color w:themeColor="accent1" w:themeShade="7F" w:val="243F60"/>
@@ -3728,7 +3997,7 @@
       <w:outlineLvl w:val="6"/>
     </w:pPr>
     <w:rPr>
-      <w:rFonts w:asciiTheme="majorHAnsi" w:cstheme="majorBidi" w:eastAsiaTheme="majorEastAsia" w:hAnsiTheme="majorHAnsi"/>
+      <w:rFonts w:asciiTheme="majorHAnsi" w:cstheme="majorBidi" w:hAnsiTheme="majorHAnsi" w:eastAsia="黑体"/>
       <w:i/>
       <w:iCs/>
       <w:color w:themeColor="text1" w:themeTint="BF" w:val="404040"/>
@@ -3751,7 +4020,7 @@
       <w:outlineLvl w:val="7"/>
     </w:pPr>
     <w:rPr>
-      <w:rFonts w:asciiTheme="majorHAnsi" w:cstheme="majorBidi" w:eastAsiaTheme="majorEastAsia" w:hAnsiTheme="majorHAnsi"/>
+      <w:rFonts w:asciiTheme="majorHAnsi" w:cstheme="majorBidi" w:hAnsiTheme="majorHAnsi" w:eastAsia="黑体"/>
       <w:color w:themeColor="accent1" w:val="4F81BD"/>
       <w:sz w:val="20"/>
       <w:szCs w:val="20"/>
@@ -3774,7 +4043,7 @@
       <w:outlineLvl w:val="8"/>
     </w:pPr>
     <w:rPr>
-      <w:rFonts w:asciiTheme="majorHAnsi" w:cstheme="majorBidi" w:eastAsiaTheme="majorEastAsia" w:hAnsiTheme="majorHAnsi"/>
+      <w:rFonts w:asciiTheme="majorHAnsi" w:cstheme="majorBidi" w:hAnsiTheme="majorHAnsi" w:eastAsia="黑体"/>
       <w:i/>
       <w:iCs/>
       <w:color w:themeColor="text1" w:themeTint="BF" w:val="404040"/>
@@ -3825,7 +4094,7 @@
     <w:uiPriority w:val="9"/>
     <w:rsid w:val="00FC693F"/>
     <w:rPr>
-      <w:rFonts w:asciiTheme="majorHAnsi" w:cstheme="majorBidi" w:eastAsiaTheme="majorEastAsia" w:hAnsiTheme="majorHAnsi"/>
+      <w:rFonts w:asciiTheme="majorHAnsi" w:cstheme="majorBidi" w:hAnsiTheme="majorHAnsi" w:eastAsia="黑体"/>
       <w:b/>
       <w:bCs/>
       <w:color w:themeColor="accent1" w:themeShade="BF" w:val="365F91"/>
@@ -3840,7 +4109,7 @@
     <w:uiPriority w:val="9"/>
     <w:rsid w:val="00FC693F"/>
     <w:rPr>
-      <w:rFonts w:asciiTheme="majorHAnsi" w:cstheme="majorBidi" w:eastAsiaTheme="majorEastAsia" w:hAnsiTheme="majorHAnsi"/>
+      <w:rFonts w:asciiTheme="majorHAnsi" w:cstheme="majorBidi" w:hAnsiTheme="majorHAnsi" w:eastAsia="黑体"/>
       <w:b/>
       <w:bCs/>
       <w:color w:themeColor="accent1" w:val="4F81BD"/>
@@ -3855,7 +4124,7 @@
     <w:uiPriority w:val="9"/>
     <w:rsid w:val="00FC693F"/>
     <w:rPr>
-      <w:rFonts w:asciiTheme="majorHAnsi" w:cstheme="majorBidi" w:eastAsiaTheme="majorEastAsia" w:hAnsiTheme="majorHAnsi"/>
+      <w:rFonts w:asciiTheme="majorHAnsi" w:cstheme="majorBidi" w:hAnsiTheme="majorHAnsi" w:eastAsia="黑体"/>
       <w:b/>
       <w:bCs/>
       <w:color w:themeColor="accent1" w:val="4F81BD"/>
@@ -3878,7 +4147,7 @@
       <w:contextualSpacing/>
     </w:pPr>
     <w:rPr>
-      <w:rFonts w:ascii="Times New Roman" w:asciiTheme="majorHAnsi" w:cstheme="majorBidi" w:eastAsia="黑体" w:eastAsiaTheme="majorEastAsia" w:hAnsi="Times New Roman" w:hAnsiTheme="majorHAnsi"/>
+      <w:rFonts w:ascii="Times New Roman" w:asciiTheme="majorHAnsi" w:cstheme="majorBidi" w:eastAsia="黑体" w:hAnsi="Times New Roman" w:hAnsiTheme="majorHAnsi"/>
       <w:b/>
       <w:color w:val="1F3864"/>
       <w:spacing w:val="5"/>
@@ -3894,7 +4163,7 @@
     <w:uiPriority w:val="10"/>
     <w:rsid w:val="00FC693F"/>
     <w:rPr>
-      <w:rFonts w:asciiTheme="majorHAnsi" w:cstheme="majorBidi" w:eastAsiaTheme="majorEastAsia" w:hAnsiTheme="majorHAnsi"/>
+      <w:rFonts w:asciiTheme="majorHAnsi" w:cstheme="majorBidi" w:hAnsiTheme="majorHAnsi" w:eastAsia="黑体"/>
       <w:color w:themeColor="text2" w:themeShade="BF" w:val="17365D"/>
       <w:spacing w:val="5"/>
       <w:kern w:val="28"/>
@@ -3916,7 +4185,7 @@
       </w:numPr>
     </w:pPr>
     <w:rPr>
-      <w:rFonts w:asciiTheme="majorHAnsi" w:cstheme="majorBidi" w:eastAsiaTheme="majorEastAsia" w:hAnsiTheme="majorHAnsi"/>
+      <w:rFonts w:asciiTheme="majorHAnsi" w:cstheme="majorBidi" w:hAnsiTheme="majorHAnsi" w:eastAsia="黑体"/>
       <w:i/>
       <w:iCs/>
       <w:color w:themeColor="accent1" w:val="4F81BD"/>
@@ -3932,7 +4201,7 @@
     <w:uiPriority w:val="11"/>
     <w:rsid w:val="00FC693F"/>
     <w:rPr>
-      <w:rFonts w:asciiTheme="majorHAnsi" w:cstheme="majorBidi" w:eastAsiaTheme="majorEastAsia" w:hAnsiTheme="majorHAnsi"/>
+      <w:rFonts w:asciiTheme="majorHAnsi" w:cstheme="majorBidi" w:hAnsiTheme="majorHAnsi" w:eastAsia="黑体"/>
       <w:i/>
       <w:iCs/>
       <w:color w:themeColor="accent1" w:val="4F81BD"/>
@@ -3999,6 +4268,7 @@
       <w:spacing w:after="120"/>
     </w:pPr>
     <w:rPr>
+      <w:rFonts w:eastAsia="黑体"/>
       <w:sz w:val="16"/>
       <w:szCs w:val="16"/>
     </w:rPr>
@@ -4010,6 +4280,7 @@
     <w:uiPriority w:val="99"/>
     <w:rsid w:val="00AA1D8D"/>
     <w:rPr>
+      <w:rFonts w:eastAsia="黑体"/>
       <w:sz w:val="16"/>
       <w:szCs w:val="16"/>
     </w:rPr>
@@ -4179,7 +4450,7 @@
       </w:tabs>
     </w:pPr>
     <w:rPr>
-      <w:rFonts w:ascii="Courier" w:hAnsi="Courier"/>
+      <w:rFonts w:ascii="Courier" w:hAnsi="Courier" w:eastAsia="黑体"/>
       <w:sz w:val="20"/>
       <w:szCs w:val="20"/>
     </w:rPr>
@@ -4191,7 +4462,7 @@
     <w:uiPriority w:val="99"/>
     <w:rsid w:val="0029639D"/>
     <w:rPr>
-      <w:rFonts w:ascii="Courier" w:hAnsi="Courier"/>
+      <w:rFonts w:ascii="Courier" w:hAnsi="Courier" w:eastAsia="黑体"/>
       <w:sz w:val="20"/>
       <w:szCs w:val="20"/>
     </w:rPr>
@@ -4227,6 +4498,7 @@
     <w:uiPriority w:val="29"/>
     <w:rsid w:val="00FC693F"/>
     <w:rPr>
+      <w:rFonts w:eastAsia="黑体"/>
       <w:i/>
       <w:iCs/>
       <w:color w:themeColor="text1" w:val="000000"/>
@@ -4240,7 +4512,7 @@
     <w:semiHidden/>
     <w:rsid w:val="00FC693F"/>
     <w:rPr>
-      <w:rFonts w:asciiTheme="majorHAnsi" w:cstheme="majorBidi" w:eastAsiaTheme="majorEastAsia" w:hAnsiTheme="majorHAnsi"/>
+      <w:rFonts w:asciiTheme="majorHAnsi" w:cstheme="majorBidi" w:hAnsiTheme="majorHAnsi" w:eastAsia="黑体"/>
       <w:b/>
       <w:bCs/>
       <w:i/>
@@ -4256,7 +4528,7 @@
     <w:semiHidden/>
     <w:rsid w:val="00FC693F"/>
     <w:rPr>
-      <w:rFonts w:asciiTheme="majorHAnsi" w:cstheme="majorBidi" w:eastAsiaTheme="majorEastAsia" w:hAnsiTheme="majorHAnsi"/>
+      <w:rFonts w:asciiTheme="majorHAnsi" w:cstheme="majorBidi" w:hAnsiTheme="majorHAnsi" w:eastAsia="黑体"/>
       <w:color w:themeColor="accent1" w:themeShade="7F" w:val="243F60"/>
     </w:rPr>
   </w:style>
@@ -4268,7 +4540,7 @@
     <w:semiHidden/>
     <w:rsid w:val="00FC693F"/>
     <w:rPr>
-      <w:rFonts w:asciiTheme="majorHAnsi" w:cstheme="majorBidi" w:eastAsiaTheme="majorEastAsia" w:hAnsiTheme="majorHAnsi"/>
+      <w:rFonts w:asciiTheme="majorHAnsi" w:cstheme="majorBidi" w:hAnsiTheme="majorHAnsi" w:eastAsia="黑体"/>
       <w:i/>
       <w:iCs/>
       <w:color w:themeColor="accent1" w:themeShade="7F" w:val="243F60"/>
@@ -4282,7 +4554,7 @@
     <w:semiHidden/>
     <w:rsid w:val="00FC693F"/>
     <w:rPr>
-      <w:rFonts w:asciiTheme="majorHAnsi" w:cstheme="majorBidi" w:eastAsiaTheme="majorEastAsia" w:hAnsiTheme="majorHAnsi"/>
+      <w:rFonts w:asciiTheme="majorHAnsi" w:cstheme="majorBidi" w:hAnsiTheme="majorHAnsi" w:eastAsia="黑体"/>
       <w:i/>
       <w:iCs/>
       <w:color w:themeColor="text1" w:themeTint="BF" w:val="404040"/>
@@ -4296,7 +4568,7 @@
     <w:semiHidden/>
     <w:rsid w:val="00FC693F"/>
     <w:rPr>
-      <w:rFonts w:asciiTheme="majorHAnsi" w:cstheme="majorBidi" w:eastAsiaTheme="majorEastAsia" w:hAnsiTheme="majorHAnsi"/>
+      <w:rFonts w:asciiTheme="majorHAnsi" w:cstheme="majorBidi" w:hAnsiTheme="majorHAnsi" w:eastAsia="黑体"/>
       <w:color w:themeColor="accent1" w:val="4F81BD"/>
       <w:sz w:val="20"/>
       <w:szCs w:val="20"/>
@@ -4310,7 +4582,7 @@
     <w:semiHidden/>
     <w:rsid w:val="00FC693F"/>
     <w:rPr>
-      <w:rFonts w:asciiTheme="majorHAnsi" w:cstheme="majorBidi" w:eastAsiaTheme="majorEastAsia" w:hAnsiTheme="majorHAnsi"/>
+      <w:rFonts w:asciiTheme="majorHAnsi" w:cstheme="majorBidi" w:hAnsiTheme="majorHAnsi" w:eastAsia="黑体"/>
       <w:i/>
       <w:iCs/>
       <w:color w:themeColor="text1" w:themeTint="BF" w:val="404040"/>
@@ -4331,6 +4603,7 @@
       <w:spacing w:line="240" w:lineRule="auto"/>
     </w:pPr>
     <w:rPr>
+      <w:rFonts w:eastAsia="黑体"/>
       <w:b/>
       <w:bCs/>
       <w:color w:themeColor="accent1" w:val="4F81BD"/>
@@ -4345,6 +4618,7 @@
     <w:qFormat/>
     <w:rsid w:val="00FC693F"/>
     <w:rPr>
+      <w:rFonts w:eastAsia="黑体"/>
       <w:b/>
       <w:bCs/>
     </w:rPr>
@@ -4356,6 +4630,7 @@
     <w:qFormat/>
     <w:rsid w:val="00FC693F"/>
     <w:rPr>
+      <w:rFonts w:eastAsia="黑体"/>
       <w:i/>
       <w:iCs/>
     </w:rPr>
@@ -4376,6 +4651,7 @@
       <w:ind w:left="936" w:right="936"/>
     </w:pPr>
     <w:rPr>
+      <w:rFonts w:eastAsia="黑体"/>
       <w:b/>
       <w:bCs/>
       <w:i/>
@@ -4390,6 +4666,7 @@
     <w:uiPriority w:val="30"/>
     <w:rsid w:val="00FC693F"/>
     <w:rPr>
+      <w:rFonts w:eastAsia="黑体"/>
       <w:b/>
       <w:bCs/>
       <w:i/>
@@ -4404,6 +4681,7 @@
     <w:qFormat/>
     <w:rsid w:val="00FC693F"/>
     <w:rPr>
+      <w:rFonts w:eastAsia="黑体"/>
       <w:i/>
       <w:iCs/>
       <w:color w:themeColor="text1" w:themeTint="7F" w:val="808080"/>
@@ -4416,6 +4694,7 @@
     <w:qFormat/>
     <w:rsid w:val="00FC693F"/>
     <w:rPr>
+      <w:rFonts w:eastAsia="黑体"/>
       <w:b/>
       <w:bCs/>
       <w:i/>
@@ -4430,6 +4709,7 @@
     <w:qFormat/>
     <w:rsid w:val="00FC693F"/>
     <w:rPr>
+      <w:rFonts w:eastAsia="黑体"/>
       <w:smallCaps/>
       <w:color w:themeColor="accent2" w:val="C0504D"/>
       <w:u w:val="single"/>
@@ -4442,6 +4722,7 @@
     <w:qFormat/>
     <w:rsid w:val="00FC693F"/>
     <w:rPr>
+      <w:rFonts w:eastAsia="黑体"/>
       <w:b/>
       <w:bCs/>
       <w:smallCaps/>
@@ -4457,6 +4738,7 @@
     <w:qFormat/>
     <w:rsid w:val="00FC693F"/>
     <w:rPr>
+      <w:rFonts w:eastAsia="黑体"/>
       <w:b/>
       <w:bCs/>
       <w:smallCaps/>
@@ -4511,6 +4793,7 @@
       <w:spacing w:after="0" w:line="240" w:lineRule="auto"/>
     </w:pPr>
     <w:rPr>
+      <w:rFonts w:eastAsia="黑体"/>
       <w:color w:themeColor="text1" w:themeShade="BF" w:val="000000"/>
     </w:rPr>
     <w:tblPr>
@@ -4533,6 +4816,7 @@
         <w:spacing w:after="0" w:before="0" w:line="240" w:lineRule="auto"/>
       </w:pPr>
       <w:rPr>
+        <w:rFonts w:eastAsia="黑体"/>
         <w:b/>
         <w:bCs/>
       </w:rPr>
@@ -4553,6 +4837,7 @@
         <w:spacing w:after="0" w:before="0" w:line="240" w:lineRule="auto"/>
       </w:pPr>
       <w:rPr>
+        <w:rFonts w:eastAsia="黑体"/>
         <w:b/>
         <w:bCs/>
       </w:rPr>
@@ -4570,12 +4855,14 @@
     </w:tblStylePr>
     <w:tblStylePr w:type="firstCol">
       <w:rPr>
+        <w:rFonts w:eastAsia="黑体"/>
         <w:b/>
         <w:bCs/>
       </w:rPr>
     </w:tblStylePr>
     <w:tblStylePr w:type="lastCol">
       <w:rPr>
+        <w:rFonts w:eastAsia="黑体"/>
         <w:b/>
         <w:bCs/>
       </w:rPr>
@@ -4614,6 +4901,7 @@
       <w:spacing w:after="0" w:line="240" w:lineRule="auto"/>
     </w:pPr>
     <w:rPr>
+      <w:rFonts w:eastAsia="黑体"/>
       <w:color w:themeColor="accent1" w:themeShade="BF" w:val="365F91"/>
     </w:rPr>
     <w:tblPr>
@@ -4636,6 +4924,7 @@
         <w:spacing w:after="0" w:before="0" w:line="240" w:lineRule="auto"/>
       </w:pPr>
       <w:rPr>
+        <w:rFonts w:eastAsia="黑体"/>
         <w:b/>
         <w:bCs/>
       </w:rPr>
@@ -4656,6 +4945,7 @@
         <w:spacing w:after="0" w:before="0" w:line="240" w:lineRule="auto"/>
       </w:pPr>
       <w:rPr>
+        <w:rFonts w:eastAsia="黑体"/>
         <w:b/>
         <w:bCs/>
       </w:rPr>
@@ -4673,12 +4963,14 @@
     </w:tblStylePr>
     <w:tblStylePr w:type="firstCol">
       <w:rPr>
+        <w:rFonts w:eastAsia="黑体"/>
         <w:b/>
         <w:bCs/>
       </w:rPr>
     </w:tblStylePr>
     <w:tblStylePr w:type="lastCol">
       <w:rPr>
+        <w:rFonts w:eastAsia="黑体"/>
         <w:b/>
         <w:bCs/>
       </w:rPr>
@@ -4717,6 +5009,7 @@
       <w:spacing w:after="0" w:line="240" w:lineRule="auto"/>
     </w:pPr>
     <w:rPr>
+      <w:rFonts w:eastAsia="黑体"/>
       <w:color w:themeColor="accent2" w:themeShade="BF" w:val="943634"/>
     </w:rPr>
     <w:tblPr>
@@ -4739,6 +5032,7 @@
         <w:spacing w:after="0" w:before="0" w:line="240" w:lineRule="auto"/>
       </w:pPr>
       <w:rPr>
+        <w:rFonts w:eastAsia="黑体"/>
         <w:b/>
         <w:bCs/>
       </w:rPr>
@@ -4759,6 +5053,7 @@
         <w:spacing w:after="0" w:before="0" w:line="240" w:lineRule="auto"/>
       </w:pPr>
       <w:rPr>
+        <w:rFonts w:eastAsia="黑体"/>
         <w:b/>
         <w:bCs/>
       </w:rPr>
@@ -4776,12 +5071,14 @@
     </w:tblStylePr>
     <w:tblStylePr w:type="firstCol">
       <w:rPr>
+        <w:rFonts w:eastAsia="黑体"/>
         <w:b/>
         <w:bCs/>
       </w:rPr>
     </w:tblStylePr>
     <w:tblStylePr w:type="lastCol">
       <w:rPr>
+        <w:rFonts w:eastAsia="黑体"/>
         <w:b/>
         <w:bCs/>
       </w:rPr>
@@ -4820,6 +5117,7 @@
       <w:spacing w:after="0" w:line="240" w:lineRule="auto"/>
     </w:pPr>
     <w:rPr>
+      <w:rFonts w:eastAsia="黑体"/>
       <w:color w:themeColor="accent3" w:themeShade="BF" w:val="76923C"/>
     </w:rPr>
     <w:tblPr>
@@ -4842,6 +5140,7 @@
         <w:spacing w:after="0" w:before="0" w:line="240" w:lineRule="auto"/>
       </w:pPr>
       <w:rPr>
+        <w:rFonts w:eastAsia="黑体"/>
         <w:b/>
         <w:bCs/>
       </w:rPr>
@@ -4862,6 +5161,7 @@
         <w:spacing w:after="0" w:before="0" w:line="240" w:lineRule="auto"/>
       </w:pPr>
       <w:rPr>
+        <w:rFonts w:eastAsia="黑体"/>
         <w:b/>
         <w:bCs/>
       </w:rPr>
@@ -4879,12 +5179,14 @@
     </w:tblStylePr>
     <w:tblStylePr w:type="firstCol">
       <w:rPr>
+        <w:rFonts w:eastAsia="黑体"/>
         <w:b/>
         <w:bCs/>
       </w:rPr>
     </w:tblStylePr>
     <w:tblStylePr w:type="lastCol">
       <w:rPr>
+        <w:rFonts w:eastAsia="黑体"/>
         <w:b/>
         <w:bCs/>
       </w:rPr>
@@ -4923,6 +5225,7 @@
       <w:spacing w:after="0" w:line="240" w:lineRule="auto"/>
     </w:pPr>
     <w:rPr>
+      <w:rFonts w:eastAsia="黑体"/>
       <w:color w:themeColor="accent4" w:themeShade="BF" w:val="5F497A"/>
     </w:rPr>
     <w:tblPr>
@@ -4945,6 +5248,7 @@
         <w:spacing w:after="0" w:before="0" w:line="240" w:lineRule="auto"/>
       </w:pPr>
       <w:rPr>
+        <w:rFonts w:eastAsia="黑体"/>
         <w:b/>
         <w:bCs/>
       </w:rPr>
@@ -4965,6 +5269,7 @@
         <w:spacing w:after="0" w:before="0" w:line="240" w:lineRule="auto"/>
       </w:pPr>
       <w:rPr>
+        <w:rFonts w:eastAsia="黑体"/>
         <w:b/>
         <w:bCs/>
       </w:rPr>
@@ -4982,12 +5287,14 @@
     </w:tblStylePr>
     <w:tblStylePr w:type="firstCol">
       <w:rPr>
+        <w:rFonts w:eastAsia="黑体"/>
         <w:b/>
         <w:bCs/>
       </w:rPr>
     </w:tblStylePr>
     <w:tblStylePr w:type="lastCol">
       <w:rPr>
+        <w:rFonts w:eastAsia="黑体"/>
         <w:b/>
         <w:bCs/>
       </w:rPr>
@@ -5026,6 +5333,7 @@
       <w:spacing w:after="0" w:line="240" w:lineRule="auto"/>
     </w:pPr>
     <w:rPr>
+      <w:rFonts w:eastAsia="黑体"/>
       <w:color w:themeColor="accent5" w:themeShade="BF" w:val="31849B"/>
     </w:rPr>
     <w:tblPr>
@@ -5048,6 +5356,7 @@
         <w:spacing w:after="0" w:before="0" w:line="240" w:lineRule="auto"/>
       </w:pPr>
       <w:rPr>
+        <w:rFonts w:eastAsia="黑体"/>
         <w:b/>
         <w:bCs/>
       </w:rPr>
@@ -5068,6 +5377,7 @@
         <w:spacing w:after="0" w:before="0" w:line="240" w:lineRule="auto"/>
       </w:pPr>
       <w:rPr>
+        <w:rFonts w:eastAsia="黑体"/>
         <w:b/>
         <w:bCs/>
       </w:rPr>
@@ -5085,12 +5395,14 @@
     </w:tblStylePr>
     <w:tblStylePr w:type="firstCol">
       <w:rPr>
+        <w:rFonts w:eastAsia="黑体"/>
         <w:b/>
         <w:bCs/>
       </w:rPr>
     </w:tblStylePr>
     <w:tblStylePr w:type="lastCol">
       <w:rPr>
+        <w:rFonts w:eastAsia="黑体"/>
         <w:b/>
         <w:bCs/>
       </w:rPr>
@@ -5129,6 +5441,7 @@
       <w:spacing w:after="0" w:line="240" w:lineRule="auto"/>
     </w:pPr>
     <w:rPr>
+      <w:rFonts w:eastAsia="黑体"/>
       <w:color w:themeColor="accent6" w:themeShade="BF" w:val="E36C0A"/>
     </w:rPr>
     <w:tblPr>
@@ -5151,6 +5464,7 @@
         <w:spacing w:after="0" w:before="0" w:line="240" w:lineRule="auto"/>
       </w:pPr>
       <w:rPr>
+        <w:rFonts w:eastAsia="黑体"/>
         <w:b/>
         <w:bCs/>
       </w:rPr>
@@ -5171,6 +5485,7 @@
         <w:spacing w:after="0" w:before="0" w:line="240" w:lineRule="auto"/>
       </w:pPr>
       <w:rPr>
+        <w:rFonts w:eastAsia="黑体"/>
         <w:b/>
         <w:bCs/>
       </w:rPr>
@@ -5188,12 +5503,14 @@
     </w:tblStylePr>
     <w:tblStylePr w:type="firstCol">
       <w:rPr>
+        <w:rFonts w:eastAsia="黑体"/>
         <w:b/>
         <w:bCs/>
       </w:rPr>
     </w:tblStylePr>
     <w:tblStylePr w:type="lastCol">
       <w:rPr>
+        <w:rFonts w:eastAsia="黑体"/>
         <w:b/>
         <w:bCs/>
       </w:rPr>
@@ -5253,6 +5570,7 @@
         <w:spacing w:after="0" w:before="0" w:line="240" w:lineRule="auto"/>
       </w:pPr>
       <w:rPr>
+        <w:rFonts w:eastAsia="黑体"/>
         <w:b/>
         <w:bCs/>
         <w:color w:themeColor="background1" w:val="FFFFFF"/>
@@ -5267,6 +5585,7 @@
         <w:spacing w:after="0" w:before="0" w:line="240" w:lineRule="auto"/>
       </w:pPr>
       <w:rPr>
+        <w:rFonts w:eastAsia="黑体"/>
         <w:b/>
         <w:bCs/>
       </w:rPr>
@@ -5282,12 +5601,14 @@
     </w:tblStylePr>
     <w:tblStylePr w:type="firstCol">
       <w:rPr>
+        <w:rFonts w:eastAsia="黑体"/>
         <w:b/>
         <w:bCs/>
       </w:rPr>
     </w:tblStylePr>
     <w:tblStylePr w:type="lastCol">
       <w:rPr>
+        <w:rFonts w:eastAsia="黑体"/>
         <w:b/>
         <w:bCs/>
       </w:rPr>
@@ -5345,6 +5666,7 @@
         <w:spacing w:after="0" w:before="0" w:line="240" w:lineRule="auto"/>
       </w:pPr>
       <w:rPr>
+        <w:rFonts w:eastAsia="黑体"/>
         <w:b/>
         <w:bCs/>
         <w:color w:themeColor="background1" w:val="FFFFFF"/>
@@ -5359,6 +5681,7 @@
         <w:spacing w:after="0" w:before="0" w:line="240" w:lineRule="auto"/>
       </w:pPr>
       <w:rPr>
+        <w:rFonts w:eastAsia="黑体"/>
         <w:b/>
         <w:bCs/>
       </w:rPr>
@@ -5374,12 +5697,14 @@
     </w:tblStylePr>
     <w:tblStylePr w:type="firstCol">
       <w:rPr>
+        <w:rFonts w:eastAsia="黑体"/>
         <w:b/>
         <w:bCs/>
       </w:rPr>
     </w:tblStylePr>
     <w:tblStylePr w:type="lastCol">
       <w:rPr>
+        <w:rFonts w:eastAsia="黑体"/>
         <w:b/>
         <w:bCs/>
       </w:rPr>
@@ -5437,6 +5762,7 @@
         <w:spacing w:after="0" w:before="0" w:line="240" w:lineRule="auto"/>
       </w:pPr>
       <w:rPr>
+        <w:rFonts w:eastAsia="黑体"/>
         <w:b/>
         <w:bCs/>
         <w:color w:themeColor="background1" w:val="FFFFFF"/>
@@ -5451,6 +5777,7 @@
         <w:spacing w:after="0" w:before="0" w:line="240" w:lineRule="auto"/>
       </w:pPr>
       <w:rPr>
+        <w:rFonts w:eastAsia="黑体"/>
         <w:b/>
         <w:bCs/>
       </w:rPr>
@@ -5466,12 +5793,14 @@
     </w:tblStylePr>
     <w:tblStylePr w:type="firstCol">
       <w:rPr>
+        <w:rFonts w:eastAsia="黑体"/>
         <w:b/>
         <w:bCs/>
       </w:rPr>
     </w:tblStylePr>
     <w:tblStylePr w:type="lastCol">
       <w:rPr>
+        <w:rFonts w:eastAsia="黑体"/>
         <w:b/>
         <w:bCs/>
       </w:rPr>
@@ -5529,6 +5858,7 @@
         <w:spacing w:after="0" w:before="0" w:line="240" w:lineRule="auto"/>
       </w:pPr>
       <w:rPr>
+        <w:rFonts w:eastAsia="黑体"/>
         <w:b/>
         <w:bCs/>
         <w:color w:themeColor="background1" w:val="FFFFFF"/>
@@ -5543,6 +5873,7 @@
         <w:spacing w:after="0" w:before="0" w:line="240" w:lineRule="auto"/>
       </w:pPr>
       <w:rPr>
+        <w:rFonts w:eastAsia="黑体"/>
         <w:b/>
         <w:bCs/>
       </w:rPr>
@@ -5558,12 +5889,14 @@
     </w:tblStylePr>
     <w:tblStylePr w:type="firstCol">
       <w:rPr>
+        <w:rFonts w:eastAsia="黑体"/>
         <w:b/>
         <w:bCs/>
       </w:rPr>
     </w:tblStylePr>
     <w:tblStylePr w:type="lastCol">
       <w:rPr>
+        <w:rFonts w:eastAsia="黑体"/>
         <w:b/>
         <w:bCs/>
       </w:rPr>
@@ -5621,6 +5954,7 @@
         <w:spacing w:after="0" w:before="0" w:line="240" w:lineRule="auto"/>
       </w:pPr>
       <w:rPr>
+        <w:rFonts w:eastAsia="黑体"/>
         <w:b/>
         <w:bCs/>
         <w:color w:themeColor="background1" w:val="FFFFFF"/>
@@ -5635,6 +5969,7 @@
         <w:spacing w:after="0" w:before="0" w:line="240" w:lineRule="auto"/>
       </w:pPr>
       <w:rPr>
+        <w:rFonts w:eastAsia="黑体"/>
         <w:b/>
         <w:bCs/>
       </w:rPr>
@@ -5650,12 +5985,14 @@
     </w:tblStylePr>
     <w:tblStylePr w:type="firstCol">
       <w:rPr>
+        <w:rFonts w:eastAsia="黑体"/>
         <w:b/>
         <w:bCs/>
       </w:rPr>
     </w:tblStylePr>
     <w:tblStylePr w:type="lastCol">
       <w:rPr>
+        <w:rFonts w:eastAsia="黑体"/>
         <w:b/>
         <w:bCs/>
       </w:rPr>
@@ -5713,6 +6050,7 @@
         <w:spacing w:after="0" w:before="0" w:line="240" w:lineRule="auto"/>
       </w:pPr>
       <w:rPr>
+        <w:rFonts w:eastAsia="黑体"/>
         <w:b/>
         <w:bCs/>
         <w:color w:themeColor="background1" w:val="FFFFFF"/>
@@ -5727,6 +6065,7 @@
         <w:spacing w:after="0" w:before="0" w:line="240" w:lineRule="auto"/>
       </w:pPr>
       <w:rPr>
+        <w:rFonts w:eastAsia="黑体"/>
         <w:b/>
         <w:bCs/>
       </w:rPr>
@@ -5742,12 +6081,14 @@
     </w:tblStylePr>
     <w:tblStylePr w:type="firstCol">
       <w:rPr>
+        <w:rFonts w:eastAsia="黑体"/>
         <w:b/>
         <w:bCs/>
       </w:rPr>
     </w:tblStylePr>
     <w:tblStylePr w:type="lastCol">
       <w:rPr>
+        <w:rFonts w:eastAsia="黑体"/>
         <w:b/>
         <w:bCs/>
       </w:rPr>
@@ -5805,6 +6146,7 @@
         <w:spacing w:after="0" w:before="0" w:line="240" w:lineRule="auto"/>
       </w:pPr>
       <w:rPr>
+        <w:rFonts w:eastAsia="黑体"/>
         <w:b/>
         <w:bCs/>
         <w:color w:themeColor="background1" w:val="FFFFFF"/>
@@ -5819,6 +6161,7 @@
         <w:spacing w:after="0" w:before="0" w:line="240" w:lineRule="auto"/>
       </w:pPr>
       <w:rPr>
+        <w:rFonts w:eastAsia="黑体"/>
         <w:b/>
         <w:bCs/>
       </w:rPr>
@@ -5834,12 +6177,14 @@
     </w:tblStylePr>
     <w:tblStylePr w:type="firstCol">
       <w:rPr>
+        <w:rFonts w:eastAsia="黑体"/>
         <w:b/>
         <w:bCs/>
       </w:rPr>
     </w:tblStylePr>
     <w:tblStylePr w:type="lastCol">
       <w:rPr>
+        <w:rFonts w:eastAsia="黑体"/>
         <w:b/>
         <w:bCs/>
       </w:rPr>
@@ -5899,7 +6244,7 @@
         <w:spacing w:after="0" w:before="0" w:line="240" w:lineRule="auto"/>
       </w:pPr>
       <w:rPr>
-        <w:rFonts w:asciiTheme="majorHAnsi" w:cstheme="majorBidi" w:eastAsiaTheme="majorEastAsia" w:hAnsiTheme="majorHAnsi"/>
+        <w:rFonts w:asciiTheme="majorHAnsi" w:cstheme="majorBidi" w:hAnsiTheme="majorHAnsi" w:eastAsia="黑体"/>
         <w:b/>
         <w:bCs/>
       </w:rPr>
@@ -5920,7 +6265,7 @@
         <w:spacing w:after="0" w:before="0" w:line="240" w:lineRule="auto"/>
       </w:pPr>
       <w:rPr>
-        <w:rFonts w:asciiTheme="majorHAnsi" w:cstheme="majorBidi" w:eastAsiaTheme="majorEastAsia" w:hAnsiTheme="majorHAnsi"/>
+        <w:rFonts w:asciiTheme="majorHAnsi" w:cstheme="majorBidi" w:hAnsiTheme="majorHAnsi" w:eastAsia="黑体"/>
         <w:b/>
         <w:bCs/>
       </w:rPr>
@@ -5938,14 +6283,14 @@
     </w:tblStylePr>
     <w:tblStylePr w:type="firstCol">
       <w:rPr>
-        <w:rFonts w:asciiTheme="majorHAnsi" w:cstheme="majorBidi" w:eastAsiaTheme="majorEastAsia" w:hAnsiTheme="majorHAnsi"/>
+        <w:rFonts w:asciiTheme="majorHAnsi" w:cstheme="majorBidi" w:hAnsiTheme="majorHAnsi" w:eastAsia="黑体"/>
         <w:b/>
         <w:bCs/>
       </w:rPr>
     </w:tblStylePr>
     <w:tblStylePr w:type="lastCol">
       <w:rPr>
-        <w:rFonts w:asciiTheme="majorHAnsi" w:cstheme="majorBidi" w:eastAsiaTheme="majorEastAsia" w:hAnsiTheme="majorHAnsi"/>
+        <w:rFonts w:asciiTheme="majorHAnsi" w:cstheme="majorBidi" w:hAnsiTheme="majorHAnsi" w:eastAsia="黑体"/>
         <w:b/>
         <w:bCs/>
       </w:rPr>
@@ -6029,7 +6374,7 @@
         <w:spacing w:after="0" w:before="0" w:line="240" w:lineRule="auto"/>
       </w:pPr>
       <w:rPr>
-        <w:rFonts w:asciiTheme="majorHAnsi" w:cstheme="majorBidi" w:eastAsiaTheme="majorEastAsia" w:hAnsiTheme="majorHAnsi"/>
+        <w:rFonts w:asciiTheme="majorHAnsi" w:cstheme="majorBidi" w:hAnsiTheme="majorHAnsi" w:eastAsia="黑体"/>
         <w:b/>
         <w:bCs/>
       </w:rPr>
@@ -6050,7 +6395,7 @@
         <w:spacing w:after="0" w:before="0" w:line="240" w:lineRule="auto"/>
       </w:pPr>
       <w:rPr>
-        <w:rFonts w:asciiTheme="majorHAnsi" w:cstheme="majorBidi" w:eastAsiaTheme="majorEastAsia" w:hAnsiTheme="majorHAnsi"/>
+        <w:rFonts w:asciiTheme="majorHAnsi" w:cstheme="majorBidi" w:hAnsiTheme="majorHAnsi" w:eastAsia="黑体"/>
         <w:b/>
         <w:bCs/>
       </w:rPr>
@@ -6068,14 +6413,14 @@
     </w:tblStylePr>
     <w:tblStylePr w:type="firstCol">
       <w:rPr>
-        <w:rFonts w:asciiTheme="majorHAnsi" w:cstheme="majorBidi" w:eastAsiaTheme="majorEastAsia" w:hAnsiTheme="majorHAnsi"/>
+        <w:rFonts w:asciiTheme="majorHAnsi" w:cstheme="majorBidi" w:hAnsiTheme="majorHAnsi" w:eastAsia="黑体"/>
         <w:b/>
         <w:bCs/>
       </w:rPr>
     </w:tblStylePr>
     <w:tblStylePr w:type="lastCol">
       <w:rPr>
-        <w:rFonts w:asciiTheme="majorHAnsi" w:cstheme="majorBidi" w:eastAsiaTheme="majorEastAsia" w:hAnsiTheme="majorHAnsi"/>
+        <w:rFonts w:asciiTheme="majorHAnsi" w:cstheme="majorBidi" w:hAnsiTheme="majorHAnsi" w:eastAsia="黑体"/>
         <w:b/>
         <w:bCs/>
       </w:rPr>
@@ -6159,7 +6504,7 @@
         <w:spacing w:after="0" w:before="0" w:line="240" w:lineRule="auto"/>
       </w:pPr>
       <w:rPr>
-        <w:rFonts w:asciiTheme="majorHAnsi" w:cstheme="majorBidi" w:eastAsiaTheme="majorEastAsia" w:hAnsiTheme="majorHAnsi"/>
+        <w:rFonts w:asciiTheme="majorHAnsi" w:cstheme="majorBidi" w:hAnsiTheme="majorHAnsi" w:eastAsia="黑体"/>
         <w:b/>
         <w:bCs/>
       </w:rPr>
@@ -6180,7 +6525,7 @@
         <w:spacing w:after="0" w:before="0" w:line="240" w:lineRule="auto"/>
       </w:pPr>
       <w:rPr>
-        <w:rFonts w:asciiTheme="majorHAnsi" w:cstheme="majorBidi" w:eastAsiaTheme="majorEastAsia" w:hAnsiTheme="majorHAnsi"/>
+        <w:rFonts w:asciiTheme="majorHAnsi" w:cstheme="majorBidi" w:hAnsiTheme="majorHAnsi" w:eastAsia="黑体"/>
         <w:b/>
         <w:bCs/>
       </w:rPr>
@@ -6198,14 +6543,14 @@
     </w:tblStylePr>
     <w:tblStylePr w:type="firstCol">
       <w:rPr>
-        <w:rFonts w:asciiTheme="majorHAnsi" w:cstheme="majorBidi" w:eastAsiaTheme="majorEastAsia" w:hAnsiTheme="majorHAnsi"/>
+        <w:rFonts w:asciiTheme="majorHAnsi" w:cstheme="majorBidi" w:hAnsiTheme="majorHAnsi" w:eastAsia="黑体"/>
         <w:b/>
         <w:bCs/>
       </w:rPr>
     </w:tblStylePr>
     <w:tblStylePr w:type="lastCol">
       <w:rPr>
-        <w:rFonts w:asciiTheme="majorHAnsi" w:cstheme="majorBidi" w:eastAsiaTheme="majorEastAsia" w:hAnsiTheme="majorHAnsi"/>
+        <w:rFonts w:asciiTheme="majorHAnsi" w:cstheme="majorBidi" w:hAnsiTheme="majorHAnsi" w:eastAsia="黑体"/>
         <w:b/>
         <w:bCs/>
       </w:rPr>
@@ -6289,7 +6634,7 @@
         <w:spacing w:after="0" w:before="0" w:line="240" w:lineRule="auto"/>
       </w:pPr>
       <w:rPr>
-        <w:rFonts w:asciiTheme="majorHAnsi" w:cstheme="majorBidi" w:eastAsiaTheme="majorEastAsia" w:hAnsiTheme="majorHAnsi"/>
+        <w:rFonts w:asciiTheme="majorHAnsi" w:cstheme="majorBidi" w:hAnsiTheme="majorHAnsi" w:eastAsia="黑体"/>
         <w:b/>
         <w:bCs/>
       </w:rPr>
@@ -6310,7 +6655,7 @@
         <w:spacing w:after="0" w:before="0" w:line="240" w:lineRule="auto"/>
       </w:pPr>
       <w:rPr>
-        <w:rFonts w:asciiTheme="majorHAnsi" w:cstheme="majorBidi" w:eastAsiaTheme="majorEastAsia" w:hAnsiTheme="majorHAnsi"/>
+        <w:rFonts w:asciiTheme="majorHAnsi" w:cstheme="majorBidi" w:hAnsiTheme="majorHAnsi" w:eastAsia="黑体"/>
         <w:b/>
         <w:bCs/>
       </w:rPr>
@@ -6328,14 +6673,14 @@
     </w:tblStylePr>
     <w:tblStylePr w:type="firstCol">
       <w:rPr>
-        <w:rFonts w:asciiTheme="majorHAnsi" w:cstheme="majorBidi" w:eastAsiaTheme="majorEastAsia" w:hAnsiTheme="majorHAnsi"/>
+        <w:rFonts w:asciiTheme="majorHAnsi" w:cstheme="majorBidi" w:hAnsiTheme="majorHAnsi" w:eastAsia="黑体"/>
         <w:b/>
         <w:bCs/>
       </w:rPr>
     </w:tblStylePr>
     <w:tblStylePr w:type="lastCol">
       <w:rPr>
-        <w:rFonts w:asciiTheme="majorHAnsi" w:cstheme="majorBidi" w:eastAsiaTheme="majorEastAsia" w:hAnsiTheme="majorHAnsi"/>
+        <w:rFonts w:asciiTheme="majorHAnsi" w:cstheme="majorBidi" w:hAnsiTheme="majorHAnsi" w:eastAsia="黑体"/>
         <w:b/>
         <w:bCs/>
       </w:rPr>
@@ -6419,7 +6764,7 @@
         <w:spacing w:after="0" w:before="0" w:line="240" w:lineRule="auto"/>
       </w:pPr>
       <w:rPr>
-        <w:rFonts w:asciiTheme="majorHAnsi" w:cstheme="majorBidi" w:eastAsiaTheme="majorEastAsia" w:hAnsiTheme="majorHAnsi"/>
+        <w:rFonts w:asciiTheme="majorHAnsi" w:cstheme="majorBidi" w:hAnsiTheme="majorHAnsi" w:eastAsia="黑体"/>
         <w:b/>
         <w:bCs/>
       </w:rPr>
@@ -6440,7 +6785,7 @@
         <w:spacing w:after="0" w:before="0" w:line="240" w:lineRule="auto"/>
       </w:pPr>
       <w:rPr>
-        <w:rFonts w:asciiTheme="majorHAnsi" w:cstheme="majorBidi" w:eastAsiaTheme="majorEastAsia" w:hAnsiTheme="majorHAnsi"/>
+        <w:rFonts w:asciiTheme="majorHAnsi" w:cstheme="majorBidi" w:hAnsiTheme="majorHAnsi" w:eastAsia="黑体"/>
         <w:b/>
         <w:bCs/>
       </w:rPr>
@@ -6458,14 +6803,14 @@
     </w:tblStylePr>
     <w:tblStylePr w:type="firstCol">
       <w:rPr>
-        <w:rFonts w:asciiTheme="majorHAnsi" w:cstheme="majorBidi" w:eastAsiaTheme="majorEastAsia" w:hAnsiTheme="majorHAnsi"/>
+        <w:rFonts w:asciiTheme="majorHAnsi" w:cstheme="majorBidi" w:hAnsiTheme="majorHAnsi" w:eastAsia="黑体"/>
         <w:b/>
         <w:bCs/>
       </w:rPr>
     </w:tblStylePr>
     <w:tblStylePr w:type="lastCol">
       <w:rPr>
-        <w:rFonts w:asciiTheme="majorHAnsi" w:cstheme="majorBidi" w:eastAsiaTheme="majorEastAsia" w:hAnsiTheme="majorHAnsi"/>
+        <w:rFonts w:asciiTheme="majorHAnsi" w:cstheme="majorBidi" w:hAnsiTheme="majorHAnsi" w:eastAsia="黑体"/>
         <w:b/>
         <w:bCs/>
       </w:rPr>
@@ -6549,7 +6894,7 @@
         <w:spacing w:after="0" w:before="0" w:line="240" w:lineRule="auto"/>
       </w:pPr>
       <w:rPr>
-        <w:rFonts w:asciiTheme="majorHAnsi" w:cstheme="majorBidi" w:eastAsiaTheme="majorEastAsia" w:hAnsiTheme="majorHAnsi"/>
+        <w:rFonts w:asciiTheme="majorHAnsi" w:cstheme="majorBidi" w:hAnsiTheme="majorHAnsi" w:eastAsia="黑体"/>
         <w:b/>
         <w:bCs/>
       </w:rPr>
@@ -6570,7 +6915,7 @@
         <w:spacing w:after="0" w:before="0" w:line="240" w:lineRule="auto"/>
       </w:pPr>
       <w:rPr>
-        <w:rFonts w:asciiTheme="majorHAnsi" w:cstheme="majorBidi" w:eastAsiaTheme="majorEastAsia" w:hAnsiTheme="majorHAnsi"/>
+        <w:rFonts w:asciiTheme="majorHAnsi" w:cstheme="majorBidi" w:hAnsiTheme="majorHAnsi" w:eastAsia="黑体"/>
         <w:b/>
         <w:bCs/>
       </w:rPr>
@@ -6588,14 +6933,14 @@
     </w:tblStylePr>
     <w:tblStylePr w:type="firstCol">
       <w:rPr>
-        <w:rFonts w:asciiTheme="majorHAnsi" w:cstheme="majorBidi" w:eastAsiaTheme="majorEastAsia" w:hAnsiTheme="majorHAnsi"/>
+        <w:rFonts w:asciiTheme="majorHAnsi" w:cstheme="majorBidi" w:hAnsiTheme="majorHAnsi" w:eastAsia="黑体"/>
         <w:b/>
         <w:bCs/>
       </w:rPr>
     </w:tblStylePr>
     <w:tblStylePr w:type="lastCol">
       <w:rPr>
-        <w:rFonts w:asciiTheme="majorHAnsi" w:cstheme="majorBidi" w:eastAsiaTheme="majorEastAsia" w:hAnsiTheme="majorHAnsi"/>
+        <w:rFonts w:asciiTheme="majorHAnsi" w:cstheme="majorBidi" w:hAnsiTheme="majorHAnsi" w:eastAsia="黑体"/>
         <w:b/>
         <w:bCs/>
       </w:rPr>
@@ -6679,7 +7024,7 @@
         <w:spacing w:after="0" w:before="0" w:line="240" w:lineRule="auto"/>
       </w:pPr>
       <w:rPr>
-        <w:rFonts w:asciiTheme="majorHAnsi" w:cstheme="majorBidi" w:eastAsiaTheme="majorEastAsia" w:hAnsiTheme="majorHAnsi"/>
+        <w:rFonts w:asciiTheme="majorHAnsi" w:cstheme="majorBidi" w:hAnsiTheme="majorHAnsi" w:eastAsia="黑体"/>
         <w:b/>
         <w:bCs/>
       </w:rPr>
@@ -6700,7 +7045,7 @@
         <w:spacing w:after="0" w:before="0" w:line="240" w:lineRule="auto"/>
       </w:pPr>
       <w:rPr>
-        <w:rFonts w:asciiTheme="majorHAnsi" w:cstheme="majorBidi" w:eastAsiaTheme="majorEastAsia" w:hAnsiTheme="majorHAnsi"/>
+        <w:rFonts w:asciiTheme="majorHAnsi" w:cstheme="majorBidi" w:hAnsiTheme="majorHAnsi" w:eastAsia="黑体"/>
         <w:b/>
         <w:bCs/>
       </w:rPr>
@@ -6718,14 +7063,14 @@
     </w:tblStylePr>
     <w:tblStylePr w:type="firstCol">
       <w:rPr>
-        <w:rFonts w:asciiTheme="majorHAnsi" w:cstheme="majorBidi" w:eastAsiaTheme="majorEastAsia" w:hAnsiTheme="majorHAnsi"/>
+        <w:rFonts w:asciiTheme="majorHAnsi" w:cstheme="majorBidi" w:hAnsiTheme="majorHAnsi" w:eastAsia="黑体"/>
         <w:b/>
         <w:bCs/>
       </w:rPr>
     </w:tblStylePr>
     <w:tblStylePr w:type="lastCol">
       <w:rPr>
-        <w:rFonts w:asciiTheme="majorHAnsi" w:cstheme="majorBidi" w:eastAsiaTheme="majorEastAsia" w:hAnsiTheme="majorHAnsi"/>
+        <w:rFonts w:asciiTheme="majorHAnsi" w:cstheme="majorBidi" w:hAnsiTheme="majorHAnsi" w:eastAsia="黑体"/>
         <w:b/>
         <w:bCs/>
       </w:rPr>
@@ -6808,6 +7153,7 @@
         <w:spacing w:after="0" w:before="0" w:line="240" w:lineRule="auto"/>
       </w:pPr>
       <w:rPr>
+        <w:rFonts w:eastAsia="黑体"/>
         <w:b/>
         <w:bCs/>
         <w:color w:themeColor="background1" w:val="FFFFFF"/>
@@ -6830,6 +7176,7 @@
         <w:spacing w:after="0" w:before="0" w:line="240" w:lineRule="auto"/>
       </w:pPr>
       <w:rPr>
+        <w:rFonts w:eastAsia="黑体"/>
         <w:b/>
         <w:bCs/>
       </w:rPr>
@@ -6847,12 +7194,14 @@
     </w:tblStylePr>
     <w:tblStylePr w:type="firstCol">
       <w:rPr>
+        <w:rFonts w:eastAsia="黑体"/>
         <w:b/>
         <w:bCs/>
       </w:rPr>
     </w:tblStylePr>
     <w:tblStylePr w:type="lastCol">
       <w:rPr>
+        <w:rFonts w:eastAsia="黑体"/>
         <w:b/>
         <w:bCs/>
       </w:rPr>
@@ -6914,6 +7263,7 @@
         <w:spacing w:after="0" w:before="0" w:line="240" w:lineRule="auto"/>
       </w:pPr>
       <w:rPr>
+        <w:rFonts w:eastAsia="黑体"/>
         <w:b/>
         <w:bCs/>
         <w:color w:themeColor="background1" w:val="FFFFFF"/>
@@ -6936,6 +7286,7 @@
         <w:spacing w:after="0" w:before="0" w:line="240" w:lineRule="auto"/>
       </w:pPr>
       <w:rPr>
+        <w:rFonts w:eastAsia="黑体"/>
         <w:b/>
         <w:bCs/>
       </w:rPr>
@@ -6953,12 +7304,14 @@
     </w:tblStylePr>
     <w:tblStylePr w:type="firstCol">
       <w:rPr>
+        <w:rFonts w:eastAsia="黑体"/>
         <w:b/>
         <w:bCs/>
       </w:rPr>
     </w:tblStylePr>
     <w:tblStylePr w:type="lastCol">
       <w:rPr>
+        <w:rFonts w:eastAsia="黑体"/>
         <w:b/>
         <w:bCs/>
       </w:rPr>
@@ -7020,6 +7373,7 @@
         <w:spacing w:after="0" w:before="0" w:line="240" w:lineRule="auto"/>
       </w:pPr>
       <w:rPr>
+        <w:rFonts w:eastAsia="黑体"/>
         <w:b/>
         <w:bCs/>
         <w:color w:themeColor="background1" w:val="FFFFFF"/>
@@ -7042,6 +7396,7 @@
         <w:spacing w:after="0" w:before="0" w:line="240" w:lineRule="auto"/>
       </w:pPr>
       <w:rPr>
+        <w:rFonts w:eastAsia="黑体"/>
         <w:b/>
         <w:bCs/>
       </w:rPr>
@@ -7059,12 +7414,14 @@
     </w:tblStylePr>
     <w:tblStylePr w:type="firstCol">
       <w:rPr>
+        <w:rFonts w:eastAsia="黑体"/>
         <w:b/>
         <w:bCs/>
       </w:rPr>
     </w:tblStylePr>
     <w:tblStylePr w:type="lastCol">
       <w:rPr>
+        <w:rFonts w:eastAsia="黑体"/>
         <w:b/>
         <w:bCs/>
       </w:rPr>
@@ -7126,6 +7483,7 @@
         <w:spacing w:after="0" w:before="0" w:line="240" w:lineRule="auto"/>
       </w:pPr>
       <w:rPr>
+        <w:rFonts w:eastAsia="黑体"/>
         <w:b/>
         <w:bCs/>
         <w:color w:themeColor="background1" w:val="FFFFFF"/>
@@ -7148,6 +7506,7 @@
         <w:spacing w:after="0" w:before="0" w:line="240" w:lineRule="auto"/>
       </w:pPr>
       <w:rPr>
+        <w:rFonts w:eastAsia="黑体"/>
         <w:b/>
         <w:bCs/>
       </w:rPr>
@@ -7165,12 +7524,14 @@
     </w:tblStylePr>
     <w:tblStylePr w:type="firstCol">
       <w:rPr>
+        <w:rFonts w:eastAsia="黑体"/>
         <w:b/>
         <w:bCs/>
       </w:rPr>
     </w:tblStylePr>
     <w:tblStylePr w:type="lastCol">
       <w:rPr>
+        <w:rFonts w:eastAsia="黑体"/>
         <w:b/>
         <w:bCs/>
       </w:rPr>
@@ -7232,6 +7593,7 @@
         <w:spacing w:after="0" w:before="0" w:line="240" w:lineRule="auto"/>
       </w:pPr>
       <w:rPr>
+        <w:rFonts w:eastAsia="黑体"/>
         <w:b/>
         <w:bCs/>
         <w:color w:themeColor="background1" w:val="FFFFFF"/>
@@ -7254,6 +7616,7 @@
         <w:spacing w:after="0" w:before="0" w:line="240" w:lineRule="auto"/>
       </w:pPr>
       <w:rPr>
+        <w:rFonts w:eastAsia="黑体"/>
         <w:b/>
         <w:bCs/>
       </w:rPr>
@@ -7271,12 +7634,14 @@
     </w:tblStylePr>
     <w:tblStylePr w:type="firstCol">
       <w:rPr>
+        <w:rFonts w:eastAsia="黑体"/>
         <w:b/>
         <w:bCs/>
       </w:rPr>
     </w:tblStylePr>
     <w:tblStylePr w:type="lastCol">
       <w:rPr>
+        <w:rFonts w:eastAsia="黑体"/>
         <w:b/>
         <w:bCs/>
       </w:rPr>
@@ -7338,6 +7703,7 @@
         <w:spacing w:after="0" w:before="0" w:line="240" w:lineRule="auto"/>
       </w:pPr>
       <w:rPr>
+        <w:rFonts w:eastAsia="黑体"/>
         <w:b/>
         <w:bCs/>
         <w:color w:themeColor="background1" w:val="FFFFFF"/>
@@ -7360,6 +7726,7 @@
         <w:spacing w:after="0" w:before="0" w:line="240" w:lineRule="auto"/>
       </w:pPr>
       <w:rPr>
+        <w:rFonts w:eastAsia="黑体"/>
         <w:b/>
         <w:bCs/>
       </w:rPr>
@@ -7377,12 +7744,14 @@
     </w:tblStylePr>
     <w:tblStylePr w:type="firstCol">
       <w:rPr>
+        <w:rFonts w:eastAsia="黑体"/>
         <w:b/>
         <w:bCs/>
       </w:rPr>
     </w:tblStylePr>
     <w:tblStylePr w:type="lastCol">
       <w:rPr>
+        <w:rFonts w:eastAsia="黑体"/>
         <w:b/>
         <w:bCs/>
       </w:rPr>
@@ -7444,6 +7813,7 @@
         <w:spacing w:after="0" w:before="0" w:line="240" w:lineRule="auto"/>
       </w:pPr>
       <w:rPr>
+        <w:rFonts w:eastAsia="黑体"/>
         <w:b/>
         <w:bCs/>
         <w:color w:themeColor="background1" w:val="FFFFFF"/>
@@ -7466,6 +7836,7 @@
         <w:spacing w:after="0" w:before="0" w:line="240" w:lineRule="auto"/>
       </w:pPr>
       <w:rPr>
+        <w:rFonts w:eastAsia="黑体"/>
         <w:b/>
         <w:bCs/>
       </w:rPr>
@@ -7483,12 +7854,14 @@
     </w:tblStylePr>
     <w:tblStylePr w:type="firstCol">
       <w:rPr>
+        <w:rFonts w:eastAsia="黑体"/>
         <w:b/>
         <w:bCs/>
       </w:rPr>
     </w:tblStylePr>
     <w:tblStylePr w:type="lastCol">
       <w:rPr>
+        <w:rFonts w:eastAsia="黑体"/>
         <w:b/>
         <w:bCs/>
       </w:rPr>
@@ -7547,6 +7920,7 @@
         <w:spacing w:after="0" w:before="0" w:line="240" w:lineRule="auto"/>
       </w:pPr>
       <w:rPr>
+        <w:rFonts w:eastAsia="黑体"/>
         <w:b/>
         <w:bCs/>
         <w:color w:themeColor="background1" w:val="FFFFFF"/>
@@ -7569,6 +7943,7 @@
         <w:spacing w:after="0" w:before="0" w:line="240" w:lineRule="auto"/>
       </w:pPr>
       <w:rPr>
+        <w:rFonts w:eastAsia="黑体"/>
         <w:color w:val="auto"/>
       </w:rPr>
       <w:tblPr/>
@@ -7586,6 +7961,7 @@
     </w:tblStylePr>
     <w:tblStylePr w:type="firstCol">
       <w:rPr>
+        <w:rFonts w:eastAsia="黑体"/>
         <w:b/>
         <w:bCs/>
         <w:color w:themeColor="background1" w:val="FFFFFF"/>
@@ -7605,6 +7981,7 @@
     </w:tblStylePr>
     <w:tblStylePr w:type="lastCol">
       <w:rPr>
+        <w:rFonts w:eastAsia="黑体"/>
         <w:b/>
         <w:bCs/>
         <w:color w:themeColor="background1" w:val="FFFFFF"/>
@@ -7653,6 +8030,7 @@
     </w:tblStylePr>
     <w:tblStylePr w:type="nwCell">
       <w:rPr>
+        <w:rFonts w:eastAsia="黑体"/>
         <w:color w:themeColor="background1" w:val="FFFFFF"/>
       </w:rPr>
       <w:tblPr/>
@@ -7696,6 +8074,7 @@
         <w:spacing w:after="0" w:before="0" w:line="240" w:lineRule="auto"/>
       </w:pPr>
       <w:rPr>
+        <w:rFonts w:eastAsia="黑体"/>
         <w:b/>
         <w:bCs/>
         <w:color w:themeColor="background1" w:val="FFFFFF"/>
@@ -7718,6 +8097,7 @@
         <w:spacing w:after="0" w:before="0" w:line="240" w:lineRule="auto"/>
       </w:pPr>
       <w:rPr>
+        <w:rFonts w:eastAsia="黑体"/>
         <w:color w:val="auto"/>
       </w:rPr>
       <w:tblPr/>
@@ -7735,6 +8115,7 @@
     </w:tblStylePr>
     <w:tblStylePr w:type="firstCol">
       <w:rPr>
+        <w:rFonts w:eastAsia="黑体"/>
         <w:b/>
         <w:bCs/>
         <w:color w:themeColor="background1" w:val="FFFFFF"/>
@@ -7754,6 +8135,7 @@
     </w:tblStylePr>
     <w:tblStylePr w:type="lastCol">
       <w:rPr>
+        <w:rFonts w:eastAsia="黑体"/>
         <w:b/>
         <w:bCs/>
         <w:color w:themeColor="background1" w:val="FFFFFF"/>
@@ -7802,6 +8184,7 @@
     </w:tblStylePr>
     <w:tblStylePr w:type="nwCell">
       <w:rPr>
+        <w:rFonts w:eastAsia="黑体"/>
         <w:color w:themeColor="background1" w:val="FFFFFF"/>
       </w:rPr>
       <w:tblPr/>
@@ -7845,6 +8228,7 @@
         <w:spacing w:after="0" w:before="0" w:line="240" w:lineRule="auto"/>
       </w:pPr>
       <w:rPr>
+        <w:rFonts w:eastAsia="黑体"/>
         <w:b/>
         <w:bCs/>
         <w:color w:themeColor="background1" w:val="FFFFFF"/>
@@ -7867,6 +8251,7 @@
         <w:spacing w:after="0" w:before="0" w:line="240" w:lineRule="auto"/>
       </w:pPr>
       <w:rPr>
+        <w:rFonts w:eastAsia="黑体"/>
         <w:color w:val="auto"/>
       </w:rPr>
       <w:tblPr/>
@@ -7884,6 +8269,7 @@
     </w:tblStylePr>
     <w:tblStylePr w:type="firstCol">
       <w:rPr>
+        <w:rFonts w:eastAsia="黑体"/>
         <w:b/>
         <w:bCs/>
         <w:color w:themeColor="background1" w:val="FFFFFF"/>
@@ -7903,6 +8289,7 @@
     </w:tblStylePr>
     <w:tblStylePr w:type="lastCol">
       <w:rPr>
+        <w:rFonts w:eastAsia="黑体"/>
         <w:b/>
         <w:bCs/>
         <w:color w:themeColor="background1" w:val="FFFFFF"/>
@@ -7951,6 +8338,7 @@
     </w:tblStylePr>
     <w:tblStylePr w:type="nwCell">
       <w:rPr>
+        <w:rFonts w:eastAsia="黑体"/>
         <w:color w:themeColor="background1" w:val="FFFFFF"/>
       </w:rPr>
       <w:tblPr/>
@@ -7994,6 +8382,7 @@
         <w:spacing w:after="0" w:before="0" w:line="240" w:lineRule="auto"/>
       </w:pPr>
       <w:rPr>
+        <w:rFonts w:eastAsia="黑体"/>
         <w:b/>
         <w:bCs/>
         <w:color w:themeColor="background1" w:val="FFFFFF"/>
@@ -8016,6 +8405,7 @@
         <w:spacing w:after="0" w:before="0" w:line="240" w:lineRule="auto"/>
       </w:pPr>
       <w:rPr>
+        <w:rFonts w:eastAsia="黑体"/>
         <w:color w:val="auto"/>
       </w:rPr>
       <w:tblPr/>
@@ -8033,6 +8423,7 @@
     </w:tblStylePr>
     <w:tblStylePr w:type="firstCol">
       <w:rPr>
+        <w:rFonts w:eastAsia="黑体"/>
         <w:b/>
         <w:bCs/>
         <w:color w:themeColor="background1" w:val="FFFFFF"/>
@@ -8052,6 +8443,7 @@
     </w:tblStylePr>
     <w:tblStylePr w:type="lastCol">
       <w:rPr>
+        <w:rFonts w:eastAsia="黑体"/>
         <w:b/>
         <w:bCs/>
         <w:color w:themeColor="background1" w:val="FFFFFF"/>
@@ -8100,6 +8492,7 @@
     </w:tblStylePr>
     <w:tblStylePr w:type="nwCell">
       <w:rPr>
+        <w:rFonts w:eastAsia="黑体"/>
         <w:color w:themeColor="background1" w:val="FFFFFF"/>
       </w:rPr>
       <w:tblPr/>
@@ -8143,6 +8536,7 @@
         <w:spacing w:after="0" w:before="0" w:line="240" w:lineRule="auto"/>
       </w:pPr>
       <w:rPr>
+        <w:rFonts w:eastAsia="黑体"/>
         <w:b/>
         <w:bCs/>
         <w:color w:themeColor="background1" w:val="FFFFFF"/>
@@ -8165,6 +8559,7 @@
         <w:spacing w:after="0" w:before="0" w:line="240" w:lineRule="auto"/>
       </w:pPr>
       <w:rPr>
+        <w:rFonts w:eastAsia="黑体"/>
         <w:color w:val="auto"/>
       </w:rPr>
       <w:tblPr/>
@@ -8182,6 +8577,7 @@
     </w:tblStylePr>
     <w:tblStylePr w:type="firstCol">
       <w:rPr>
+        <w:rFonts w:eastAsia="黑体"/>
         <w:b/>
         <w:bCs/>
         <w:color w:themeColor="background1" w:val="FFFFFF"/>
@@ -8201,6 +8597,7 @@
     </w:tblStylePr>
     <w:tblStylePr w:type="lastCol">
       <w:rPr>
+        <w:rFonts w:eastAsia="黑体"/>
         <w:b/>
         <w:bCs/>
         <w:color w:themeColor="background1" w:val="FFFFFF"/>
@@ -8249,6 +8646,7 @@
     </w:tblStylePr>
     <w:tblStylePr w:type="nwCell">
       <w:rPr>
+        <w:rFonts w:eastAsia="黑体"/>
         <w:color w:themeColor="background1" w:val="FFFFFF"/>
       </w:rPr>
       <w:tblPr/>
@@ -8292,6 +8690,7 @@
         <w:spacing w:after="0" w:before="0" w:line="240" w:lineRule="auto"/>
       </w:pPr>
       <w:rPr>
+        <w:rFonts w:eastAsia="黑体"/>
         <w:b/>
         <w:bCs/>
         <w:color w:themeColor="background1" w:val="FFFFFF"/>
@@ -8314,6 +8713,7 @@
         <w:spacing w:after="0" w:before="0" w:line="240" w:lineRule="auto"/>
       </w:pPr>
       <w:rPr>
+        <w:rFonts w:eastAsia="黑体"/>
         <w:color w:val="auto"/>
       </w:rPr>
       <w:tblPr/>
@@ -8331,6 +8731,7 @@
     </w:tblStylePr>
     <w:tblStylePr w:type="firstCol">
       <w:rPr>
+        <w:rFonts w:eastAsia="黑体"/>
         <w:b/>
         <w:bCs/>
         <w:color w:themeColor="background1" w:val="FFFFFF"/>
@@ -8350,6 +8751,7 @@
     </w:tblStylePr>
     <w:tblStylePr w:type="lastCol">
       <w:rPr>
+        <w:rFonts w:eastAsia="黑体"/>
         <w:b/>
         <w:bCs/>
         <w:color w:themeColor="background1" w:val="FFFFFF"/>
@@ -8398,6 +8800,7 @@
     </w:tblStylePr>
     <w:tblStylePr w:type="nwCell">
       <w:rPr>
+        <w:rFonts w:eastAsia="黑体"/>
         <w:color w:themeColor="background1" w:val="FFFFFF"/>
       </w:rPr>
       <w:tblPr/>
@@ -8441,6 +8844,7 @@
         <w:spacing w:after="0" w:before="0" w:line="240" w:lineRule="auto"/>
       </w:pPr>
       <w:rPr>
+        <w:rFonts w:eastAsia="黑体"/>
         <w:b/>
         <w:bCs/>
         <w:color w:themeColor="background1" w:val="FFFFFF"/>
@@ -8463,6 +8867,7 @@
         <w:spacing w:after="0" w:before="0" w:line="240" w:lineRule="auto"/>
       </w:pPr>
       <w:rPr>
+        <w:rFonts w:eastAsia="黑体"/>
         <w:color w:val="auto"/>
       </w:rPr>
       <w:tblPr/>
@@ -8480,6 +8885,7 @@
     </w:tblStylePr>
     <w:tblStylePr w:type="firstCol">
       <w:rPr>
+        <w:rFonts w:eastAsia="黑体"/>
         <w:b/>
         <w:bCs/>
         <w:color w:themeColor="background1" w:val="FFFFFF"/>
@@ -8499,6 +8905,7 @@
     </w:tblStylePr>
     <w:tblStylePr w:type="lastCol">
       <w:rPr>
+        <w:rFonts w:eastAsia="黑体"/>
         <w:b/>
         <w:bCs/>
         <w:color w:themeColor="background1" w:val="FFFFFF"/>
@@ -8547,6 +8954,7 @@
     </w:tblStylePr>
     <w:tblStylePr w:type="nwCell">
       <w:rPr>
+        <w:rFonts w:eastAsia="黑体"/>
         <w:color w:themeColor="background1" w:val="FFFFFF"/>
       </w:rPr>
       <w:tblPr/>
@@ -8571,6 +8979,7 @@
       <w:spacing w:after="0" w:line="240" w:lineRule="auto"/>
     </w:pPr>
     <w:rPr>
+      <w:rFonts w:eastAsia="黑体"/>
       <w:color w:themeColor="text1" w:val="000000"/>
     </w:rPr>
     <w:tblPr>
@@ -8590,7 +8999,7 @@
     </w:tblPr>
     <w:tblStylePr w:type="firstRow">
       <w:rPr>
-        <w:rFonts w:asciiTheme="majorHAnsi" w:cstheme="majorBidi" w:eastAsiaTheme="majorEastAsia" w:hAnsiTheme="majorHAnsi"/>
+        <w:rFonts w:asciiTheme="majorHAnsi" w:cstheme="majorBidi" w:hAnsiTheme="majorHAnsi" w:eastAsia="黑体"/>
       </w:rPr>
       <w:tblPr/>
       <w:tcPr>
@@ -8602,6 +9011,7 @@
     </w:tblStylePr>
     <w:tblStylePr w:type="lastRow">
       <w:rPr>
+        <w:rFonts w:eastAsia="黑体"/>
         <w:b/>
         <w:bCs/>
         <w:color w:themeColor="text2" w:val="1F497D"/>
@@ -8616,12 +9026,14 @@
     </w:tblStylePr>
     <w:tblStylePr w:type="firstCol">
       <w:rPr>
+        <w:rFonts w:eastAsia="黑体"/>
         <w:b/>
         <w:bCs/>
       </w:rPr>
     </w:tblStylePr>
     <w:tblStylePr w:type="lastCol">
       <w:rPr>
+        <w:rFonts w:eastAsia="黑体"/>
         <w:b/>
         <w:bCs/>
       </w:rPr>
@@ -8655,6 +9067,7 @@
       <w:spacing w:after="0" w:line="240" w:lineRule="auto"/>
     </w:pPr>
     <w:rPr>
+      <w:rFonts w:eastAsia="黑体"/>
       <w:color w:themeColor="text1" w:val="000000"/>
     </w:rPr>
     <w:tblPr>
@@ -8674,7 +9087,7 @@
     </w:tblPr>
     <w:tblStylePr w:type="firstRow">
       <w:rPr>
-        <w:rFonts w:asciiTheme="majorHAnsi" w:cstheme="majorBidi" w:eastAsiaTheme="majorEastAsia" w:hAnsiTheme="majorHAnsi"/>
+        <w:rFonts w:asciiTheme="majorHAnsi" w:cstheme="majorBidi" w:hAnsiTheme="majorHAnsi" w:eastAsia="黑体"/>
       </w:rPr>
       <w:tblPr/>
       <w:tcPr>
@@ -8686,6 +9099,7 @@
     </w:tblStylePr>
     <w:tblStylePr w:type="lastRow">
       <w:rPr>
+        <w:rFonts w:eastAsia="黑体"/>
         <w:b/>
         <w:bCs/>
         <w:color w:themeColor="text2" w:val="1F497D"/>
@@ -8700,12 +9114,14 @@
     </w:tblStylePr>
     <w:tblStylePr w:type="firstCol">
       <w:rPr>
+        <w:rFonts w:eastAsia="黑体"/>
         <w:b/>
         <w:bCs/>
       </w:rPr>
     </w:tblStylePr>
     <w:tblStylePr w:type="lastCol">
       <w:rPr>
+        <w:rFonts w:eastAsia="黑体"/>
         <w:b/>
         <w:bCs/>
       </w:rPr>
@@ -8739,6 +9155,7 @@
       <w:spacing w:after="0" w:line="240" w:lineRule="auto"/>
     </w:pPr>
     <w:rPr>
+      <w:rFonts w:eastAsia="黑体"/>
       <w:color w:themeColor="text1" w:val="000000"/>
     </w:rPr>
     <w:tblPr>
@@ -8758,7 +9175,7 @@
     </w:tblPr>
     <w:tblStylePr w:type="firstRow">
       <w:rPr>
-        <w:rFonts w:asciiTheme="majorHAnsi" w:cstheme="majorBidi" w:eastAsiaTheme="majorEastAsia" w:hAnsiTheme="majorHAnsi"/>
+        <w:rFonts w:asciiTheme="majorHAnsi" w:cstheme="majorBidi" w:hAnsiTheme="majorHAnsi" w:eastAsia="黑体"/>
       </w:rPr>
       <w:tblPr/>
       <w:tcPr>
@@ -8770,6 +9187,7 @@
     </w:tblStylePr>
     <w:tblStylePr w:type="lastRow">
       <w:rPr>
+        <w:rFonts w:eastAsia="黑体"/>
         <w:b/>
         <w:bCs/>
         <w:color w:themeColor="text2" w:val="1F497D"/>
@@ -8784,12 +9202,14 @@
     </w:tblStylePr>
     <w:tblStylePr w:type="firstCol">
       <w:rPr>
+        <w:rFonts w:eastAsia="黑体"/>
         <w:b/>
         <w:bCs/>
       </w:rPr>
     </w:tblStylePr>
     <w:tblStylePr w:type="lastCol">
       <w:rPr>
+        <w:rFonts w:eastAsia="黑体"/>
         <w:b/>
         <w:bCs/>
       </w:rPr>
@@ -8823,6 +9243,7 @@
       <w:spacing w:after="0" w:line="240" w:lineRule="auto"/>
     </w:pPr>
     <w:rPr>
+      <w:rFonts w:eastAsia="黑体"/>
       <w:color w:themeColor="text1" w:val="000000"/>
     </w:rPr>
     <w:tblPr>
@@ -8842,7 +9263,7 @@
     </w:tblPr>
     <w:tblStylePr w:type="firstRow">
       <w:rPr>
-        <w:rFonts w:asciiTheme="majorHAnsi" w:cstheme="majorBidi" w:eastAsiaTheme="majorEastAsia" w:hAnsiTheme="majorHAnsi"/>
+        <w:rFonts w:asciiTheme="majorHAnsi" w:cstheme="majorBidi" w:hAnsiTheme="majorHAnsi" w:eastAsia="黑体"/>
       </w:rPr>
       <w:tblPr/>
       <w:tcPr>
@@ -8854,6 +9275,7 @@
     </w:tblStylePr>
     <w:tblStylePr w:type="lastRow">
       <w:rPr>
+        <w:rFonts w:eastAsia="黑体"/>
         <w:b/>
         <w:bCs/>
         <w:color w:themeColor="text2" w:val="1F497D"/>
@@ -8868,12 +9290,14 @@
     </w:tblStylePr>
     <w:tblStylePr w:type="firstCol">
       <w:rPr>
+        <w:rFonts w:eastAsia="黑体"/>
         <w:b/>
         <w:bCs/>
       </w:rPr>
     </w:tblStylePr>
     <w:tblStylePr w:type="lastCol">
       <w:rPr>
+        <w:rFonts w:eastAsia="黑体"/>
         <w:b/>
         <w:bCs/>
       </w:rPr>
@@ -8907,6 +9331,7 @@
       <w:spacing w:after="0" w:line="240" w:lineRule="auto"/>
     </w:pPr>
     <w:rPr>
+      <w:rFonts w:eastAsia="黑体"/>
       <w:color w:themeColor="text1" w:val="000000"/>
     </w:rPr>
     <w:tblPr>
@@ -8926,7 +9351,7 @@
     </w:tblPr>
     <w:tblStylePr w:type="firstRow">
       <w:rPr>
-        <w:rFonts w:asciiTheme="majorHAnsi" w:cstheme="majorBidi" w:eastAsiaTheme="majorEastAsia" w:hAnsiTheme="majorHAnsi"/>
+        <w:rFonts w:asciiTheme="majorHAnsi" w:cstheme="majorBidi" w:hAnsiTheme="majorHAnsi" w:eastAsia="黑体"/>
       </w:rPr>
       <w:tblPr/>
       <w:tcPr>
@@ -8938,6 +9363,7 @@
     </w:tblStylePr>
     <w:tblStylePr w:type="lastRow">
       <w:rPr>
+        <w:rFonts w:eastAsia="黑体"/>
         <w:b/>
         <w:bCs/>
         <w:color w:themeColor="text2" w:val="1F497D"/>
@@ -8952,12 +9378,14 @@
     </w:tblStylePr>
     <w:tblStylePr w:type="firstCol">
       <w:rPr>
+        <w:rFonts w:eastAsia="黑体"/>
         <w:b/>
         <w:bCs/>
       </w:rPr>
     </w:tblStylePr>
     <w:tblStylePr w:type="lastCol">
       <w:rPr>
+        <w:rFonts w:eastAsia="黑体"/>
         <w:b/>
         <w:bCs/>
       </w:rPr>
@@ -8991,6 +9419,7 @@
       <w:spacing w:after="0" w:line="240" w:lineRule="auto"/>
     </w:pPr>
     <w:rPr>
+      <w:rFonts w:eastAsia="黑体"/>
       <w:color w:themeColor="text1" w:val="000000"/>
     </w:rPr>
     <w:tblPr>
@@ -9010,7 +9439,7 @@
     </w:tblPr>
     <w:tblStylePr w:type="firstRow">
       <w:rPr>
-        <w:rFonts w:asciiTheme="majorHAnsi" w:cstheme="majorBidi" w:eastAsiaTheme="majorEastAsia" w:hAnsiTheme="majorHAnsi"/>
+        <w:rFonts w:asciiTheme="majorHAnsi" w:cstheme="majorBidi" w:hAnsiTheme="majorHAnsi" w:eastAsia="黑体"/>
       </w:rPr>
       <w:tblPr/>
       <w:tcPr>
@@ -9022,6 +9451,7 @@
     </w:tblStylePr>
     <w:tblStylePr w:type="lastRow">
       <w:rPr>
+        <w:rFonts w:eastAsia="黑体"/>
         <w:b/>
         <w:bCs/>
         <w:color w:themeColor="text2" w:val="1F497D"/>
@@ -9036,12 +9466,14 @@
     </w:tblStylePr>
     <w:tblStylePr w:type="firstCol">
       <w:rPr>
+        <w:rFonts w:eastAsia="黑体"/>
         <w:b/>
         <w:bCs/>
       </w:rPr>
     </w:tblStylePr>
     <w:tblStylePr w:type="lastCol">
       <w:rPr>
+        <w:rFonts w:eastAsia="黑体"/>
         <w:b/>
         <w:bCs/>
       </w:rPr>
@@ -9075,6 +9507,7 @@
       <w:spacing w:after="0" w:line="240" w:lineRule="auto"/>
     </w:pPr>
     <w:rPr>
+      <w:rFonts w:eastAsia="黑体"/>
       <w:color w:themeColor="text1" w:val="000000"/>
     </w:rPr>
     <w:tblPr>
@@ -9094,7 +9527,7 @@
     </w:tblPr>
     <w:tblStylePr w:type="firstRow">
       <w:rPr>
-        <w:rFonts w:asciiTheme="majorHAnsi" w:cstheme="majorBidi" w:eastAsiaTheme="majorEastAsia" w:hAnsiTheme="majorHAnsi"/>
+        <w:rFonts w:asciiTheme="majorHAnsi" w:cstheme="majorBidi" w:hAnsiTheme="majorHAnsi" w:eastAsia="黑体"/>
       </w:rPr>
       <w:tblPr/>
       <w:tcPr>
@@ -9106,6 +9539,7 @@
     </w:tblStylePr>
     <w:tblStylePr w:type="lastRow">
       <w:rPr>
+        <w:rFonts w:eastAsia="黑体"/>
         <w:b/>
         <w:bCs/>
         <w:color w:themeColor="text2" w:val="1F497D"/>
@@ -9120,12 +9554,14 @@
     </w:tblStylePr>
     <w:tblStylePr w:type="firstCol">
       <w:rPr>
+        <w:rFonts w:eastAsia="黑体"/>
         <w:b/>
         <w:bCs/>
       </w:rPr>
     </w:tblStylePr>
     <w:tblStylePr w:type="lastCol">
       <w:rPr>
+        <w:rFonts w:eastAsia="黑体"/>
         <w:b/>
         <w:bCs/>
       </w:rPr>
@@ -9159,7 +9595,7 @@
       <w:spacing w:after="0" w:line="240" w:lineRule="auto"/>
     </w:pPr>
     <w:rPr>
-      <w:rFonts w:asciiTheme="majorHAnsi" w:cstheme="majorBidi" w:eastAsiaTheme="majorEastAsia" w:hAnsiTheme="majorHAnsi"/>
+      <w:rFonts w:asciiTheme="majorHAnsi" w:cstheme="majorBidi" w:hAnsiTheme="majorHAnsi" w:eastAsia="黑体"/>
       <w:color w:themeColor="text1" w:val="000000"/>
     </w:rPr>
     <w:tblPr>
@@ -9181,6 +9617,7 @@
     </w:tblPr>
     <w:tblStylePr w:type="firstRow">
       <w:rPr>
+        <w:rFonts w:eastAsia="黑体"/>
         <w:sz w:val="24"/>
         <w:szCs w:val="24"/>
       </w:rPr>
@@ -9287,7 +9724,7 @@
       <w:spacing w:after="0" w:line="240" w:lineRule="auto"/>
     </w:pPr>
     <w:rPr>
-      <w:rFonts w:asciiTheme="majorHAnsi" w:cstheme="majorBidi" w:eastAsiaTheme="majorEastAsia" w:hAnsiTheme="majorHAnsi"/>
+      <w:rFonts w:asciiTheme="majorHAnsi" w:cstheme="majorBidi" w:hAnsiTheme="majorHAnsi" w:eastAsia="黑体"/>
       <w:color w:themeColor="text1" w:val="000000"/>
     </w:rPr>
     <w:tblPr>
@@ -9309,6 +9746,7 @@
     </w:tblPr>
     <w:tblStylePr w:type="firstRow">
       <w:rPr>
+        <w:rFonts w:eastAsia="黑体"/>
         <w:sz w:val="24"/>
         <w:szCs w:val="24"/>
       </w:rPr>
@@ -9415,7 +9853,7 @@
       <w:spacing w:after="0" w:line="240" w:lineRule="auto"/>
     </w:pPr>
     <w:rPr>
-      <w:rFonts w:asciiTheme="majorHAnsi" w:cstheme="majorBidi" w:eastAsiaTheme="majorEastAsia" w:hAnsiTheme="majorHAnsi"/>
+      <w:rFonts w:asciiTheme="majorHAnsi" w:cstheme="majorBidi" w:hAnsiTheme="majorHAnsi" w:eastAsia="黑体"/>
       <w:color w:themeColor="text1" w:val="000000"/>
     </w:rPr>
     <w:tblPr>
@@ -9437,6 +9875,7 @@
     </w:tblPr>
     <w:tblStylePr w:type="firstRow">
       <w:rPr>
+        <w:rFonts w:eastAsia="黑体"/>
         <w:sz w:val="24"/>
         <w:szCs w:val="24"/>
       </w:rPr>
@@ -9543,7 +9982,7 @@
       <w:spacing w:after="0" w:line="240" w:lineRule="auto"/>
     </w:pPr>
     <w:rPr>
-      <w:rFonts w:asciiTheme="majorHAnsi" w:cstheme="majorBidi" w:eastAsiaTheme="majorEastAsia" w:hAnsiTheme="majorHAnsi"/>
+      <w:rFonts w:asciiTheme="majorHAnsi" w:cstheme="majorBidi" w:hAnsiTheme="majorHAnsi" w:eastAsia="黑体"/>
       <w:color w:themeColor="text1" w:val="000000"/>
     </w:rPr>
     <w:tblPr>
@@ -9565,6 +10004,7 @@
     </w:tblPr>
     <w:tblStylePr w:type="firstRow">
       <w:rPr>
+        <w:rFonts w:eastAsia="黑体"/>
         <w:sz w:val="24"/>
         <w:szCs w:val="24"/>
       </w:rPr>
@@ -9671,7 +10111,7 @@
       <w:spacing w:after="0" w:line="240" w:lineRule="auto"/>
     </w:pPr>
     <w:rPr>
-      <w:rFonts w:asciiTheme="majorHAnsi" w:cstheme="majorBidi" w:eastAsiaTheme="majorEastAsia" w:hAnsiTheme="majorHAnsi"/>
+      <w:rFonts w:asciiTheme="majorHAnsi" w:cstheme="majorBidi" w:hAnsiTheme="majorHAnsi" w:eastAsia="黑体"/>
       <w:color w:themeColor="text1" w:val="000000"/>
     </w:rPr>
     <w:tblPr>
@@ -9693,6 +10133,7 @@
     </w:tblPr>
     <w:tblStylePr w:type="firstRow">
       <w:rPr>
+        <w:rFonts w:eastAsia="黑体"/>
         <w:sz w:val="24"/>
         <w:szCs w:val="24"/>
       </w:rPr>
@@ -9799,7 +10240,7 @@
       <w:spacing w:after="0" w:line="240" w:lineRule="auto"/>
     </w:pPr>
     <w:rPr>
-      <w:rFonts w:asciiTheme="majorHAnsi" w:cstheme="majorBidi" w:eastAsiaTheme="majorEastAsia" w:hAnsiTheme="majorHAnsi"/>
+      <w:rFonts w:asciiTheme="majorHAnsi" w:cstheme="majorBidi" w:hAnsiTheme="majorHAnsi" w:eastAsia="黑体"/>
       <w:color w:themeColor="text1" w:val="000000"/>
     </w:rPr>
     <w:tblPr>
@@ -9821,6 +10262,7 @@
     </w:tblPr>
     <w:tblStylePr w:type="firstRow">
       <w:rPr>
+        <w:rFonts w:eastAsia="黑体"/>
         <w:sz w:val="24"/>
         <w:szCs w:val="24"/>
       </w:rPr>
@@ -9927,7 +10369,7 @@
       <w:spacing w:after="0" w:line="240" w:lineRule="auto"/>
     </w:pPr>
     <w:rPr>
-      <w:rFonts w:asciiTheme="majorHAnsi" w:cstheme="majorBidi" w:eastAsiaTheme="majorEastAsia" w:hAnsiTheme="majorHAnsi"/>
+      <w:rFonts w:asciiTheme="majorHAnsi" w:cstheme="majorBidi" w:hAnsiTheme="majorHAnsi" w:eastAsia="黑体"/>
       <w:color w:themeColor="text1" w:val="000000"/>
     </w:rPr>
     <w:tblPr>
@@ -9949,6 +10391,7 @@
     </w:tblPr>
     <w:tblStylePr w:type="firstRow">
       <w:rPr>
+        <w:rFonts w:eastAsia="黑体"/>
         <w:sz w:val="24"/>
         <w:szCs w:val="24"/>
       </w:rPr>
@@ -10078,12 +10521,14 @@
     </w:tcPr>
     <w:tblStylePr w:type="firstRow">
       <w:rPr>
+        <w:rFonts w:eastAsia="黑体"/>
         <w:b/>
         <w:bCs/>
       </w:rPr>
     </w:tblStylePr>
     <w:tblStylePr w:type="lastRow">
       <w:rPr>
+        <w:rFonts w:eastAsia="黑体"/>
         <w:b/>
         <w:bCs/>
       </w:rPr>
@@ -10096,12 +10541,14 @@
     </w:tblStylePr>
     <w:tblStylePr w:type="firstCol">
       <w:rPr>
+        <w:rFonts w:eastAsia="黑体"/>
         <w:b/>
         <w:bCs/>
       </w:rPr>
     </w:tblStylePr>
     <w:tblStylePr w:type="lastCol">
       <w:rPr>
+        <w:rFonts w:eastAsia="黑体"/>
         <w:b/>
         <w:bCs/>
       </w:rPr>
@@ -10151,12 +10598,14 @@
     </w:tcPr>
     <w:tblStylePr w:type="firstRow">
       <w:rPr>
+        <w:rFonts w:eastAsia="黑体"/>
         <w:b/>
         <w:bCs/>
       </w:rPr>
     </w:tblStylePr>
     <w:tblStylePr w:type="lastRow">
       <w:rPr>
+        <w:rFonts w:eastAsia="黑体"/>
         <w:b/>
         <w:bCs/>
       </w:rPr>
@@ -10169,12 +10618,14 @@
     </w:tblStylePr>
     <w:tblStylePr w:type="firstCol">
       <w:rPr>
+        <w:rFonts w:eastAsia="黑体"/>
         <w:b/>
         <w:bCs/>
       </w:rPr>
     </w:tblStylePr>
     <w:tblStylePr w:type="lastCol">
       <w:rPr>
+        <w:rFonts w:eastAsia="黑体"/>
         <w:b/>
         <w:bCs/>
       </w:rPr>
@@ -10224,12 +10675,14 @@
     </w:tcPr>
     <w:tblStylePr w:type="firstRow">
       <w:rPr>
+        <w:rFonts w:eastAsia="黑体"/>
         <w:b/>
         <w:bCs/>
       </w:rPr>
     </w:tblStylePr>
     <w:tblStylePr w:type="lastRow">
       <w:rPr>
+        <w:rFonts w:eastAsia="黑体"/>
         <w:b/>
         <w:bCs/>
       </w:rPr>
@@ -10242,12 +10695,14 @@
     </w:tblStylePr>
     <w:tblStylePr w:type="firstCol">
       <w:rPr>
+        <w:rFonts w:eastAsia="黑体"/>
         <w:b/>
         <w:bCs/>
       </w:rPr>
     </w:tblStylePr>
     <w:tblStylePr w:type="lastCol">
       <w:rPr>
+        <w:rFonts w:eastAsia="黑体"/>
         <w:b/>
         <w:bCs/>
       </w:rPr>
@@ -10297,12 +10752,14 @@
     </w:tcPr>
     <w:tblStylePr w:type="firstRow">
       <w:rPr>
+        <w:rFonts w:eastAsia="黑体"/>
         <w:b/>
         <w:bCs/>
       </w:rPr>
     </w:tblStylePr>
     <w:tblStylePr w:type="lastRow">
       <w:rPr>
+        <w:rFonts w:eastAsia="黑体"/>
         <w:b/>
         <w:bCs/>
       </w:rPr>
@@ -10315,12 +10772,14 @@
     </w:tblStylePr>
     <w:tblStylePr w:type="firstCol">
       <w:rPr>
+        <w:rFonts w:eastAsia="黑体"/>
         <w:b/>
         <w:bCs/>
       </w:rPr>
     </w:tblStylePr>
     <w:tblStylePr w:type="lastCol">
       <w:rPr>
+        <w:rFonts w:eastAsia="黑体"/>
         <w:b/>
         <w:bCs/>
       </w:rPr>
@@ -10370,12 +10829,14 @@
     </w:tcPr>
     <w:tblStylePr w:type="firstRow">
       <w:rPr>
+        <w:rFonts w:eastAsia="黑体"/>
         <w:b/>
         <w:bCs/>
       </w:rPr>
     </w:tblStylePr>
     <w:tblStylePr w:type="lastRow">
       <w:rPr>
+        <w:rFonts w:eastAsia="黑体"/>
         <w:b/>
         <w:bCs/>
       </w:rPr>
@@ -10388,12 +10849,14 @@
     </w:tblStylePr>
     <w:tblStylePr w:type="firstCol">
       <w:rPr>
+        <w:rFonts w:eastAsia="黑体"/>
         <w:b/>
         <w:bCs/>
       </w:rPr>
     </w:tblStylePr>
     <w:tblStylePr w:type="lastCol">
       <w:rPr>
+        <w:rFonts w:eastAsia="黑体"/>
         <w:b/>
         <w:bCs/>
       </w:rPr>
@@ -10443,12 +10906,14 @@
     </w:tcPr>
     <w:tblStylePr w:type="firstRow">
       <w:rPr>
+        <w:rFonts w:eastAsia="黑体"/>
         <w:b/>
         <w:bCs/>
       </w:rPr>
     </w:tblStylePr>
     <w:tblStylePr w:type="lastRow">
       <w:rPr>
+        <w:rFonts w:eastAsia="黑体"/>
         <w:b/>
         <w:bCs/>
       </w:rPr>
@@ -10461,12 +10926,14 @@
     </w:tblStylePr>
     <w:tblStylePr w:type="firstCol">
       <w:rPr>
+        <w:rFonts w:eastAsia="黑体"/>
         <w:b/>
         <w:bCs/>
       </w:rPr>
     </w:tblStylePr>
     <w:tblStylePr w:type="lastCol">
       <w:rPr>
+        <w:rFonts w:eastAsia="黑体"/>
         <w:b/>
         <w:bCs/>
       </w:rPr>
@@ -10516,12 +10983,14 @@
     </w:tcPr>
     <w:tblStylePr w:type="firstRow">
       <w:rPr>
+        <w:rFonts w:eastAsia="黑体"/>
         <w:b/>
         <w:bCs/>
       </w:rPr>
     </w:tblStylePr>
     <w:tblStylePr w:type="lastRow">
       <w:rPr>
+        <w:rFonts w:eastAsia="黑体"/>
         <w:b/>
         <w:bCs/>
       </w:rPr>
@@ -10534,12 +11003,14 @@
     </w:tblStylePr>
     <w:tblStylePr w:type="firstCol">
       <w:rPr>
+        <w:rFonts w:eastAsia="黑体"/>
         <w:b/>
         <w:bCs/>
       </w:rPr>
     </w:tblStylePr>
     <w:tblStylePr w:type="lastCol">
       <w:rPr>
+        <w:rFonts w:eastAsia="黑体"/>
         <w:b/>
         <w:bCs/>
       </w:rPr>
@@ -10566,7 +11037,7 @@
       <w:spacing w:after="0" w:line="240" w:lineRule="auto"/>
     </w:pPr>
     <w:rPr>
-      <w:rFonts w:asciiTheme="majorHAnsi" w:cstheme="majorBidi" w:eastAsiaTheme="majorEastAsia" w:hAnsiTheme="majorHAnsi"/>
+      <w:rFonts w:asciiTheme="majorHAnsi" w:cstheme="majorBidi" w:hAnsiTheme="majorHAnsi" w:eastAsia="黑体"/>
       <w:color w:themeColor="text1" w:val="000000"/>
     </w:rPr>
     <w:tblPr>
@@ -10593,6 +11064,7 @@
     </w:tcPr>
     <w:tblStylePr w:type="firstRow">
       <w:rPr>
+        <w:rFonts w:eastAsia="黑体"/>
         <w:b/>
         <w:bCs/>
         <w:color w:themeColor="text1" w:val="000000"/>
@@ -10604,6 +11076,7 @@
     </w:tblStylePr>
     <w:tblStylePr w:type="lastRow">
       <w:rPr>
+        <w:rFonts w:eastAsia="黑体"/>
         <w:b/>
         <w:bCs/>
         <w:color w:themeColor="text1" w:val="000000"/>
@@ -10623,6 +11096,7 @@
     </w:tblStylePr>
     <w:tblStylePr w:type="firstCol">
       <w:rPr>
+        <w:rFonts w:eastAsia="黑体"/>
         <w:b/>
         <w:bCs/>
         <w:color w:themeColor="text1" w:val="000000"/>
@@ -10642,6 +11116,7 @@
     </w:tblStylePr>
     <w:tblStylePr w:type="lastCol">
       <w:rPr>
+        <w:rFonts w:eastAsia="黑体"/>
         <w:b w:val="0"/>
         <w:bCs w:val="0"/>
         <w:color w:themeColor="text1" w:val="000000"/>
@@ -10691,7 +11166,7 @@
       <w:spacing w:after="0" w:line="240" w:lineRule="auto"/>
     </w:pPr>
     <w:rPr>
-      <w:rFonts w:asciiTheme="majorHAnsi" w:cstheme="majorBidi" w:eastAsiaTheme="majorEastAsia" w:hAnsiTheme="majorHAnsi"/>
+      <w:rFonts w:asciiTheme="majorHAnsi" w:cstheme="majorBidi" w:hAnsiTheme="majorHAnsi" w:eastAsia="黑体"/>
       <w:color w:themeColor="text1" w:val="000000"/>
     </w:rPr>
     <w:tblPr>
@@ -10718,6 +11193,7 @@
     </w:tcPr>
     <w:tblStylePr w:type="firstRow">
       <w:rPr>
+        <w:rFonts w:eastAsia="黑体"/>
         <w:b/>
         <w:bCs/>
         <w:color w:themeColor="text1" w:val="000000"/>
@@ -10729,6 +11205,7 @@
     </w:tblStylePr>
     <w:tblStylePr w:type="lastRow">
       <w:rPr>
+        <w:rFonts w:eastAsia="黑体"/>
         <w:b/>
         <w:bCs/>
         <w:color w:themeColor="text1" w:val="000000"/>
@@ -10748,6 +11225,7 @@
     </w:tblStylePr>
     <w:tblStylePr w:type="firstCol">
       <w:rPr>
+        <w:rFonts w:eastAsia="黑体"/>
         <w:b/>
         <w:bCs/>
         <w:color w:themeColor="text1" w:val="000000"/>
@@ -10767,6 +11245,7 @@
     </w:tblStylePr>
     <w:tblStylePr w:type="lastCol">
       <w:rPr>
+        <w:rFonts w:eastAsia="黑体"/>
         <w:b w:val="0"/>
         <w:bCs w:val="0"/>
         <w:color w:themeColor="text1" w:val="000000"/>
@@ -10816,7 +11295,7 @@
       <w:spacing w:after="0" w:line="240" w:lineRule="auto"/>
     </w:pPr>
     <w:rPr>
-      <w:rFonts w:asciiTheme="majorHAnsi" w:cstheme="majorBidi" w:eastAsiaTheme="majorEastAsia" w:hAnsiTheme="majorHAnsi"/>
+      <w:rFonts w:asciiTheme="majorHAnsi" w:cstheme="majorBidi" w:hAnsiTheme="majorHAnsi" w:eastAsia="黑体"/>
       <w:color w:themeColor="text1" w:val="000000"/>
     </w:rPr>
     <w:tblPr>
@@ -10843,6 +11322,7 @@
     </w:tcPr>
     <w:tblStylePr w:type="firstRow">
       <w:rPr>
+        <w:rFonts w:eastAsia="黑体"/>
         <w:b/>
         <w:bCs/>
         <w:color w:themeColor="text1" w:val="000000"/>
@@ -10854,6 +11334,7 @@
     </w:tblStylePr>
     <w:tblStylePr w:type="lastRow">
       <w:rPr>
+        <w:rFonts w:eastAsia="黑体"/>
         <w:b/>
         <w:bCs/>
         <w:color w:themeColor="text1" w:val="000000"/>
@@ -10873,6 +11354,7 @@
     </w:tblStylePr>
     <w:tblStylePr w:type="firstCol">
       <w:rPr>
+        <w:rFonts w:eastAsia="黑体"/>
         <w:b/>
         <w:bCs/>
         <w:color w:themeColor="text1" w:val="000000"/>
@@ -10892,6 +11374,7 @@
     </w:tblStylePr>
     <w:tblStylePr w:type="lastCol">
       <w:rPr>
+        <w:rFonts w:eastAsia="黑体"/>
         <w:b w:val="0"/>
         <w:bCs w:val="0"/>
         <w:color w:themeColor="text1" w:val="000000"/>
@@ -10941,7 +11424,7 @@
       <w:spacing w:after="0" w:line="240" w:lineRule="auto"/>
     </w:pPr>
     <w:rPr>
-      <w:rFonts w:asciiTheme="majorHAnsi" w:cstheme="majorBidi" w:eastAsiaTheme="majorEastAsia" w:hAnsiTheme="majorHAnsi"/>
+      <w:rFonts w:asciiTheme="majorHAnsi" w:cstheme="majorBidi" w:hAnsiTheme="majorHAnsi" w:eastAsia="黑体"/>
       <w:color w:themeColor="text1" w:val="000000"/>
     </w:rPr>
     <w:tblPr>
@@ -10968,6 +11451,7 @@
     </w:tcPr>
     <w:tblStylePr w:type="firstRow">
       <w:rPr>
+        <w:rFonts w:eastAsia="黑体"/>
         <w:b/>
         <w:bCs/>
         <w:color w:themeColor="text1" w:val="000000"/>
@@ -10979,6 +11463,7 @@
     </w:tblStylePr>
     <w:tblStylePr w:type="lastRow">
       <w:rPr>
+        <w:rFonts w:eastAsia="黑体"/>
         <w:b/>
         <w:bCs/>
         <w:color w:themeColor="text1" w:val="000000"/>
@@ -10998,6 +11483,7 @@
     </w:tblStylePr>
     <w:tblStylePr w:type="firstCol">
       <w:rPr>
+        <w:rFonts w:eastAsia="黑体"/>
         <w:b/>
         <w:bCs/>
         <w:color w:themeColor="text1" w:val="000000"/>
@@ -11017,6 +11503,7 @@
     </w:tblStylePr>
     <w:tblStylePr w:type="lastCol">
       <w:rPr>
+        <w:rFonts w:eastAsia="黑体"/>
         <w:b w:val="0"/>
         <w:bCs w:val="0"/>
         <w:color w:themeColor="text1" w:val="000000"/>
@@ -11066,7 +11553,7 @@
       <w:spacing w:after="0" w:line="240" w:lineRule="auto"/>
     </w:pPr>
     <w:rPr>
-      <w:rFonts w:asciiTheme="majorHAnsi" w:cstheme="majorBidi" w:eastAsiaTheme="majorEastAsia" w:hAnsiTheme="majorHAnsi"/>
+      <w:rFonts w:asciiTheme="majorHAnsi" w:cstheme="majorBidi" w:hAnsiTheme="majorHAnsi" w:eastAsia="黑体"/>
       <w:color w:themeColor="text1" w:val="000000"/>
     </w:rPr>
     <w:tblPr>
@@ -11093,6 +11580,7 @@
     </w:tcPr>
     <w:tblStylePr w:type="firstRow">
       <w:rPr>
+        <w:rFonts w:eastAsia="黑体"/>
         <w:b/>
         <w:bCs/>
         <w:color w:themeColor="text1" w:val="000000"/>
@@ -11104,6 +11592,7 @@
     </w:tblStylePr>
     <w:tblStylePr w:type="lastRow">
       <w:rPr>
+        <w:rFonts w:eastAsia="黑体"/>
         <w:b/>
         <w:bCs/>
         <w:color w:themeColor="text1" w:val="000000"/>
@@ -11123,6 +11612,7 @@
     </w:tblStylePr>
     <w:tblStylePr w:type="firstCol">
       <w:rPr>
+        <w:rFonts w:eastAsia="黑体"/>
         <w:b/>
         <w:bCs/>
         <w:color w:themeColor="text1" w:val="000000"/>
@@ -11142,6 +11632,7 @@
     </w:tblStylePr>
     <w:tblStylePr w:type="lastCol">
       <w:rPr>
+        <w:rFonts w:eastAsia="黑体"/>
         <w:b w:val="0"/>
         <w:bCs w:val="0"/>
         <w:color w:themeColor="text1" w:val="000000"/>
@@ -11191,7 +11682,7 @@
       <w:spacing w:after="0" w:line="240" w:lineRule="auto"/>
     </w:pPr>
     <w:rPr>
-      <w:rFonts w:asciiTheme="majorHAnsi" w:cstheme="majorBidi" w:eastAsiaTheme="majorEastAsia" w:hAnsiTheme="majorHAnsi"/>
+      <w:rFonts w:asciiTheme="majorHAnsi" w:cstheme="majorBidi" w:hAnsiTheme="majorHAnsi" w:eastAsia="黑体"/>
       <w:color w:themeColor="text1" w:val="000000"/>
     </w:rPr>
     <w:tblPr>
@@ -11218,6 +11709,7 @@
     </w:tcPr>
     <w:tblStylePr w:type="firstRow">
       <w:rPr>
+        <w:rFonts w:eastAsia="黑体"/>
         <w:b/>
         <w:bCs/>
         <w:color w:themeColor="text1" w:val="000000"/>
@@ -11229,6 +11721,7 @@
     </w:tblStylePr>
     <w:tblStylePr w:type="lastRow">
       <w:rPr>
+        <w:rFonts w:eastAsia="黑体"/>
         <w:b/>
         <w:bCs/>
         <w:color w:themeColor="text1" w:val="000000"/>
@@ -11248,6 +11741,7 @@
     </w:tblStylePr>
     <w:tblStylePr w:type="firstCol">
       <w:rPr>
+        <w:rFonts w:eastAsia="黑体"/>
         <w:b/>
         <w:bCs/>
         <w:color w:themeColor="text1" w:val="000000"/>
@@ -11267,6 +11761,7 @@
     </w:tblStylePr>
     <w:tblStylePr w:type="lastCol">
       <w:rPr>
+        <w:rFonts w:eastAsia="黑体"/>
         <w:b w:val="0"/>
         <w:bCs w:val="0"/>
         <w:color w:themeColor="text1" w:val="000000"/>
@@ -11316,7 +11811,7 @@
       <w:spacing w:after="0" w:line="240" w:lineRule="auto"/>
     </w:pPr>
     <w:rPr>
-      <w:rFonts w:asciiTheme="majorHAnsi" w:cstheme="majorBidi" w:eastAsiaTheme="majorEastAsia" w:hAnsiTheme="majorHAnsi"/>
+      <w:rFonts w:asciiTheme="majorHAnsi" w:cstheme="majorBidi" w:hAnsiTheme="majorHAnsi" w:eastAsia="黑体"/>
       <w:color w:themeColor="text1" w:val="000000"/>
     </w:rPr>
     <w:tblPr>
@@ -11343,6 +11838,7 @@
     </w:tcPr>
     <w:tblStylePr w:type="firstRow">
       <w:rPr>
+        <w:rFonts w:eastAsia="黑体"/>
         <w:b/>
         <w:bCs/>
         <w:color w:themeColor="text1" w:val="000000"/>
@@ -11354,6 +11850,7 @@
     </w:tblStylePr>
     <w:tblStylePr w:type="lastRow">
       <w:rPr>
+        <w:rFonts w:eastAsia="黑体"/>
         <w:b/>
         <w:bCs/>
         <w:color w:themeColor="text1" w:val="000000"/>
@@ -11373,6 +11870,7 @@
     </w:tblStylePr>
     <w:tblStylePr w:type="firstCol">
       <w:rPr>
+        <w:rFonts w:eastAsia="黑体"/>
         <w:b/>
         <w:bCs/>
         <w:color w:themeColor="text1" w:val="000000"/>
@@ -11392,6 +11890,7 @@
     </w:tblStylePr>
     <w:tblStylePr w:type="lastCol">
       <w:rPr>
+        <w:rFonts w:eastAsia="黑体"/>
         <w:b w:val="0"/>
         <w:bCs w:val="0"/>
         <w:color w:themeColor="text1" w:val="000000"/>
@@ -11464,6 +11963,7 @@
     </w:tcPr>
     <w:tblStylePr w:type="firstRow">
       <w:rPr>
+        <w:rFonts w:eastAsia="黑体"/>
         <w:b/>
         <w:bCs/>
         <w:i w:val="0"/>
@@ -11485,6 +11985,7 @@
     </w:tblStylePr>
     <w:tblStylePr w:type="lastRow">
       <w:rPr>
+        <w:rFonts w:eastAsia="黑体"/>
         <w:b/>
         <w:bCs/>
         <w:i w:val="0"/>
@@ -11506,6 +12007,7 @@
     </w:tblStylePr>
     <w:tblStylePr w:type="firstCol">
       <w:rPr>
+        <w:rFonts w:eastAsia="黑体"/>
         <w:b/>
         <w:bCs/>
         <w:i w:val="0"/>
@@ -11525,6 +12027,7 @@
     </w:tblStylePr>
     <w:tblStylePr w:type="lastCol">
       <w:rPr>
+        <w:rFonts w:eastAsia="黑体"/>
         <w:b/>
         <w:bCs/>
         <w:i w:val="0"/>
@@ -11605,6 +12108,7 @@
     </w:tcPr>
     <w:tblStylePr w:type="firstRow">
       <w:rPr>
+        <w:rFonts w:eastAsia="黑体"/>
         <w:b/>
         <w:bCs/>
         <w:i w:val="0"/>
@@ -11626,6 +12130,7 @@
     </w:tblStylePr>
     <w:tblStylePr w:type="lastRow">
       <w:rPr>
+        <w:rFonts w:eastAsia="黑体"/>
         <w:b/>
         <w:bCs/>
         <w:i w:val="0"/>
@@ -11647,6 +12152,7 @@
     </w:tblStylePr>
     <w:tblStylePr w:type="firstCol">
       <w:rPr>
+        <w:rFonts w:eastAsia="黑体"/>
         <w:b/>
         <w:bCs/>
         <w:i w:val="0"/>
@@ -11666,6 +12172,7 @@
     </w:tblStylePr>
     <w:tblStylePr w:type="lastCol">
       <w:rPr>
+        <w:rFonts w:eastAsia="黑体"/>
         <w:b/>
         <w:bCs/>
         <w:i w:val="0"/>
@@ -11746,6 +12253,7 @@
     </w:tcPr>
     <w:tblStylePr w:type="firstRow">
       <w:rPr>
+        <w:rFonts w:eastAsia="黑体"/>
         <w:b/>
         <w:bCs/>
         <w:i w:val="0"/>
@@ -11767,6 +12275,7 @@
     </w:tblStylePr>
     <w:tblStylePr w:type="lastRow">
       <w:rPr>
+        <w:rFonts w:eastAsia="黑体"/>
         <w:b/>
         <w:bCs/>
         <w:i w:val="0"/>
@@ -11788,6 +12297,7 @@
     </w:tblStylePr>
     <w:tblStylePr w:type="firstCol">
       <w:rPr>
+        <w:rFonts w:eastAsia="黑体"/>
         <w:b/>
         <w:bCs/>
         <w:i w:val="0"/>
@@ -11807,6 +12317,7 @@
     </w:tblStylePr>
     <w:tblStylePr w:type="lastCol">
       <w:rPr>
+        <w:rFonts w:eastAsia="黑体"/>
         <w:b/>
         <w:bCs/>
         <w:i w:val="0"/>
@@ -11887,6 +12398,7 @@
     </w:tcPr>
     <w:tblStylePr w:type="firstRow">
       <w:rPr>
+        <w:rFonts w:eastAsia="黑体"/>
         <w:b/>
         <w:bCs/>
         <w:i w:val="0"/>
@@ -11908,6 +12420,7 @@
     </w:tblStylePr>
     <w:tblStylePr w:type="lastRow">
       <w:rPr>
+        <w:rFonts w:eastAsia="黑体"/>
         <w:b/>
         <w:bCs/>
         <w:i w:val="0"/>
@@ -11929,6 +12442,7 @@
     </w:tblStylePr>
     <w:tblStylePr w:type="firstCol">
       <w:rPr>
+        <w:rFonts w:eastAsia="黑体"/>
         <w:b/>
         <w:bCs/>
         <w:i w:val="0"/>
@@ -11948,6 +12462,7 @@
     </w:tblStylePr>
     <w:tblStylePr w:type="lastCol">
       <w:rPr>
+        <w:rFonts w:eastAsia="黑体"/>
         <w:b/>
         <w:bCs/>
         <w:i w:val="0"/>
@@ -12028,6 +12543,7 @@
     </w:tcPr>
     <w:tblStylePr w:type="firstRow">
       <w:rPr>
+        <w:rFonts w:eastAsia="黑体"/>
         <w:b/>
         <w:bCs/>
         <w:i w:val="0"/>
@@ -12049,6 +12565,7 @@
     </w:tblStylePr>
     <w:tblStylePr w:type="lastRow">
       <w:rPr>
+        <w:rFonts w:eastAsia="黑体"/>
         <w:b/>
         <w:bCs/>
         <w:i w:val="0"/>
@@ -12070,6 +12587,7 @@
     </w:tblStylePr>
     <w:tblStylePr w:type="firstCol">
       <w:rPr>
+        <w:rFonts w:eastAsia="黑体"/>
         <w:b/>
         <w:bCs/>
         <w:i w:val="0"/>
@@ -12089,6 +12607,7 @@
     </w:tblStylePr>
     <w:tblStylePr w:type="lastCol">
       <w:rPr>
+        <w:rFonts w:eastAsia="黑体"/>
         <w:b/>
         <w:bCs/>
         <w:i w:val="0"/>
@@ -12169,6 +12688,7 @@
     </w:tcPr>
     <w:tblStylePr w:type="firstRow">
       <w:rPr>
+        <w:rFonts w:eastAsia="黑体"/>
         <w:b/>
         <w:bCs/>
         <w:i w:val="0"/>
@@ -12190,6 +12710,7 @@
     </w:tblStylePr>
     <w:tblStylePr w:type="lastRow">
       <w:rPr>
+        <w:rFonts w:eastAsia="黑体"/>
         <w:b/>
         <w:bCs/>
         <w:i w:val="0"/>
@@ -12211,6 +12732,7 @@
     </w:tblStylePr>
     <w:tblStylePr w:type="firstCol">
       <w:rPr>
+        <w:rFonts w:eastAsia="黑体"/>
         <w:b/>
         <w:bCs/>
         <w:i w:val="0"/>
@@ -12230,6 +12752,7 @@
     </w:tblStylePr>
     <w:tblStylePr w:type="lastCol">
       <w:rPr>
+        <w:rFonts w:eastAsia="黑体"/>
         <w:b/>
         <w:bCs/>
         <w:i w:val="0"/>
@@ -12310,6 +12833,7 @@
     </w:tcPr>
     <w:tblStylePr w:type="firstRow">
       <w:rPr>
+        <w:rFonts w:eastAsia="黑体"/>
         <w:b/>
         <w:bCs/>
         <w:i w:val="0"/>
@@ -12331,6 +12855,7 @@
     </w:tblStylePr>
     <w:tblStylePr w:type="lastRow">
       <w:rPr>
+        <w:rFonts w:eastAsia="黑体"/>
         <w:b/>
         <w:bCs/>
         <w:i w:val="0"/>
@@ -12352,6 +12877,7 @@
     </w:tblStylePr>
     <w:tblStylePr w:type="firstCol">
       <w:rPr>
+        <w:rFonts w:eastAsia="黑体"/>
         <w:b/>
         <w:bCs/>
         <w:i w:val="0"/>
@@ -12371,6 +12897,7 @@
     </w:tblStylePr>
     <w:tblStylePr w:type="lastCol">
       <w:rPr>
+        <w:rFonts w:eastAsia="黑体"/>
         <w:b/>
         <w:bCs/>
         <w:i w:val="0"/>
@@ -12428,6 +12955,7 @@
       <w:spacing w:after="0" w:line="240" w:lineRule="auto"/>
     </w:pPr>
     <w:rPr>
+      <w:rFonts w:eastAsia="黑体"/>
       <w:color w:themeColor="background1" w:val="FFFFFF"/>
     </w:rPr>
     <w:tblPr>
@@ -12446,6 +12974,7 @@
     </w:tcPr>
     <w:tblStylePr w:type="firstRow">
       <w:rPr>
+        <w:rFonts w:eastAsia="黑体"/>
         <w:b/>
         <w:bCs/>
       </w:rPr>
@@ -12542,6 +13071,7 @@
       <w:spacing w:after="0" w:line="240" w:lineRule="auto"/>
     </w:pPr>
     <w:rPr>
+      <w:rFonts w:eastAsia="黑体"/>
       <w:color w:themeColor="background1" w:val="FFFFFF"/>
     </w:rPr>
     <w:tblPr>
@@ -12560,6 +13090,7 @@
     </w:tcPr>
     <w:tblStylePr w:type="firstRow">
       <w:rPr>
+        <w:rFonts w:eastAsia="黑体"/>
         <w:b/>
         <w:bCs/>
       </w:rPr>
@@ -12656,6 +13187,7 @@
       <w:spacing w:after="0" w:line="240" w:lineRule="auto"/>
     </w:pPr>
     <w:rPr>
+      <w:rFonts w:eastAsia="黑体"/>
       <w:color w:themeColor="background1" w:val="FFFFFF"/>
     </w:rPr>
     <w:tblPr>
@@ -12674,6 +13206,7 @@
     </w:tcPr>
     <w:tblStylePr w:type="firstRow">
       <w:rPr>
+        <w:rFonts w:eastAsia="黑体"/>
         <w:b/>
         <w:bCs/>
       </w:rPr>
@@ -12770,6 +13303,7 @@
       <w:spacing w:after="0" w:line="240" w:lineRule="auto"/>
     </w:pPr>
     <w:rPr>
+      <w:rFonts w:eastAsia="黑体"/>
       <w:color w:themeColor="background1" w:val="FFFFFF"/>
     </w:rPr>
     <w:tblPr>
@@ -12788,6 +13322,7 @@
     </w:tcPr>
     <w:tblStylePr w:type="firstRow">
       <w:rPr>
+        <w:rFonts w:eastAsia="黑体"/>
         <w:b/>
         <w:bCs/>
       </w:rPr>
@@ -12884,6 +13419,7 @@
       <w:spacing w:after="0" w:line="240" w:lineRule="auto"/>
     </w:pPr>
     <w:rPr>
+      <w:rFonts w:eastAsia="黑体"/>
       <w:color w:themeColor="background1" w:val="FFFFFF"/>
     </w:rPr>
     <w:tblPr>
@@ -12902,6 +13438,7 @@
     </w:tcPr>
     <w:tblStylePr w:type="firstRow">
       <w:rPr>
+        <w:rFonts w:eastAsia="黑体"/>
         <w:b/>
         <w:bCs/>
       </w:rPr>
@@ -12998,6 +13535,7 @@
       <w:spacing w:after="0" w:line="240" w:lineRule="auto"/>
     </w:pPr>
     <w:rPr>
+      <w:rFonts w:eastAsia="黑体"/>
       <w:color w:themeColor="background1" w:val="FFFFFF"/>
     </w:rPr>
     <w:tblPr>
@@ -13016,6 +13554,7 @@
     </w:tcPr>
     <w:tblStylePr w:type="firstRow">
       <w:rPr>
+        <w:rFonts w:eastAsia="黑体"/>
         <w:b/>
         <w:bCs/>
       </w:rPr>
@@ -13112,6 +13651,7 @@
       <w:spacing w:after="0" w:line="240" w:lineRule="auto"/>
     </w:pPr>
     <w:rPr>
+      <w:rFonts w:eastAsia="黑体"/>
       <w:color w:themeColor="background1" w:val="FFFFFF"/>
     </w:rPr>
     <w:tblPr>
@@ -13130,6 +13670,7 @@
     </w:tcPr>
     <w:tblStylePr w:type="firstRow">
       <w:rPr>
+        <w:rFonts w:eastAsia="黑体"/>
         <w:b/>
         <w:bCs/>
       </w:rPr>
@@ -13226,6 +13767,7 @@
       <w:spacing w:after="0" w:line="240" w:lineRule="auto"/>
     </w:pPr>
     <w:rPr>
+      <w:rFonts w:eastAsia="黑体"/>
       <w:color w:themeColor="text1" w:val="000000"/>
     </w:rPr>
     <w:tblPr>
@@ -13252,6 +13794,7 @@
     </w:tcPr>
     <w:tblStylePr w:type="firstRow">
       <w:rPr>
+        <w:rFonts w:eastAsia="黑体"/>
         <w:b/>
         <w:bCs/>
       </w:rPr>
@@ -13270,6 +13813,7 @@
     </w:tblStylePr>
     <w:tblStylePr w:type="lastRow">
       <w:rPr>
+        <w:rFonts w:eastAsia="黑体"/>
         <w:b/>
         <w:bCs/>
         <w:color w:themeColor="background1" w:val="FFFFFF"/>
@@ -13284,6 +13828,7 @@
     </w:tblStylePr>
     <w:tblStylePr w:type="firstCol">
       <w:rPr>
+        <w:rFonts w:eastAsia="黑体"/>
         <w:color w:themeColor="background1" w:val="FFFFFF"/>
       </w:rPr>
       <w:tblPr/>
@@ -13301,6 +13846,7 @@
     </w:tblStylePr>
     <w:tblStylePr w:type="lastCol">
       <w:rPr>
+        <w:rFonts w:eastAsia="黑体"/>
         <w:color w:themeColor="background1" w:val="FFFFFF"/>
       </w:rPr>
       <w:tblPr/>
@@ -13330,11 +13876,13 @@
     </w:tblStylePr>
     <w:tblStylePr w:type="neCell">
       <w:rPr>
+        <w:rFonts w:eastAsia="黑体"/>
         <w:color w:themeColor="text1" w:val="000000"/>
       </w:rPr>
     </w:tblStylePr>
     <w:tblStylePr w:type="nwCell">
       <w:rPr>
+        <w:rFonts w:eastAsia="黑体"/>
         <w:color w:themeColor="text1" w:val="000000"/>
       </w:rPr>
     </w:tblStylePr>
@@ -13348,6 +13896,7 @@
       <w:spacing w:after="0" w:line="240" w:lineRule="auto"/>
     </w:pPr>
     <w:rPr>
+      <w:rFonts w:eastAsia="黑体"/>
       <w:color w:themeColor="text1" w:val="000000"/>
     </w:rPr>
     <w:tblPr>
@@ -13374,6 +13923,7 @@
     </w:tcPr>
     <w:tblStylePr w:type="firstRow">
       <w:rPr>
+        <w:rFonts w:eastAsia="黑体"/>
         <w:b/>
         <w:bCs/>
       </w:rPr>
@@ -13392,6 +13942,7 @@
     </w:tblStylePr>
     <w:tblStylePr w:type="lastRow">
       <w:rPr>
+        <w:rFonts w:eastAsia="黑体"/>
         <w:b/>
         <w:bCs/>
         <w:color w:themeColor="background1" w:val="FFFFFF"/>
@@ -13406,6 +13957,7 @@
     </w:tblStylePr>
     <w:tblStylePr w:type="firstCol">
       <w:rPr>
+        <w:rFonts w:eastAsia="黑体"/>
         <w:color w:themeColor="background1" w:val="FFFFFF"/>
       </w:rPr>
       <w:tblPr/>
@@ -13423,6 +13975,7 @@
     </w:tblStylePr>
     <w:tblStylePr w:type="lastCol">
       <w:rPr>
+        <w:rFonts w:eastAsia="黑体"/>
         <w:color w:themeColor="background1" w:val="FFFFFF"/>
       </w:rPr>
       <w:tblPr/>
@@ -13452,11 +14005,13 @@
     </w:tblStylePr>
     <w:tblStylePr w:type="neCell">
       <w:rPr>
+        <w:rFonts w:eastAsia="黑体"/>
         <w:color w:themeColor="text1" w:val="000000"/>
       </w:rPr>
     </w:tblStylePr>
     <w:tblStylePr w:type="nwCell">
       <w:rPr>
+        <w:rFonts w:eastAsia="黑体"/>
         <w:color w:themeColor="text1" w:val="000000"/>
       </w:rPr>
     </w:tblStylePr>
@@ -13470,6 +14025,7 @@
       <w:spacing w:after="0" w:line="240" w:lineRule="auto"/>
     </w:pPr>
     <w:rPr>
+      <w:rFonts w:eastAsia="黑体"/>
       <w:color w:themeColor="text1" w:val="000000"/>
     </w:rPr>
     <w:tblPr>
@@ -13496,6 +14052,7 @@
     </w:tcPr>
     <w:tblStylePr w:type="firstRow">
       <w:rPr>
+        <w:rFonts w:eastAsia="黑体"/>
         <w:b/>
         <w:bCs/>
       </w:rPr>
@@ -13514,6 +14071,7 @@
     </w:tblStylePr>
     <w:tblStylePr w:type="lastRow">
       <w:rPr>
+        <w:rFonts w:eastAsia="黑体"/>
         <w:b/>
         <w:bCs/>
         <w:color w:themeColor="background1" w:val="FFFFFF"/>
@@ -13528,6 +14086,7 @@
     </w:tblStylePr>
     <w:tblStylePr w:type="firstCol">
       <w:rPr>
+        <w:rFonts w:eastAsia="黑体"/>
         <w:color w:themeColor="background1" w:val="FFFFFF"/>
       </w:rPr>
       <w:tblPr/>
@@ -13545,6 +14104,7 @@
     </w:tblStylePr>
     <w:tblStylePr w:type="lastCol">
       <w:rPr>
+        <w:rFonts w:eastAsia="黑体"/>
         <w:color w:themeColor="background1" w:val="FFFFFF"/>
       </w:rPr>
       <w:tblPr/>
@@ -13574,11 +14134,13 @@
     </w:tblStylePr>
     <w:tblStylePr w:type="neCell">
       <w:rPr>
+        <w:rFonts w:eastAsia="黑体"/>
         <w:color w:themeColor="text1" w:val="000000"/>
       </w:rPr>
     </w:tblStylePr>
     <w:tblStylePr w:type="nwCell">
       <w:rPr>
+        <w:rFonts w:eastAsia="黑体"/>
         <w:color w:themeColor="text1" w:val="000000"/>
       </w:rPr>
     </w:tblStylePr>
@@ -13592,6 +14154,7 @@
       <w:spacing w:after="0" w:line="240" w:lineRule="auto"/>
     </w:pPr>
     <w:rPr>
+      <w:rFonts w:eastAsia="黑体"/>
       <w:color w:themeColor="text1" w:val="000000"/>
     </w:rPr>
     <w:tblPr>
@@ -13618,6 +14181,7 @@
     </w:tcPr>
     <w:tblStylePr w:type="firstRow">
       <w:rPr>
+        <w:rFonts w:eastAsia="黑体"/>
         <w:b/>
         <w:bCs/>
       </w:rPr>
@@ -13636,6 +14200,7 @@
     </w:tblStylePr>
     <w:tblStylePr w:type="lastRow">
       <w:rPr>
+        <w:rFonts w:eastAsia="黑体"/>
         <w:b/>
         <w:bCs/>
         <w:color w:themeColor="background1" w:val="FFFFFF"/>
@@ -13650,6 +14215,7 @@
     </w:tblStylePr>
     <w:tblStylePr w:type="firstCol">
       <w:rPr>
+        <w:rFonts w:eastAsia="黑体"/>
         <w:color w:themeColor="background1" w:val="FFFFFF"/>
       </w:rPr>
       <w:tblPr/>
@@ -13667,6 +14233,7 @@
     </w:tblStylePr>
     <w:tblStylePr w:type="lastCol">
       <w:rPr>
+        <w:rFonts w:eastAsia="黑体"/>
         <w:color w:themeColor="background1" w:val="FFFFFF"/>
       </w:rPr>
       <w:tblPr/>
@@ -13704,6 +14271,7 @@
       <w:spacing w:after="0" w:line="240" w:lineRule="auto"/>
     </w:pPr>
     <w:rPr>
+      <w:rFonts w:eastAsia="黑体"/>
       <w:color w:themeColor="text1" w:val="000000"/>
     </w:rPr>
     <w:tblPr>
@@ -13730,6 +14298,7 @@
     </w:tcPr>
     <w:tblStylePr w:type="firstRow">
       <w:rPr>
+        <w:rFonts w:eastAsia="黑体"/>
         <w:b/>
         <w:bCs/>
       </w:rPr>
@@ -13748,6 +14317,7 @@
     </w:tblStylePr>
     <w:tblStylePr w:type="lastRow">
       <w:rPr>
+        <w:rFonts w:eastAsia="黑体"/>
         <w:b/>
         <w:bCs/>
         <w:color w:themeColor="background1" w:val="FFFFFF"/>
@@ -13762,6 +14332,7 @@
     </w:tblStylePr>
     <w:tblStylePr w:type="firstCol">
       <w:rPr>
+        <w:rFonts w:eastAsia="黑体"/>
         <w:color w:themeColor="background1" w:val="FFFFFF"/>
       </w:rPr>
       <w:tblPr/>
@@ -13779,6 +14350,7 @@
     </w:tblStylePr>
     <w:tblStylePr w:type="lastCol">
       <w:rPr>
+        <w:rFonts w:eastAsia="黑体"/>
         <w:color w:themeColor="background1" w:val="FFFFFF"/>
       </w:rPr>
       <w:tblPr/>
@@ -13808,11 +14380,13 @@
     </w:tblStylePr>
     <w:tblStylePr w:type="neCell">
       <w:rPr>
+        <w:rFonts w:eastAsia="黑体"/>
         <w:color w:themeColor="text1" w:val="000000"/>
       </w:rPr>
     </w:tblStylePr>
     <w:tblStylePr w:type="nwCell">
       <w:rPr>
+        <w:rFonts w:eastAsia="黑体"/>
         <w:color w:themeColor="text1" w:val="000000"/>
       </w:rPr>
     </w:tblStylePr>
@@ -13826,6 +14400,7 @@
       <w:spacing w:after="0" w:line="240" w:lineRule="auto"/>
     </w:pPr>
     <w:rPr>
+      <w:rFonts w:eastAsia="黑体"/>
       <w:color w:themeColor="text1" w:val="000000"/>
     </w:rPr>
     <w:tblPr>
@@ -13852,6 +14427,7 @@
     </w:tcPr>
     <w:tblStylePr w:type="firstRow">
       <w:rPr>
+        <w:rFonts w:eastAsia="黑体"/>
         <w:b/>
         <w:bCs/>
       </w:rPr>
@@ -13870,6 +14446,7 @@
     </w:tblStylePr>
     <w:tblStylePr w:type="lastRow">
       <w:rPr>
+        <w:rFonts w:eastAsia="黑体"/>
         <w:b/>
         <w:bCs/>
         <w:color w:themeColor="background1" w:val="FFFFFF"/>
@@ -13884,6 +14461,7 @@
     </w:tblStylePr>
     <w:tblStylePr w:type="firstCol">
       <w:rPr>
+        <w:rFonts w:eastAsia="黑体"/>
         <w:color w:themeColor="background1" w:val="FFFFFF"/>
       </w:rPr>
       <w:tblPr/>
@@ -13901,6 +14479,7 @@
     </w:tblStylePr>
     <w:tblStylePr w:type="lastCol">
       <w:rPr>
+        <w:rFonts w:eastAsia="黑体"/>
         <w:color w:themeColor="background1" w:val="FFFFFF"/>
       </w:rPr>
       <w:tblPr/>
@@ -13930,11 +14509,13 @@
     </w:tblStylePr>
     <w:tblStylePr w:type="neCell">
       <w:rPr>
+        <w:rFonts w:eastAsia="黑体"/>
         <w:color w:themeColor="text1" w:val="000000"/>
       </w:rPr>
     </w:tblStylePr>
     <w:tblStylePr w:type="nwCell">
       <w:rPr>
+        <w:rFonts w:eastAsia="黑体"/>
         <w:color w:themeColor="text1" w:val="000000"/>
       </w:rPr>
     </w:tblStylePr>
@@ -13948,6 +14529,7 @@
       <w:spacing w:after="0" w:line="240" w:lineRule="auto"/>
     </w:pPr>
     <w:rPr>
+      <w:rFonts w:eastAsia="黑体"/>
       <w:color w:themeColor="text1" w:val="000000"/>
     </w:rPr>
     <w:tblPr>
@@ -13974,6 +14556,7 @@
     </w:tcPr>
     <w:tblStylePr w:type="firstRow">
       <w:rPr>
+        <w:rFonts w:eastAsia="黑体"/>
         <w:b/>
         <w:bCs/>
       </w:rPr>
@@ -13992,6 +14575,7 @@
     </w:tblStylePr>
     <w:tblStylePr w:type="lastRow">
       <w:rPr>
+        <w:rFonts w:eastAsia="黑体"/>
         <w:b/>
         <w:bCs/>
         <w:color w:themeColor="background1" w:val="FFFFFF"/>
@@ -14006,6 +14590,7 @@
     </w:tblStylePr>
     <w:tblStylePr w:type="firstCol">
       <w:rPr>
+        <w:rFonts w:eastAsia="黑体"/>
         <w:color w:themeColor="background1" w:val="FFFFFF"/>
       </w:rPr>
       <w:tblPr/>
@@ -14023,6 +14608,7 @@
     </w:tblStylePr>
     <w:tblStylePr w:type="lastCol">
       <w:rPr>
+        <w:rFonts w:eastAsia="黑体"/>
         <w:color w:themeColor="background1" w:val="FFFFFF"/>
       </w:rPr>
       <w:tblPr/>
@@ -14052,11 +14638,13 @@
     </w:tblStylePr>
     <w:tblStylePr w:type="neCell">
       <w:rPr>
+        <w:rFonts w:eastAsia="黑体"/>
         <w:color w:themeColor="text1" w:val="000000"/>
       </w:rPr>
     </w:tblStylePr>
     <w:tblStylePr w:type="nwCell">
       <w:rPr>
+        <w:rFonts w:eastAsia="黑体"/>
         <w:color w:themeColor="text1" w:val="000000"/>
       </w:rPr>
     </w:tblStylePr>
@@ -14070,6 +14658,7 @@
       <w:spacing w:after="0" w:line="240" w:lineRule="auto"/>
     </w:pPr>
     <w:rPr>
+      <w:rFonts w:eastAsia="黑体"/>
       <w:color w:themeColor="text1" w:val="000000"/>
     </w:rPr>
     <w:tblPr>
@@ -14088,6 +14677,7 @@
     </w:tcPr>
     <w:tblStylePr w:type="firstRow">
       <w:rPr>
+        <w:rFonts w:eastAsia="黑体"/>
         <w:b/>
         <w:bCs/>
         <w:color w:themeColor="background1" w:val="FFFFFF"/>
@@ -14102,6 +14692,7 @@
     </w:tblStylePr>
     <w:tblStylePr w:type="lastRow">
       <w:rPr>
+        <w:rFonts w:eastAsia="黑体"/>
         <w:b/>
         <w:bCs/>
         <w:color w:themeColor="accent2" w:themeShade="CC" w:val="9E3A38"/>
@@ -14116,12 +14707,14 @@
     </w:tblStylePr>
     <w:tblStylePr w:type="firstCol">
       <w:rPr>
+        <w:rFonts w:eastAsia="黑体"/>
         <w:b/>
         <w:bCs/>
       </w:rPr>
     </w:tblStylePr>
     <w:tblStylePr w:type="lastCol">
       <w:rPr>
+        <w:rFonts w:eastAsia="黑体"/>
         <w:b/>
         <w:bCs/>
       </w:rPr>
@@ -14156,6 +14749,7 @@
       <w:spacing w:after="0" w:line="240" w:lineRule="auto"/>
     </w:pPr>
     <w:rPr>
+      <w:rFonts w:eastAsia="黑体"/>
       <w:color w:themeColor="text1" w:val="000000"/>
     </w:rPr>
     <w:tblPr>
@@ -14174,6 +14768,7 @@
     </w:tcPr>
     <w:tblStylePr w:type="firstRow">
       <w:rPr>
+        <w:rFonts w:eastAsia="黑体"/>
         <w:b/>
         <w:bCs/>
         <w:color w:themeColor="background1" w:val="FFFFFF"/>
@@ -14188,6 +14783,7 @@
     </w:tblStylePr>
     <w:tblStylePr w:type="lastRow">
       <w:rPr>
+        <w:rFonts w:eastAsia="黑体"/>
         <w:b/>
         <w:bCs/>
         <w:color w:themeColor="accent2" w:themeShade="CC" w:val="9E3A38"/>
@@ -14202,12 +14798,14 @@
     </w:tblStylePr>
     <w:tblStylePr w:type="firstCol">
       <w:rPr>
+        <w:rFonts w:eastAsia="黑体"/>
         <w:b/>
         <w:bCs/>
       </w:rPr>
     </w:tblStylePr>
     <w:tblStylePr w:type="lastCol">
       <w:rPr>
+        <w:rFonts w:eastAsia="黑体"/>
         <w:b/>
         <w:bCs/>
       </w:rPr>
@@ -14242,6 +14840,7 @@
       <w:spacing w:after="0" w:line="240" w:lineRule="auto"/>
     </w:pPr>
     <w:rPr>
+      <w:rFonts w:eastAsia="黑体"/>
       <w:color w:themeColor="text1" w:val="000000"/>
     </w:rPr>
     <w:tblPr>
@@ -14260,6 +14859,7 @@
     </w:tcPr>
     <w:tblStylePr w:type="firstRow">
       <w:rPr>
+        <w:rFonts w:eastAsia="黑体"/>
         <w:b/>
         <w:bCs/>
         <w:color w:themeColor="background1" w:val="FFFFFF"/>
@@ -14274,6 +14874,7 @@
     </w:tblStylePr>
     <w:tblStylePr w:type="lastRow">
       <w:rPr>
+        <w:rFonts w:eastAsia="黑体"/>
         <w:b/>
         <w:bCs/>
         <w:color w:themeColor="accent2" w:themeShade="CC" w:val="9E3A38"/>
@@ -14288,12 +14889,14 @@
     </w:tblStylePr>
     <w:tblStylePr w:type="firstCol">
       <w:rPr>
+        <w:rFonts w:eastAsia="黑体"/>
         <w:b/>
         <w:bCs/>
       </w:rPr>
     </w:tblStylePr>
     <w:tblStylePr w:type="lastCol">
       <w:rPr>
+        <w:rFonts w:eastAsia="黑体"/>
         <w:b/>
         <w:bCs/>
       </w:rPr>
@@ -14328,6 +14931,7 @@
       <w:spacing w:after="0" w:line="240" w:lineRule="auto"/>
     </w:pPr>
     <w:rPr>
+      <w:rFonts w:eastAsia="黑体"/>
       <w:color w:themeColor="text1" w:val="000000"/>
     </w:rPr>
     <w:tblPr>
@@ -14346,6 +14950,7 @@
     </w:tcPr>
     <w:tblStylePr w:type="firstRow">
       <w:rPr>
+        <w:rFonts w:eastAsia="黑体"/>
         <w:b/>
         <w:bCs/>
         <w:color w:themeColor="background1" w:val="FFFFFF"/>
@@ -14360,6 +14965,7 @@
     </w:tblStylePr>
     <w:tblStylePr w:type="lastRow">
       <w:rPr>
+        <w:rFonts w:eastAsia="黑体"/>
         <w:b/>
         <w:bCs/>
         <w:color w:themeColor="accent4" w:themeShade="CC" w:val="664E82"/>
@@ -14374,12 +14980,14 @@
     </w:tblStylePr>
     <w:tblStylePr w:type="firstCol">
       <w:rPr>
+        <w:rFonts w:eastAsia="黑体"/>
         <w:b/>
         <w:bCs/>
       </w:rPr>
     </w:tblStylePr>
     <w:tblStylePr w:type="lastCol">
       <w:rPr>
+        <w:rFonts w:eastAsia="黑体"/>
         <w:b/>
         <w:bCs/>
       </w:rPr>
@@ -14414,6 +15022,7 @@
       <w:spacing w:after="0" w:line="240" w:lineRule="auto"/>
     </w:pPr>
     <w:rPr>
+      <w:rFonts w:eastAsia="黑体"/>
       <w:color w:themeColor="text1" w:val="000000"/>
     </w:rPr>
     <w:tblPr>
@@ -14432,6 +15041,7 @@
     </w:tcPr>
     <w:tblStylePr w:type="firstRow">
       <w:rPr>
+        <w:rFonts w:eastAsia="黑体"/>
         <w:b/>
         <w:bCs/>
         <w:color w:themeColor="background1" w:val="FFFFFF"/>
@@ -14446,6 +15056,7 @@
     </w:tblStylePr>
     <w:tblStylePr w:type="lastRow">
       <w:rPr>
+        <w:rFonts w:eastAsia="黑体"/>
         <w:b/>
         <w:bCs/>
         <w:color w:themeColor="accent3" w:themeShade="CC" w:val="7E9C40"/>
@@ -14460,12 +15071,14 @@
     </w:tblStylePr>
     <w:tblStylePr w:type="firstCol">
       <w:rPr>
+        <w:rFonts w:eastAsia="黑体"/>
         <w:b/>
         <w:bCs/>
       </w:rPr>
     </w:tblStylePr>
     <w:tblStylePr w:type="lastCol">
       <w:rPr>
+        <w:rFonts w:eastAsia="黑体"/>
         <w:b/>
         <w:bCs/>
       </w:rPr>
@@ -14500,6 +15113,7 @@
       <w:spacing w:after="0" w:line="240" w:lineRule="auto"/>
     </w:pPr>
     <w:rPr>
+      <w:rFonts w:eastAsia="黑体"/>
       <w:color w:themeColor="text1" w:val="000000"/>
     </w:rPr>
     <w:tblPr>
@@ -14518,6 +15132,7 @@
     </w:tcPr>
     <w:tblStylePr w:type="firstRow">
       <w:rPr>
+        <w:rFonts w:eastAsia="黑体"/>
         <w:b/>
         <w:bCs/>
         <w:color w:themeColor="background1" w:val="FFFFFF"/>
@@ -14532,6 +15147,7 @@
     </w:tblStylePr>
     <w:tblStylePr w:type="lastRow">
       <w:rPr>
+        <w:rFonts w:eastAsia="黑体"/>
         <w:b/>
         <w:bCs/>
         <w:color w:themeColor="accent6" w:themeShade="CC" w:val="F2730A"/>
@@ -14546,12 +15162,14 @@
     </w:tblStylePr>
     <w:tblStylePr w:type="firstCol">
       <w:rPr>
+        <w:rFonts w:eastAsia="黑体"/>
         <w:b/>
         <w:bCs/>
       </w:rPr>
     </w:tblStylePr>
     <w:tblStylePr w:type="lastCol">
       <w:rPr>
+        <w:rFonts w:eastAsia="黑体"/>
         <w:b/>
         <w:bCs/>
       </w:rPr>
@@ -14586,6 +15204,7 @@
       <w:spacing w:after="0" w:line="240" w:lineRule="auto"/>
     </w:pPr>
     <w:rPr>
+      <w:rFonts w:eastAsia="黑体"/>
       <w:color w:themeColor="text1" w:val="000000"/>
     </w:rPr>
     <w:tblPr>
@@ -14604,6 +15223,7 @@
     </w:tcPr>
     <w:tblStylePr w:type="firstRow">
       <w:rPr>
+        <w:rFonts w:eastAsia="黑体"/>
         <w:b/>
         <w:bCs/>
         <w:color w:themeColor="background1" w:val="FFFFFF"/>
@@ -14618,6 +15238,7 @@
     </w:tblStylePr>
     <w:tblStylePr w:type="lastRow">
       <w:rPr>
+        <w:rFonts w:eastAsia="黑体"/>
         <w:b/>
         <w:bCs/>
         <w:color w:themeColor="accent5" w:themeShade="CC" w:val="348DA5"/>
@@ -14632,12 +15253,14 @@
     </w:tblStylePr>
     <w:tblStylePr w:type="firstCol">
       <w:rPr>
+        <w:rFonts w:eastAsia="黑体"/>
         <w:b/>
         <w:bCs/>
       </w:rPr>
     </w:tblStylePr>
     <w:tblStylePr w:type="lastCol">
       <w:rPr>
+        <w:rFonts w:eastAsia="黑体"/>
         <w:b/>
         <w:bCs/>
       </w:rPr>
@@ -14672,6 +15295,7 @@
       <w:spacing w:after="0" w:line="240" w:lineRule="auto"/>
     </w:pPr>
     <w:rPr>
+      <w:rFonts w:eastAsia="黑体"/>
       <w:color w:themeColor="text1" w:val="000000"/>
     </w:rPr>
     <w:tblPr>
@@ -14693,6 +15317,7 @@
     </w:tcPr>
     <w:tblStylePr w:type="firstRow">
       <w:rPr>
+        <w:rFonts w:eastAsia="黑体"/>
         <w:b/>
         <w:bCs/>
       </w:rPr>
@@ -14703,6 +15328,7 @@
     </w:tblStylePr>
     <w:tblStylePr w:type="lastRow">
       <w:rPr>
+        <w:rFonts w:eastAsia="黑体"/>
         <w:b/>
         <w:bCs/>
         <w:color w:themeColor="text1" w:val="000000"/>
@@ -14714,6 +15340,7 @@
     </w:tblStylePr>
     <w:tblStylePr w:type="firstCol">
       <w:rPr>
+        <w:rFonts w:eastAsia="黑体"/>
         <w:color w:themeColor="background1" w:val="FFFFFF"/>
       </w:rPr>
       <w:tblPr/>
@@ -14723,6 +15350,7 @@
     </w:tblStylePr>
     <w:tblStylePr w:type="lastCol">
       <w:rPr>
+        <w:rFonts w:eastAsia="黑体"/>
         <w:color w:themeColor="background1" w:val="FFFFFF"/>
       </w:rPr>
       <w:tblPr/>
@@ -14752,6 +15380,7 @@
       <w:spacing w:after="0" w:line="240" w:lineRule="auto"/>
     </w:pPr>
     <w:rPr>
+      <w:rFonts w:eastAsia="黑体"/>
       <w:color w:themeColor="text1" w:val="000000"/>
     </w:rPr>
     <w:tblPr>
@@ -14773,6 +15402,7 @@
     </w:tcPr>
     <w:tblStylePr w:type="firstRow">
       <w:rPr>
+        <w:rFonts w:eastAsia="黑体"/>
         <w:b/>
         <w:bCs/>
       </w:rPr>
@@ -14783,6 +15413,7 @@
     </w:tblStylePr>
     <w:tblStylePr w:type="lastRow">
       <w:rPr>
+        <w:rFonts w:eastAsia="黑体"/>
         <w:b/>
         <w:bCs/>
         <w:color w:themeColor="text1" w:val="000000"/>
@@ -14794,6 +15425,7 @@
     </w:tblStylePr>
     <w:tblStylePr w:type="firstCol">
       <w:rPr>
+        <w:rFonts w:eastAsia="黑体"/>
         <w:color w:themeColor="background1" w:val="FFFFFF"/>
       </w:rPr>
       <w:tblPr/>
@@ -14803,6 +15435,7 @@
     </w:tblStylePr>
     <w:tblStylePr w:type="lastCol">
       <w:rPr>
+        <w:rFonts w:eastAsia="黑体"/>
         <w:color w:themeColor="background1" w:val="FFFFFF"/>
       </w:rPr>
       <w:tblPr/>
@@ -14832,6 +15465,7 @@
       <w:spacing w:after="0" w:line="240" w:lineRule="auto"/>
     </w:pPr>
     <w:rPr>
+      <w:rFonts w:eastAsia="黑体"/>
       <w:color w:themeColor="text1" w:val="000000"/>
     </w:rPr>
     <w:tblPr>
@@ -14853,6 +15487,7 @@
     </w:tcPr>
     <w:tblStylePr w:type="firstRow">
       <w:rPr>
+        <w:rFonts w:eastAsia="黑体"/>
         <w:b/>
         <w:bCs/>
       </w:rPr>
@@ -14863,6 +15498,7 @@
     </w:tblStylePr>
     <w:tblStylePr w:type="lastRow">
       <w:rPr>
+        <w:rFonts w:eastAsia="黑体"/>
         <w:b/>
         <w:bCs/>
         <w:color w:themeColor="text1" w:val="000000"/>
@@ -14874,6 +15510,7 @@
     </w:tblStylePr>
     <w:tblStylePr w:type="firstCol">
       <w:rPr>
+        <w:rFonts w:eastAsia="黑体"/>
         <w:color w:themeColor="background1" w:val="FFFFFF"/>
       </w:rPr>
       <w:tblPr/>
@@ -14883,6 +15520,7 @@
     </w:tblStylePr>
     <w:tblStylePr w:type="lastCol">
       <w:rPr>
+        <w:rFonts w:eastAsia="黑体"/>
         <w:color w:themeColor="background1" w:val="FFFFFF"/>
       </w:rPr>
       <w:tblPr/>
@@ -14912,6 +15550,7 @@
       <w:spacing w:after="0" w:line="240" w:lineRule="auto"/>
     </w:pPr>
     <w:rPr>
+      <w:rFonts w:eastAsia="黑体"/>
       <w:color w:themeColor="text1" w:val="000000"/>
     </w:rPr>
     <w:tblPr>
@@ -14933,6 +15572,7 @@
     </w:tcPr>
     <w:tblStylePr w:type="firstRow">
       <w:rPr>
+        <w:rFonts w:eastAsia="黑体"/>
         <w:b/>
         <w:bCs/>
       </w:rPr>
@@ -14943,6 +15583,7 @@
     </w:tblStylePr>
     <w:tblStylePr w:type="lastRow">
       <w:rPr>
+        <w:rFonts w:eastAsia="黑体"/>
         <w:b/>
         <w:bCs/>
         <w:color w:themeColor="text1" w:val="000000"/>
@@ -14954,6 +15595,7 @@
     </w:tblStylePr>
     <w:tblStylePr w:type="firstCol">
       <w:rPr>
+        <w:rFonts w:eastAsia="黑体"/>
         <w:color w:themeColor="background1" w:val="FFFFFF"/>
       </w:rPr>
       <w:tblPr/>
@@ -14963,6 +15605,7 @@
     </w:tblStylePr>
     <w:tblStylePr w:type="lastCol">
       <w:rPr>
+        <w:rFonts w:eastAsia="黑体"/>
         <w:color w:themeColor="background1" w:val="FFFFFF"/>
       </w:rPr>
       <w:tblPr/>
@@ -14992,6 +15635,7 @@
       <w:spacing w:after="0" w:line="240" w:lineRule="auto"/>
     </w:pPr>
     <w:rPr>
+      <w:rFonts w:eastAsia="黑体"/>
       <w:color w:themeColor="text1" w:val="000000"/>
     </w:rPr>
     <w:tblPr>
@@ -15013,6 +15657,7 @@
     </w:tcPr>
     <w:tblStylePr w:type="firstRow">
       <w:rPr>
+        <w:rFonts w:eastAsia="黑体"/>
         <w:b/>
         <w:bCs/>
       </w:rPr>
@@ -15023,6 +15668,7 @@
     </w:tblStylePr>
     <w:tblStylePr w:type="lastRow">
       <w:rPr>
+        <w:rFonts w:eastAsia="黑体"/>
         <w:b/>
         <w:bCs/>
         <w:color w:themeColor="text1" w:val="000000"/>
@@ -15034,6 +15680,7 @@
     </w:tblStylePr>
     <w:tblStylePr w:type="firstCol">
       <w:rPr>
+        <w:rFonts w:eastAsia="黑体"/>
         <w:color w:themeColor="background1" w:val="FFFFFF"/>
       </w:rPr>
       <w:tblPr/>
@@ -15043,6 +15690,7 @@
     </w:tblStylePr>
     <w:tblStylePr w:type="lastCol">
       <w:rPr>
+        <w:rFonts w:eastAsia="黑体"/>
         <w:color w:themeColor="background1" w:val="FFFFFF"/>
       </w:rPr>
       <w:tblPr/>
@@ -15072,6 +15720,7 @@
       <w:spacing w:after="0" w:line="240" w:lineRule="auto"/>
     </w:pPr>
     <w:rPr>
+      <w:rFonts w:eastAsia="黑体"/>
       <w:color w:themeColor="text1" w:val="000000"/>
     </w:rPr>
     <w:tblPr>
@@ -15093,6 +15742,7 @@
     </w:tcPr>
     <w:tblStylePr w:type="firstRow">
       <w:rPr>
+        <w:rFonts w:eastAsia="黑体"/>
         <w:b/>
         <w:bCs/>
       </w:rPr>
@@ -15103,6 +15753,7 @@
     </w:tblStylePr>
     <w:tblStylePr w:type="lastRow">
       <w:rPr>
+        <w:rFonts w:eastAsia="黑体"/>
         <w:b/>
         <w:bCs/>
         <w:color w:themeColor="text1" w:val="000000"/>
@@ -15114,6 +15765,7 @@
     </w:tblStylePr>
     <w:tblStylePr w:type="firstCol">
       <w:rPr>
+        <w:rFonts w:eastAsia="黑体"/>
         <w:color w:themeColor="background1" w:val="FFFFFF"/>
       </w:rPr>
       <w:tblPr/>
@@ -15123,6 +15775,7 @@
     </w:tblStylePr>
     <w:tblStylePr w:type="lastCol">
       <w:rPr>
+        <w:rFonts w:eastAsia="黑体"/>
         <w:color w:themeColor="background1" w:val="FFFFFF"/>
       </w:rPr>
       <w:tblPr/>
@@ -15152,6 +15805,7 @@
       <w:spacing w:after="0" w:line="240" w:lineRule="auto"/>
     </w:pPr>
     <w:rPr>
+      <w:rFonts w:eastAsia="黑体"/>
       <w:color w:themeColor="text1" w:val="000000"/>
     </w:rPr>
     <w:tblPr>
@@ -15173,6 +15827,7 @@
     </w:tcPr>
     <w:tblStylePr w:type="firstRow">
       <w:rPr>
+        <w:rFonts w:eastAsia="黑体"/>
         <w:b/>
         <w:bCs/>
       </w:rPr>
@@ -15183,6 +15838,7 @@
     </w:tblStylePr>
     <w:tblStylePr w:type="lastRow">
       <w:rPr>
+        <w:rFonts w:eastAsia="黑体"/>
         <w:b/>
         <w:bCs/>
         <w:color w:themeColor="text1" w:val="000000"/>
@@ -15194,6 +15850,7 @@
     </w:tblStylePr>
     <w:tblStylePr w:type="firstCol">
       <w:rPr>
+        <w:rFonts w:eastAsia="黑体"/>
         <w:color w:themeColor="background1" w:val="FFFFFF"/>
       </w:rPr>
       <w:tblPr/>
@@ -15203,6 +15860,7 @@
     </w:tblStylePr>
     <w:tblStylePr w:type="lastCol">
       <w:rPr>
+        <w:rFonts w:eastAsia="黑体"/>
         <w:color w:themeColor="background1" w:val="FFFFFF"/>
       </w:rPr>
       <w:tblPr/>
@@ -15235,6 +15893,7 @@
     <w:name w:val="KeywordTok"/>
     <w:basedOn w:val="VerbatimChar"/>
     <w:rPr>
+      <w:rFonts w:eastAsia="黑体"/>
       <w:b/>
       <w:color w:val="007020"/>
     </w:rPr>
@@ -15243,6 +15902,7 @@
     <w:name w:val="DataTypeTok"/>
     <w:basedOn w:val="VerbatimChar"/>
     <w:rPr>
+      <w:rFonts w:eastAsia="黑体"/>
       <w:color w:val="902000"/>
     </w:rPr>
   </w:style>
@@ -15250,6 +15910,7 @@
     <w:name w:val="DecValTok"/>
     <w:basedOn w:val="VerbatimChar"/>
     <w:rPr>
+      <w:rFonts w:eastAsia="黑体"/>
       <w:color w:val="40a070"/>
     </w:rPr>
   </w:style>
@@ -15257,6 +15918,7 @@
     <w:name w:val="BaseNTok"/>
     <w:basedOn w:val="VerbatimChar"/>
     <w:rPr>
+      <w:rFonts w:eastAsia="黑体"/>
       <w:color w:val="40a070"/>
     </w:rPr>
   </w:style>
@@ -15264,6 +15926,7 @@
     <w:name w:val="FloatTok"/>
     <w:basedOn w:val="VerbatimChar"/>
     <w:rPr>
+      <w:rFonts w:eastAsia="黑体"/>
       <w:color w:val="40a070"/>
     </w:rPr>
   </w:style>
@@ -15271,6 +15934,7 @@
     <w:name w:val="ConstantTok"/>
     <w:basedOn w:val="VerbatimChar"/>
     <w:rPr>
+      <w:rFonts w:eastAsia="黑体"/>
       <w:color w:val="880000"/>
     </w:rPr>
   </w:style>
@@ -15278,6 +15942,7 @@
     <w:name w:val="CharTok"/>
     <w:basedOn w:val="VerbatimChar"/>
     <w:rPr>
+      <w:rFonts w:eastAsia="黑体"/>
       <w:color w:val="4070a0"/>
     </w:rPr>
   </w:style>
@@ -15285,6 +15950,7 @@
     <w:name w:val="SpecialCharTok"/>
     <w:basedOn w:val="VerbatimChar"/>
     <w:rPr>
+      <w:rFonts w:eastAsia="黑体"/>
       <w:color w:val="4070a0"/>
     </w:rPr>
   </w:style>
@@ -15292,6 +15958,7 @@
     <w:name w:val="StringTok"/>
     <w:basedOn w:val="VerbatimChar"/>
     <w:rPr>
+      <w:rFonts w:eastAsia="黑体"/>
       <w:color w:val="4070a0"/>
     </w:rPr>
   </w:style>
@@ -15299,6 +15966,7 @@
     <w:name w:val="VerbatimStringTok"/>
     <w:basedOn w:val="VerbatimChar"/>
     <w:rPr>
+      <w:rFonts w:eastAsia="黑体"/>
       <w:color w:val="4070a0"/>
     </w:rPr>
   </w:style>
@@ -15306,6 +15974,7 @@
     <w:name w:val="SpecialStringTok"/>
     <w:basedOn w:val="VerbatimChar"/>
     <w:rPr>
+      <w:rFonts w:eastAsia="黑体"/>
       <w:color w:val="bb6688"/>
     </w:rPr>
   </w:style>
@@ -15313,6 +15982,7 @@
     <w:name w:val="ImportTok"/>
     <w:basedOn w:val="VerbatimChar"/>
     <w:rPr>
+      <w:rFonts w:eastAsia="黑体"/>
       <w:b/>
       <w:color w:val="008000"/>
     </w:rPr>
@@ -15321,6 +15991,7 @@
     <w:name w:val="CommentTok"/>
     <w:basedOn w:val="VerbatimChar"/>
     <w:rPr>
+      <w:rFonts w:eastAsia="黑体"/>
       <w:i/>
       <w:color w:val="60a0b0"/>
     </w:rPr>
@@ -15329,6 +16000,7 @@
     <w:name w:val="DocumentationTok"/>
     <w:basedOn w:val="VerbatimChar"/>
     <w:rPr>
+      <w:rFonts w:eastAsia="黑体"/>
       <w:i/>
       <w:color w:val="ba2121"/>
     </w:rPr>
@@ -15337,6 +16009,7 @@
     <w:name w:val="AnnotationTok"/>
     <w:basedOn w:val="VerbatimChar"/>
     <w:rPr>
+      <w:rFonts w:eastAsia="黑体"/>
       <w:b/>
       <w:i/>
       <w:color w:val="60a0b0"/>
@@ -15346,6 +16019,7 @@
     <w:name w:val="CommentVarTok"/>
     <w:basedOn w:val="VerbatimChar"/>
     <w:rPr>
+      <w:rFonts w:eastAsia="黑体"/>
       <w:b/>
       <w:i/>
       <w:color w:val="60a0b0"/>
@@ -15355,6 +16029,7 @@
     <w:name w:val="OtherTok"/>
     <w:basedOn w:val="VerbatimChar"/>
     <w:rPr>
+      <w:rFonts w:eastAsia="黑体"/>
       <w:color w:val="007020"/>
     </w:rPr>
   </w:style>
@@ -15362,6 +16037,7 @@
     <w:name w:val="FunctionTok"/>
     <w:basedOn w:val="VerbatimChar"/>
     <w:rPr>
+      <w:rFonts w:eastAsia="黑体"/>
       <w:color w:val="06287e"/>
     </w:rPr>
   </w:style>
@@ -15369,6 +16045,7 @@
     <w:name w:val="VariableTok"/>
     <w:basedOn w:val="VerbatimChar"/>
     <w:rPr>
+      <w:rFonts w:eastAsia="黑体"/>
       <w:color w:val="19177c"/>
     </w:rPr>
   </w:style>
@@ -15376,6 +16053,7 @@
     <w:name w:val="ControlFlowTok"/>
     <w:basedOn w:val="VerbatimChar"/>
     <w:rPr>
+      <w:rFonts w:eastAsia="黑体"/>
       <w:b/>
       <w:color w:val="007020"/>
     </w:rPr>
@@ -15384,6 +16062,7 @@
     <w:name w:val="OperatorTok"/>
     <w:basedOn w:val="VerbatimChar"/>
     <w:rPr>
+      <w:rFonts w:eastAsia="黑体"/>
       <w:color w:val="666666"/>
     </w:rPr>
   </w:style>
@@ -15391,18 +16070,22 @@
     <w:name w:val="BuiltInTok"/>
     <w:basedOn w:val="VerbatimChar"/>
     <w:rPr>
+      <w:rFonts w:eastAsia="黑体"/>
       <w:color w:val="008000"/>
     </w:rPr>
   </w:style>
   <w:style w:type="character" w:customStyle="1" w:styleId="ExtensionTok">
     <w:name w:val="ExtensionTok"/>
     <w:basedOn w:val="VerbatimChar"/>
-    <w:rPr/>
+    <w:rPr>
+      <w:rFonts w:eastAsia="黑体"/>
+    </w:rPr>
   </w:style>
   <w:style w:type="character" w:customStyle="1" w:styleId="PreprocessorTok">
     <w:name w:val="PreprocessorTok"/>
     <w:basedOn w:val="VerbatimChar"/>
     <w:rPr>
+      <w:rFonts w:eastAsia="黑体"/>
       <w:color w:val="bc7a00"/>
     </w:rPr>
   </w:style>
@@ -15410,18 +16093,22 @@
     <w:name w:val="AttributeTok"/>
     <w:basedOn w:val="VerbatimChar"/>
     <w:rPr>
+      <w:rFonts w:eastAsia="黑体"/>
       <w:color w:val="7d9029"/>
     </w:rPr>
   </w:style>
   <w:style w:type="character" w:customStyle="1" w:styleId="RegionMarkerTok">
     <w:name w:val="RegionMarkerTok"/>
     <w:basedOn w:val="VerbatimChar"/>
-    <w:rPr/>
+    <w:rPr>
+      <w:rFonts w:eastAsia="黑体"/>
+    </w:rPr>
   </w:style>
   <w:style w:type="character" w:customStyle="1" w:styleId="InformationTok">
     <w:name w:val="InformationTok"/>
     <w:basedOn w:val="VerbatimChar"/>
     <w:rPr>
+      <w:rFonts w:eastAsia="黑体"/>
       <w:b/>
       <w:i/>
       <w:color w:val="60a0b0"/>
@@ -15431,6 +16118,7 @@
     <w:name w:val="WarningTok"/>
     <w:basedOn w:val="VerbatimChar"/>
     <w:rPr>
+      <w:rFonts w:eastAsia="黑体"/>
       <w:b/>
       <w:i/>
       <w:color w:val="60a0b0"/>
@@ -15440,6 +16128,7 @@
     <w:name w:val="AlertTok"/>
     <w:basedOn w:val="VerbatimChar"/>
     <w:rPr>
+      <w:rFonts w:eastAsia="黑体"/>
       <w:b/>
       <w:color w:val="ff0000"/>
     </w:rPr>
@@ -15448,6 +16137,7 @@
     <w:name w:val="ErrorTok"/>
     <w:basedOn w:val="VerbatimChar"/>
     <w:rPr>
+      <w:rFonts w:eastAsia="黑体"/>
       <w:b/>
       <w:color w:val="ff0000"/>
     </w:rPr>
@@ -15455,7 +16145,9 @@
   <w:style w:type="character" w:customStyle="1" w:styleId="NormalTok">
     <w:name w:val="NormalTok"/>
     <w:basedOn w:val="VerbatimChar"/>
-    <w:rPr/>
+    <w:rPr>
+      <w:rFonts w:eastAsia="黑体"/>
+    </w:rPr>
   </w:style>
 </w:styles>
 </file>
@@ -15504,12 +16196,12 @@
     <a:fontScheme name="Office">
       <a:majorFont>
         <a:latin typeface="Calibri"/>
-        <a:ea typeface=""/>
+        <a:ea typeface="黑体"/>
         <a:cs typeface=""/>
         <a:font script="Jpan" typeface="ＭＳ ゴシック"/>
         <a:font script="Hang" typeface="맑은 고딕"/>
-        <a:font script="Hans" typeface="宋体"/>
-        <a:font script="Hant" typeface="新細明體"/>
+        <a:font script="Hans" typeface="黑体"/>
+        <a:font script="Hant" typeface="黑体"/>
         <a:font script="Arab" typeface="Times New Roman"/>
         <a:font script="Hebr" typeface="Times New Roman"/>
         <a:font script="Thai" typeface="Angsana New"/>
@@ -15539,12 +16231,12 @@
       </a:majorFont>
       <a:minorFont>
         <a:latin typeface="Cambria"/>
-        <a:ea typeface=""/>
+        <a:ea typeface="黑体"/>
         <a:cs typeface=""/>
         <a:font script="Jpan" typeface="ＭＳ 明朝"/>
         <a:font script="Hang" typeface="맑은 고딕"/>
-        <a:font script="Hans" typeface="宋体"/>
-        <a:font script="Hant" typeface="新細明體"/>
+        <a:font script="Hans" typeface="黑体"/>
+        <a:font script="Hant" typeface="黑体"/>
         <a:font script="Arab" typeface="Arial"/>
         <a:font script="Hebr" typeface="Arial"/>
         <a:font script="Thai" typeface="Cordia New"/>

--- a/05-数字电路/03-单片机及嵌入式接口/掉电检测电路/掉电检测电路.docx
+++ b/05-数字电路/03-单片机及嵌入式接口/掉电检测电路/掉电检测电路.docx
@@ -3125,7 +3125,7 @@
           <w:color w:val="555555"/>
           <w:sz w:val="21"/>
         </w:rPr>
-        <w:t>材料收集者：杜文杰，WX手机：19519196569，QQ:3478827729</w:t>
+        <w:t>材料收集者：杜文杰，微信/手机：19519196569，QQ:3478827729</w:t>
       </w:r>
     </w:p>
     <w:sectPr>
